--- a/docs/SecondWill-作品介绍.docx
+++ b/docs/SecondWill-作品介绍.docx
@@ -1,6 +1,6 @@
 
 <file path=word/document.xml><?xml version="1.0" encoding="utf-8"?>
-<w:document xmlns:w="http://schemas.openxmlformats.org/wordprocessingml/2006/main" xmlns:r="http://schemas.openxmlformats.org/officeDocument/2006/relationships" xmlns:w14="http://schemas.microsoft.com/office/word/2010/wordml" xmlns:mc="http://schemas.openxmlformats.org/markup-compatibility/2006" mc:Ignorable="w14">
+<w:document xmlns:w="http://schemas.openxmlformats.org/wordprocessingml/2006/main" xmlns:a="http://schemas.openxmlformats.org/drawingml/2006/main" xmlns:wp="http://schemas.openxmlformats.org/drawingml/2006/wordprocessingDrawing" xmlns:pic="http://schemas.openxmlformats.org/drawingml/2006/picture" xmlns:r="http://schemas.openxmlformats.org/officeDocument/2006/relationships" xmlns:w14="http://schemas.microsoft.com/office/word/2010/wordml" xmlns:mc="http://schemas.openxmlformats.org/markup-compatibility/2006" mc:Ignorable="w14">
   <w:body>
     <w:p>
       <w:pPr>
@@ -73,7 +73,7 @@
     </w:p>
     <w:p>
       <w:pPr>
-        <w:pStyle w:val="000003"/>
+        <w:pStyle w:val="000004"/>
         <w:tabs>
           <w:tab w:val="right" w:leader="dot" w:pos="9072"/>
         </w:tabs>
@@ -127,7 +127,7 @@
     </w:p>
     <w:p>
       <w:pPr>
-        <w:pStyle w:val="000003"/>
+        <w:pStyle w:val="000004"/>
         <w:tabs>
           <w:tab w:val="right" w:leader="dot" w:pos="9072"/>
         </w:tabs>
@@ -172,17 +172,287 @@
     </w:p>
     <w:p>
       <w:pPr>
+        <w:pStyle w:val="000005"/>
+        <w:tabs>
+          <w:tab w:val="right" w:leader="dot" w:pos="9072"/>
+        </w:tabs>
+        <w:ind w:left="200"/>
+      </w:pPr>
+      <w:r>
+        <w:fldChar w:fldCharType="begin" w:fldLock="0" w:dirty="0"/>
+      </w:r>
+      <w:r>
+        <w:instrText xml:space="preserve"> HYPERLINK \l "sec-2-1" </w:instrText>
+      </w:r>
+      <w:r>
+        <w:fldChar w:fldCharType="separate" w:fldLock="0" w:dirty="0"/>
+      </w:r>
+      <w:r>
+        <w:rPr>
+          <w:rFonts w:hint="eastAsia"/>
+        </w:rPr>
+        <w:t>1.1 要解决什么问题</w:t>
+      </w:r>
+      <w:r>
+        <w:fldChar w:fldCharType="end" w:fldLock="0" w:dirty="0"/>
+      </w:r>
+      <w:r>
+        <w:tab/>
+      </w:r>
+      <w:r>
+        <w:fldChar w:fldCharType="begin" w:fldLock="0" w:dirty="0"/>
+      </w:r>
+      <w:r>
+        <w:instrText xml:space="preserve"> PAGEREF sec-2-1 \h </w:instrText>
+      </w:r>
+      <w:r>
+        <w:fldChar w:fldCharType="separate" w:fldLock="0" w:dirty="0"/>
+      </w:r>
+      <w:r>
+        <w:t>1</w:t>
+      </w:r>
+      <w:r>
+        <w:fldChar w:fldCharType="end" w:fldLock="0" w:dirty="0"/>
+      </w:r>
+    </w:p>
+    <w:p>
+      <w:pPr>
+        <w:pStyle w:val="000005"/>
+        <w:tabs>
+          <w:tab w:val="right" w:leader="dot" w:pos="9072"/>
+        </w:tabs>
+        <w:ind w:left="200"/>
+      </w:pPr>
+      <w:r>
+        <w:fldChar w:fldCharType="begin" w:fldLock="0" w:dirty="0"/>
+      </w:r>
+      <w:r>
+        <w:instrText xml:space="preserve"> HYPERLINK \l "sec-2-2" </w:instrText>
+      </w:r>
+      <w:r>
+        <w:fldChar w:fldCharType="separate" w:fldLock="0" w:dirty="0"/>
+      </w:r>
+      <w:r>
+        <w:rPr>
+          <w:rFonts w:hint="eastAsia"/>
+        </w:rPr>
+        <w:t>1.2 核心闭环</w:t>
+      </w:r>
+      <w:r>
+        <w:fldChar w:fldCharType="end" w:fldLock="0" w:dirty="0"/>
+      </w:r>
+      <w:r>
+        <w:tab/>
+      </w:r>
+      <w:r>
+        <w:fldChar w:fldCharType="begin" w:fldLock="0" w:dirty="0"/>
+      </w:r>
+      <w:r>
+        <w:instrText xml:space="preserve"> PAGEREF sec-2-2 \h </w:instrText>
+      </w:r>
+      <w:r>
+        <w:fldChar w:fldCharType="separate" w:fldLock="0" w:dirty="0"/>
+      </w:r>
+      <w:r>
+        <w:t>1</w:t>
+      </w:r>
+      <w:r>
+        <w:fldChar w:fldCharType="end" w:fldLock="0" w:dirty="0"/>
+      </w:r>
+    </w:p>
+    <w:p>
+      <w:pPr>
+        <w:pStyle w:val="000005"/>
+        <w:tabs>
+          <w:tab w:val="right" w:leader="dot" w:pos="9072"/>
+        </w:tabs>
+        <w:ind w:left="200"/>
+      </w:pPr>
+      <w:r>
+        <w:fldChar w:fldCharType="begin" w:fldLock="0" w:dirty="0"/>
+      </w:r>
+      <w:r>
+        <w:instrText xml:space="preserve"> HYPERLINK \l "sec-2-3" </w:instrText>
+      </w:r>
+      <w:r>
+        <w:fldChar w:fldCharType="separate" w:fldLock="0" w:dirty="0"/>
+      </w:r>
+      <w:r>
+        <w:rPr>
+          <w:rFonts w:hint="eastAsia"/>
+        </w:rPr>
+        <w:t>1.3 功能清单</w:t>
+      </w:r>
+      <w:r>
+        <w:fldChar w:fldCharType="end" w:fldLock="0" w:dirty="0"/>
+      </w:r>
+      <w:r>
+        <w:tab/>
+      </w:r>
+      <w:r>
+        <w:fldChar w:fldCharType="begin" w:fldLock="0" w:dirty="0"/>
+      </w:r>
+      <w:r>
+        <w:instrText xml:space="preserve"> PAGEREF sec-2-3 \h </w:instrText>
+      </w:r>
+      <w:r>
+        <w:fldChar w:fldCharType="separate" w:fldLock="0" w:dirty="0"/>
+      </w:r>
+      <w:r>
+        <w:t>1</w:t>
+      </w:r>
+      <w:r>
+        <w:fldChar w:fldCharType="end" w:fldLock="0" w:dirty="0"/>
+      </w:r>
+    </w:p>
+    <w:p>
+      <w:pPr>
+        <w:pStyle w:val="000005"/>
+        <w:tabs>
+          <w:tab w:val="right" w:leader="dot" w:pos="9072"/>
+        </w:tabs>
+        <w:ind w:left="200"/>
+      </w:pPr>
+      <w:r>
+        <w:fldChar w:fldCharType="begin" w:fldLock="0" w:dirty="0"/>
+      </w:r>
+      <w:r>
+        <w:instrText xml:space="preserve"> HYPERLINK \l "sec-2-4" </w:instrText>
+      </w:r>
+      <w:r>
+        <w:fldChar w:fldCharType="separate" w:fldLock="0" w:dirty="0"/>
+      </w:r>
+      <w:r>
+        <w:rPr>
+          <w:rFonts w:hint="eastAsia"/>
+        </w:rPr>
+        <w:t>1.4 使用方式</w:t>
+      </w:r>
+      <w:r>
+        <w:fldChar w:fldCharType="end" w:fldLock="0" w:dirty="0"/>
+      </w:r>
+      <w:r>
+        <w:tab/>
+      </w:r>
+      <w:r>
+        <w:fldChar w:fldCharType="begin" w:fldLock="0" w:dirty="0"/>
+      </w:r>
+      <w:r>
+        <w:instrText xml:space="preserve"> PAGEREF sec-2-4 \h </w:instrText>
+      </w:r>
+      <w:r>
+        <w:fldChar w:fldCharType="separate" w:fldLock="0" w:dirty="0"/>
+      </w:r>
+      <w:r>
+        <w:t>1</w:t>
+      </w:r>
+      <w:r>
+        <w:fldChar w:fldCharType="end" w:fldLock="0" w:dirty="0"/>
+      </w:r>
+    </w:p>
+    <w:p>
+      <w:pPr>
+        <w:pStyle w:val="000005"/>
+        <w:tabs>
+          <w:tab w:val="right" w:leader="dot" w:pos="9072"/>
+        </w:tabs>
+        <w:ind w:left="200"/>
+      </w:pPr>
+      <w:r>
+        <w:fldChar w:fldCharType="begin" w:fldLock="0" w:dirty="0"/>
+      </w:r>
+      <w:r>
+        <w:instrText xml:space="preserve"> HYPERLINK \l "sec-2-5" </w:instrText>
+      </w:r>
+      <w:r>
+        <w:fldChar w:fldCharType="separate" w:fldLock="0" w:dirty="0"/>
+      </w:r>
+      <w:r>
+        <w:rPr>
+          <w:rFonts w:hint="eastAsia"/>
+        </w:rPr>
+        <w:t>1.5 项目结构与文档索引</w:t>
+      </w:r>
+      <w:r>
+        <w:fldChar w:fldCharType="end" w:fldLock="0" w:dirty="0"/>
+      </w:r>
+      <w:r>
+        <w:tab/>
+      </w:r>
+      <w:r>
+        <w:fldChar w:fldCharType="begin" w:fldLock="0" w:dirty="0"/>
+      </w:r>
+      <w:r>
+        <w:instrText xml:space="preserve"> PAGEREF sec-2-5 \h </w:instrText>
+      </w:r>
+      <w:r>
+        <w:fldChar w:fldCharType="separate" w:fldLock="0" w:dirty="0"/>
+      </w:r>
+      <w:r>
+        <w:t>1</w:t>
+      </w:r>
+      <w:r>
+        <w:fldChar w:fldCharType="end" w:fldLock="0" w:dirty="0"/>
+      </w:r>
+    </w:p>
+    <w:p>
+      <w:pPr>
         <w:pStyle w:val="000004"/>
         <w:tabs>
           <w:tab w:val="right" w:leader="dot" w:pos="9072"/>
         </w:tabs>
+        <w:ind w:left="0"/>
+      </w:pPr>
+      <w:r>
+        <w:fldChar w:fldCharType="begin" w:fldLock="0" w:dirty="0"/>
+      </w:r>
+      <w:r>
+        <w:instrText xml:space="preserve"> HYPERLINK \l "section-3" </w:instrText>
+      </w:r>
+      <w:r>
+        <w:fldChar w:fldCharType="separate" w:fldLock="0" w:dirty="0"/>
+      </w:r>
+      <w:r>
+        <w:rPr>
+          <w:rFonts w:hint="eastAsia"/>
+        </w:rPr>
+        <w:t>二、项目亮点</w:t>
+      </w:r>
+      <w:r>
+        <w:fldChar w:fldCharType="end" w:fldLock="0" w:dirty="0"/>
+      </w:r>
+      <w:r>
+        <w:tab/>
+      </w:r>
+      <w:r>
+        <w:fldChar w:fldCharType="begin" w:fldLock="0" w:dirty="0"/>
+      </w:r>
+      <w:r>
+        <w:instrText xml:space="preserve"> PAGEREF section-3 \h </w:instrText>
+      </w:r>
+      <w:r>
+        <w:fldChar w:fldCharType="separate" w:fldLock="0" w:dirty="0"/>
+      </w:r>
+      <w:r>
+        <w:t>1</w:t>
+      </w:r>
+      <w:r>
+        <w:fldChar w:fldCharType="end" w:fldLock="0" w:dirty="0"/>
+      </w:r>
+    </w:p>
+    <w:p>
+      <w:pPr>
+        <w:pStyle w:val="000005"/>
+        <w:tabs>
+          <w:tab w:val="right" w:leader="dot" w:pos="9072"/>
+        </w:tabs>
         <w:ind w:left="200"/>
       </w:pPr>
       <w:r>
         <w:fldChar w:fldCharType="begin" w:fldLock="0" w:dirty="0"/>
       </w:r>
       <w:r>
-        <w:instrText xml:space="preserve"> HYPERLINK \l "sec-2-1" </w:instrText>
+        <w:instrText xml:space="preserve"> HYPERLINK \l "sec-3-1" </w:instrText>
       </w:r>
       <w:r>
         <w:fldChar w:fldCharType="separate" w:fldLock="0" w:dirty="0"/>
@@ -191,7 +461,7 @@
         <w:rPr>
           <w:rFonts w:hint="eastAsia"/>
         </w:rPr>
-        <w:t>1.1 要解决什么问题</w:t>
+        <w:t>2.1 架构骨架换了：从「CRUD」变成「控制闭环」</w:t>
       </w:r>
       <w:r>
         <w:fldChar w:fldCharType="end" w:fldLock="0" w:dirty="0"/>
@@ -203,7 +473,277 @@
         <w:fldChar w:fldCharType="begin" w:fldLock="0" w:dirty="0"/>
       </w:r>
       <w:r>
-        <w:instrText xml:space="preserve"> PAGEREF sec-2-1 \h </w:instrText>
+        <w:instrText xml:space="preserve"> PAGEREF sec-3-1 \h </w:instrText>
+      </w:r>
+      <w:r>
+        <w:fldChar w:fldCharType="separate" w:fldLock="0" w:dirty="0"/>
+      </w:r>
+      <w:r>
+        <w:t>1</w:t>
+      </w:r>
+      <w:r>
+        <w:fldChar w:fldCharType="end" w:fldLock="0" w:dirty="0"/>
+      </w:r>
+    </w:p>
+    <w:p>
+      <w:pPr>
+        <w:pStyle w:val="000005"/>
+        <w:tabs>
+          <w:tab w:val="right" w:leader="dot" w:pos="9072"/>
+        </w:tabs>
+        <w:ind w:left="200"/>
+      </w:pPr>
+      <w:r>
+        <w:fldChar w:fldCharType="begin" w:fldLock="0" w:dirty="0"/>
+      </w:r>
+      <w:r>
+        <w:instrText xml:space="preserve"> HYPERLINK \l "sec-3-2" </w:instrText>
+      </w:r>
+      <w:r>
+        <w:fldChar w:fldCharType="separate" w:fldLock="0" w:dirty="0"/>
+      </w:r>
+      <w:r>
+        <w:rPr>
+          <w:rFonts w:hint="eastAsia"/>
+        </w:rPr>
+        <w:t>2.2 「情绪是仪表盘，模型是大脑与台词」——AI 与确定性代码各司其职</w:t>
+      </w:r>
+      <w:r>
+        <w:fldChar w:fldCharType="end" w:fldLock="0" w:dirty="0"/>
+      </w:r>
+      <w:r>
+        <w:tab/>
+      </w:r>
+      <w:r>
+        <w:fldChar w:fldCharType="begin" w:fldLock="0" w:dirty="0"/>
+      </w:r>
+      <w:r>
+        <w:instrText xml:space="preserve"> PAGEREF sec-3-2 \h </w:instrText>
+      </w:r>
+      <w:r>
+        <w:fldChar w:fldCharType="separate" w:fldLock="0" w:dirty="0"/>
+      </w:r>
+      <w:r>
+        <w:t>1</w:t>
+      </w:r>
+      <w:r>
+        <w:fldChar w:fldCharType="end" w:fldLock="0" w:dirty="0"/>
+      </w:r>
+    </w:p>
+    <w:p>
+      <w:pPr>
+        <w:pStyle w:val="000005"/>
+        <w:tabs>
+          <w:tab w:val="right" w:leader="dot" w:pos="9072"/>
+        </w:tabs>
+        <w:ind w:left="200"/>
+      </w:pPr>
+      <w:r>
+        <w:fldChar w:fldCharType="begin" w:fldLock="0" w:dirty="0"/>
+      </w:r>
+      <w:r>
+        <w:instrText xml:space="preserve"> HYPERLINK \l "sec-3-3" </w:instrText>
+      </w:r>
+      <w:r>
+        <w:fldChar w:fldCharType="separate" w:fldLock="0" w:dirty="0"/>
+      </w:r>
+      <w:r>
+        <w:rPr>
+          <w:rFonts w:hint="eastAsia"/>
+        </w:rPr>
+        <w:t>2.3 防过度干预：节奏闸门 + 反馈回流双通道降权</w:t>
+      </w:r>
+      <w:r>
+        <w:fldChar w:fldCharType="end" w:fldLock="0" w:dirty="0"/>
+      </w:r>
+      <w:r>
+        <w:tab/>
+      </w:r>
+      <w:r>
+        <w:fldChar w:fldCharType="begin" w:fldLock="0" w:dirty="0"/>
+      </w:r>
+      <w:r>
+        <w:instrText xml:space="preserve"> PAGEREF sec-3-3 \h </w:instrText>
+      </w:r>
+      <w:r>
+        <w:fldChar w:fldCharType="separate" w:fldLock="0" w:dirty="0"/>
+      </w:r>
+      <w:r>
+        <w:t>1</w:t>
+      </w:r>
+      <w:r>
+        <w:fldChar w:fldCharType="end" w:fldLock="0" w:dirty="0"/>
+      </w:r>
+    </w:p>
+    <w:p>
+      <w:pPr>
+        <w:pStyle w:val="000005"/>
+        <w:tabs>
+          <w:tab w:val="right" w:leader="dot" w:pos="9072"/>
+        </w:tabs>
+        <w:ind w:left="200"/>
+      </w:pPr>
+      <w:r>
+        <w:fldChar w:fldCharType="begin" w:fldLock="0" w:dirty="0"/>
+      </w:r>
+      <w:r>
+        <w:instrText xml:space="preserve"> HYPERLINK \l "sec-3-4" </w:instrText>
+      </w:r>
+      <w:r>
+        <w:fldChar w:fldCharType="separate" w:fldLock="0" w:dirty="0"/>
+      </w:r>
+      <w:r>
+        <w:rPr>
+          <w:rFonts w:hint="eastAsia"/>
+        </w:rPr>
+        <w:t>2.4 降级不伪装，且离线可演示</w:t>
+      </w:r>
+      <w:r>
+        <w:fldChar w:fldCharType="end" w:fldLock="0" w:dirty="0"/>
+      </w:r>
+      <w:r>
+        <w:tab/>
+      </w:r>
+      <w:r>
+        <w:fldChar w:fldCharType="begin" w:fldLock="0" w:dirty="0"/>
+      </w:r>
+      <w:r>
+        <w:instrText xml:space="preserve"> PAGEREF sec-3-4 \h </w:instrText>
+      </w:r>
+      <w:r>
+        <w:fldChar w:fldCharType="separate" w:fldLock="0" w:dirty="0"/>
+      </w:r>
+      <w:r>
+        <w:t>1</w:t>
+      </w:r>
+      <w:r>
+        <w:fldChar w:fldCharType="end" w:fldLock="0" w:dirty="0"/>
+      </w:r>
+    </w:p>
+    <w:p>
+      <w:pPr>
+        <w:pStyle w:val="000005"/>
+        <w:tabs>
+          <w:tab w:val="right" w:leader="dot" w:pos="9072"/>
+        </w:tabs>
+        <w:ind w:left="200"/>
+      </w:pPr>
+      <w:r>
+        <w:fldChar w:fldCharType="begin" w:fldLock="0" w:dirty="0"/>
+      </w:r>
+      <w:r>
+        <w:instrText xml:space="preserve"> HYPERLINK \l "sec-3-5" </w:instrText>
+      </w:r>
+      <w:r>
+        <w:fldChar w:fldCharType="separate" w:fldLock="0" w:dirty="0"/>
+      </w:r>
+      <w:r>
+        <w:rPr>
+          <w:rFonts w:hint="eastAsia"/>
+        </w:rPr>
+        <w:t>2.5 自然语言录入：规则优先 + LLM 兜底，且「解析 ≠ 入库」</w:t>
+      </w:r>
+      <w:r>
+        <w:fldChar w:fldCharType="end" w:fldLock="0" w:dirty="0"/>
+      </w:r>
+      <w:r>
+        <w:tab/>
+      </w:r>
+      <w:r>
+        <w:fldChar w:fldCharType="begin" w:fldLock="0" w:dirty="0"/>
+      </w:r>
+      <w:r>
+        <w:instrText xml:space="preserve"> PAGEREF sec-3-5 \h </w:instrText>
+      </w:r>
+      <w:r>
+        <w:fldChar w:fldCharType="separate" w:fldLock="0" w:dirty="0"/>
+      </w:r>
+      <w:r>
+        <w:t>1</w:t>
+      </w:r>
+      <w:r>
+        <w:fldChar w:fldCharType="end" w:fldLock="0" w:dirty="0"/>
+      </w:r>
+    </w:p>
+    <w:p>
+      <w:pPr>
+        <w:pStyle w:val="000005"/>
+        <w:tabs>
+          <w:tab w:val="right" w:leader="dot" w:pos="9072"/>
+        </w:tabs>
+        <w:ind w:left="200"/>
+      </w:pPr>
+      <w:r>
+        <w:fldChar w:fldCharType="begin" w:fldLock="0" w:dirty="0"/>
+      </w:r>
+      <w:r>
+        <w:instrText xml:space="preserve"> HYPERLINK \l "sec-3-6" </w:instrText>
+      </w:r>
+      <w:r>
+        <w:fldChar w:fldCharType="separate" w:fldLock="0" w:dirty="0"/>
+      </w:r>
+      <w:r>
+        <w:rPr>
+          <w:rFonts w:hint="eastAsia"/>
+        </w:rPr>
+        <w:t>2.6 反负罪感的产品价值观</w:t>
+      </w:r>
+      <w:r>
+        <w:fldChar w:fldCharType="end" w:fldLock="0" w:dirty="0"/>
+      </w:r>
+      <w:r>
+        <w:tab/>
+      </w:r>
+      <w:r>
+        <w:fldChar w:fldCharType="begin" w:fldLock="0" w:dirty="0"/>
+      </w:r>
+      <w:r>
+        <w:instrText xml:space="preserve"> PAGEREF sec-3-6 \h </w:instrText>
+      </w:r>
+      <w:r>
+        <w:fldChar w:fldCharType="separate" w:fldLock="0" w:dirty="0"/>
+      </w:r>
+      <w:r>
+        <w:t>1</w:t>
+      </w:r>
+      <w:r>
+        <w:fldChar w:fldCharType="end" w:fldLock="0" w:dirty="0"/>
+      </w:r>
+    </w:p>
+    <w:p>
+      <w:pPr>
+        <w:pStyle w:val="000005"/>
+        <w:tabs>
+          <w:tab w:val="right" w:leader="dot" w:pos="9072"/>
+        </w:tabs>
+        <w:ind w:left="200"/>
+      </w:pPr>
+      <w:r>
+        <w:fldChar w:fldCharType="begin" w:fldLock="0" w:dirty="0"/>
+      </w:r>
+      <w:r>
+        <w:instrText xml:space="preserve"> HYPERLINK \l "sec-3-7" </w:instrText>
+      </w:r>
+      <w:r>
+        <w:fldChar w:fldCharType="separate" w:fldLock="0" w:dirty="0"/>
+      </w:r>
+      <w:r>
+        <w:rPr>
+          <w:rFonts w:hint="eastAsia"/>
+        </w:rPr>
+        <w:t>2.7 值得单独讲的三处工程细节</w:t>
+      </w:r>
+      <w:r>
+        <w:fldChar w:fldCharType="end" w:fldLock="0" w:dirty="0"/>
+      </w:r>
+      <w:r>
+        <w:tab/>
+      </w:r>
+      <w:r>
+        <w:fldChar w:fldCharType="begin" w:fldLock="0" w:dirty="0"/>
+      </w:r>
+      <w:r>
+        <w:instrText xml:space="preserve"> PAGEREF sec-3-7 \h </w:instrText>
       </w:r>
       <w:r>
         <w:fldChar w:fldCharType="separate" w:fldLock="0" w:dirty="0"/>
@@ -221,13 +761,58 @@
         <w:tabs>
           <w:tab w:val="right" w:leader="dot" w:pos="9072"/>
         </w:tabs>
+        <w:ind w:left="0"/>
+      </w:pPr>
+      <w:r>
+        <w:fldChar w:fldCharType="begin" w:fldLock="0" w:dirty="0"/>
+      </w:r>
+      <w:r>
+        <w:instrText xml:space="preserve"> HYPERLINK \l "section-4" </w:instrText>
+      </w:r>
+      <w:r>
+        <w:fldChar w:fldCharType="separate" w:fldLock="0" w:dirty="0"/>
+      </w:r>
+      <w:r>
+        <w:rPr>
+          <w:rFonts w:hint="eastAsia"/>
+        </w:rPr>
+        <w:t>三、AI 相关测试与验证的落地情况</w:t>
+      </w:r>
+      <w:r>
+        <w:fldChar w:fldCharType="end" w:fldLock="0" w:dirty="0"/>
+      </w:r>
+      <w:r>
+        <w:tab/>
+      </w:r>
+      <w:r>
+        <w:fldChar w:fldCharType="begin" w:fldLock="0" w:dirty="0"/>
+      </w:r>
+      <w:r>
+        <w:instrText xml:space="preserve"> PAGEREF section-4 \h </w:instrText>
+      </w:r>
+      <w:r>
+        <w:fldChar w:fldCharType="separate" w:fldLock="0" w:dirty="0"/>
+      </w:r>
+      <w:r>
+        <w:t>1</w:t>
+      </w:r>
+      <w:r>
+        <w:fldChar w:fldCharType="end" w:fldLock="0" w:dirty="0"/>
+      </w:r>
+    </w:p>
+    <w:p>
+      <w:pPr>
+        <w:pStyle w:val="000005"/>
+        <w:tabs>
+          <w:tab w:val="right" w:leader="dot" w:pos="9072"/>
+        </w:tabs>
         <w:ind w:left="200"/>
       </w:pPr>
       <w:r>
         <w:fldChar w:fldCharType="begin" w:fldLock="0" w:dirty="0"/>
       </w:r>
       <w:r>
-        <w:instrText xml:space="preserve"> HYPERLINK \l "sec-2-2" </w:instrText>
+        <w:instrText xml:space="preserve"> HYPERLINK \l "sec-4-1" </w:instrText>
       </w:r>
       <w:r>
         <w:fldChar w:fldCharType="separate" w:fldLock="0" w:dirty="0"/>
@@ -236,7 +821,7 @@
         <w:rPr>
           <w:rFonts w:hint="eastAsia"/>
         </w:rPr>
-        <w:t>1.2 核心闭环</w:t>
+        <w:t>3.1 分层测试策略</w:t>
       </w:r>
       <w:r>
         <w:fldChar w:fldCharType="end" w:fldLock="0" w:dirty="0"/>
@@ -248,7 +833,232 @@
         <w:fldChar w:fldCharType="begin" w:fldLock="0" w:dirty="0"/>
       </w:r>
       <w:r>
-        <w:instrText xml:space="preserve"> PAGEREF sec-2-2 \h </w:instrText>
+        <w:instrText xml:space="preserve"> PAGEREF sec-4-1 \h </w:instrText>
+      </w:r>
+      <w:r>
+        <w:fldChar w:fldCharType="separate" w:fldLock="0" w:dirty="0"/>
+      </w:r>
+      <w:r>
+        <w:t>1</w:t>
+      </w:r>
+      <w:r>
+        <w:fldChar w:fldCharType="end" w:fldLock="0" w:dirty="0"/>
+      </w:r>
+    </w:p>
+    <w:p>
+      <w:pPr>
+        <w:pStyle w:val="000005"/>
+        <w:tabs>
+          <w:tab w:val="right" w:leader="dot" w:pos="9072"/>
+        </w:tabs>
+        <w:ind w:left="200"/>
+      </w:pPr>
+      <w:r>
+        <w:fldChar w:fldCharType="begin" w:fldLock="0" w:dirty="0"/>
+      </w:r>
+      <w:r>
+        <w:instrText xml:space="preserve"> HYPERLINK \l "sec-4-2" </w:instrText>
+      </w:r>
+      <w:r>
+        <w:fldChar w:fldCharType="separate" w:fldLock="0" w:dirty="0"/>
+      </w:r>
+      <w:r>
+        <w:rPr>
+          <w:rFonts w:hint="eastAsia"/>
+        </w:rPr>
+        <w:t>3.2 防模型跑偏：收窄 + 显式允许值 + 归一化兜底</w:t>
+      </w:r>
+      <w:r>
+        <w:fldChar w:fldCharType="end" w:fldLock="0" w:dirty="0"/>
+      </w:r>
+      <w:r>
+        <w:tab/>
+      </w:r>
+      <w:r>
+        <w:fldChar w:fldCharType="begin" w:fldLock="0" w:dirty="0"/>
+      </w:r>
+      <w:r>
+        <w:instrText xml:space="preserve"> PAGEREF sec-4-2 \h </w:instrText>
+      </w:r>
+      <w:r>
+        <w:fldChar w:fldCharType="separate" w:fldLock="0" w:dirty="0"/>
+      </w:r>
+      <w:r>
+        <w:t>1</w:t>
+      </w:r>
+      <w:r>
+        <w:fldChar w:fldCharType="end" w:fldLock="0" w:dirty="0"/>
+      </w:r>
+    </w:p>
+    <w:p>
+      <w:pPr>
+        <w:pStyle w:val="000005"/>
+        <w:tabs>
+          <w:tab w:val="right" w:leader="dot" w:pos="9072"/>
+        </w:tabs>
+        <w:ind w:left="200"/>
+      </w:pPr>
+      <w:r>
+        <w:fldChar w:fldCharType="begin" w:fldLock="0" w:dirty="0"/>
+      </w:r>
+      <w:r>
+        <w:instrText xml:space="preserve"> HYPERLINK \l "sec-4-3" </w:instrText>
+      </w:r>
+      <w:r>
+        <w:fldChar w:fldCharType="separate" w:fldLock="0" w:dirty="0"/>
+      </w:r>
+      <w:r>
+        <w:rPr>
+          <w:rFonts w:hint="eastAsia"/>
+        </w:rPr>
+        <w:t>3.3 能力探测：不猜，去实测</w:t>
+      </w:r>
+      <w:r>
+        <w:fldChar w:fldCharType="end" w:fldLock="0" w:dirty="0"/>
+      </w:r>
+      <w:r>
+        <w:tab/>
+      </w:r>
+      <w:r>
+        <w:fldChar w:fldCharType="begin" w:fldLock="0" w:dirty="0"/>
+      </w:r>
+      <w:r>
+        <w:instrText xml:space="preserve"> PAGEREF sec-4-3 \h </w:instrText>
+      </w:r>
+      <w:r>
+        <w:fldChar w:fldCharType="separate" w:fldLock="0" w:dirty="0"/>
+      </w:r>
+      <w:r>
+        <w:t>1</w:t>
+      </w:r>
+      <w:r>
+        <w:fldChar w:fldCharType="end" w:fldLock="0" w:dirty="0"/>
+      </w:r>
+    </w:p>
+    <w:p>
+      <w:pPr>
+        <w:pStyle w:val="000005"/>
+        <w:tabs>
+          <w:tab w:val="right" w:leader="dot" w:pos="9072"/>
+        </w:tabs>
+        <w:ind w:left="200"/>
+      </w:pPr>
+      <w:r>
+        <w:fldChar w:fldCharType="begin" w:fldLock="0" w:dirty="0"/>
+      </w:r>
+      <w:r>
+        <w:instrText xml:space="preserve"> HYPERLINK \l "sec-4-4" </w:instrText>
+      </w:r>
+      <w:r>
+        <w:fldChar w:fldCharType="separate" w:fldLock="0" w:dirty="0"/>
+      </w:r>
+      <w:r>
+        <w:rPr>
+          <w:rFonts w:hint="eastAsia"/>
+        </w:rPr>
+        <w:t>3.4 成功率量化：从「能打通」到「第一次就答对」</w:t>
+      </w:r>
+      <w:r>
+        <w:fldChar w:fldCharType="end" w:fldLock="0" w:dirty="0"/>
+      </w:r>
+      <w:r>
+        <w:tab/>
+      </w:r>
+      <w:r>
+        <w:fldChar w:fldCharType="begin" w:fldLock="0" w:dirty="0"/>
+      </w:r>
+      <w:r>
+        <w:instrText xml:space="preserve"> PAGEREF sec-4-4 \h </w:instrText>
+      </w:r>
+      <w:r>
+        <w:fldChar w:fldCharType="separate" w:fldLock="0" w:dirty="0"/>
+      </w:r>
+      <w:r>
+        <w:t>1</w:t>
+      </w:r>
+      <w:r>
+        <w:fldChar w:fldCharType="end" w:fldLock="0" w:dirty="0"/>
+      </w:r>
+    </w:p>
+    <w:p>
+      <w:pPr>
+        <w:pStyle w:val="000005"/>
+        <w:tabs>
+          <w:tab w:val="right" w:leader="dot" w:pos="9072"/>
+        </w:tabs>
+        <w:ind w:left="200"/>
+      </w:pPr>
+      <w:r>
+        <w:fldChar w:fldCharType="begin" w:fldLock="0" w:dirty="0"/>
+      </w:r>
+      <w:r>
+        <w:instrText xml:space="preserve"> HYPERLINK \l "sec-4-5" </w:instrText>
+      </w:r>
+      <w:r>
+        <w:fldChar w:fldCharType="separate" w:fldLock="0" w:dirty="0"/>
+      </w:r>
+      <w:r>
+        <w:rPr>
+          <w:rFonts w:hint="eastAsia"/>
+        </w:rPr>
+        <w:t>3.5 录制回放：把真实响应变成回归基线</w:t>
+      </w:r>
+      <w:r>
+        <w:fldChar w:fldCharType="end" w:fldLock="0" w:dirty="0"/>
+      </w:r>
+      <w:r>
+        <w:tab/>
+      </w:r>
+      <w:r>
+        <w:fldChar w:fldCharType="begin" w:fldLock="0" w:dirty="0"/>
+      </w:r>
+      <w:r>
+        <w:instrText xml:space="preserve"> PAGEREF sec-4-5 \h </w:instrText>
+      </w:r>
+      <w:r>
+        <w:fldChar w:fldCharType="separate" w:fldLock="0" w:dirty="0"/>
+      </w:r>
+      <w:r>
+        <w:t>1</w:t>
+      </w:r>
+      <w:r>
+        <w:fldChar w:fldCharType="end" w:fldLock="0" w:dirty="0"/>
+      </w:r>
+    </w:p>
+    <w:p>
+      <w:pPr>
+        <w:pStyle w:val="000005"/>
+        <w:tabs>
+          <w:tab w:val="right" w:leader="dot" w:pos="9072"/>
+        </w:tabs>
+        <w:ind w:left="200"/>
+      </w:pPr>
+      <w:r>
+        <w:fldChar w:fldCharType="begin" w:fldLock="0" w:dirty="0"/>
+      </w:r>
+      <w:r>
+        <w:instrText xml:space="preserve"> HYPERLINK \l "sec-4-6" </w:instrText>
+      </w:r>
+      <w:r>
+        <w:fldChar w:fldCharType="separate" w:fldLock="0" w:dirty="0"/>
+      </w:r>
+      <w:r>
+        <w:rPr>
+          <w:rFonts w:hint="eastAsia"/>
+        </w:rPr>
+        <w:t>3.6 提示词工程的量化闭环</w:t>
+      </w:r>
+      <w:r>
+        <w:fldChar w:fldCharType="end" w:fldLock="0" w:dirty="0"/>
+      </w:r>
+      <w:r>
+        <w:tab/>
+      </w:r>
+      <w:r>
+        <w:fldChar w:fldCharType="begin" w:fldLock="0" w:dirty="0"/>
+      </w:r>
+      <w:r>
+        <w:instrText xml:space="preserve"> PAGEREF sec-4-6 \h </w:instrText>
       </w:r>
       <w:r>
         <w:fldChar w:fldCharType="separate" w:fldLock="0" w:dirty="0"/>
@@ -266,13 +1076,58 @@
         <w:tabs>
           <w:tab w:val="right" w:leader="dot" w:pos="9072"/>
         </w:tabs>
+        <w:ind w:left="0"/>
+      </w:pPr>
+      <w:r>
+        <w:fldChar w:fldCharType="begin" w:fldLock="0" w:dirty="0"/>
+      </w:r>
+      <w:r>
+        <w:instrText xml:space="preserve"> HYPERLINK \l "section-5" </w:instrText>
+      </w:r>
+      <w:r>
+        <w:fldChar w:fldCharType="separate" w:fldLock="0" w:dirty="0"/>
+      </w:r>
+      <w:r>
+        <w:rPr>
+          <w:rFonts w:hint="eastAsia"/>
+        </w:rPr>
+        <w:t>四、关键技术</w:t>
+      </w:r>
+      <w:r>
+        <w:fldChar w:fldCharType="end" w:fldLock="0" w:dirty="0"/>
+      </w:r>
+      <w:r>
+        <w:tab/>
+      </w:r>
+      <w:r>
+        <w:fldChar w:fldCharType="begin" w:fldLock="0" w:dirty="0"/>
+      </w:r>
+      <w:r>
+        <w:instrText xml:space="preserve"> PAGEREF section-5 \h </w:instrText>
+      </w:r>
+      <w:r>
+        <w:fldChar w:fldCharType="separate" w:fldLock="0" w:dirty="0"/>
+      </w:r>
+      <w:r>
+        <w:t>1</w:t>
+      </w:r>
+      <w:r>
+        <w:fldChar w:fldCharType="end" w:fldLock="0" w:dirty="0"/>
+      </w:r>
+    </w:p>
+    <w:p>
+      <w:pPr>
+        <w:pStyle w:val="000005"/>
+        <w:tabs>
+          <w:tab w:val="right" w:leader="dot" w:pos="9072"/>
+        </w:tabs>
         <w:ind w:left="200"/>
       </w:pPr>
       <w:r>
         <w:fldChar w:fldCharType="begin" w:fldLock="0" w:dirty="0"/>
       </w:r>
       <w:r>
-        <w:instrText xml:space="preserve"> HYPERLINK \l "sec-2-3" </w:instrText>
+        <w:instrText xml:space="preserve"> HYPERLINK \l "sec-5-1" </w:instrText>
       </w:r>
       <w:r>
         <w:fldChar w:fldCharType="separate" w:fldLock="0" w:dirty="0"/>
@@ -281,7 +1136,7 @@
         <w:rPr>
           <w:rFonts w:hint="eastAsia"/>
         </w:rPr>
-        <w:t>1.3 功能清单</w:t>
+        <w:t>4.1 技术选型</w:t>
       </w:r>
       <w:r>
         <w:fldChar w:fldCharType="end" w:fldLock="0" w:dirty="0"/>
@@ -293,7 +1148,52 @@
         <w:fldChar w:fldCharType="begin" w:fldLock="0" w:dirty="0"/>
       </w:r>
       <w:r>
-        <w:instrText xml:space="preserve"> PAGEREF sec-2-3 \h </w:instrText>
+        <w:instrText xml:space="preserve"> PAGEREF sec-5-1 \h </w:instrText>
+      </w:r>
+      <w:r>
+        <w:fldChar w:fldCharType="separate" w:fldLock="0" w:dirty="0"/>
+      </w:r>
+      <w:r>
+        <w:t>1</w:t>
+      </w:r>
+      <w:r>
+        <w:fldChar w:fldCharType="end" w:fldLock="0" w:dirty="0"/>
+      </w:r>
+    </w:p>
+    <w:p>
+      <w:pPr>
+        <w:pStyle w:val="000005"/>
+        <w:tabs>
+          <w:tab w:val="right" w:leader="dot" w:pos="9072"/>
+        </w:tabs>
+        <w:ind w:left="200"/>
+      </w:pPr>
+      <w:r>
+        <w:fldChar w:fldCharType="begin" w:fldLock="0" w:dirty="0"/>
+      </w:r>
+      <w:r>
+        <w:instrText xml:space="preserve"> HYPERLINK \l "sec-5-2" </w:instrText>
+      </w:r>
+      <w:r>
+        <w:fldChar w:fldCharType="separate" w:fldLock="0" w:dirty="0"/>
+      </w:r>
+      <w:r>
+        <w:rPr>
+          <w:rFonts w:hint="eastAsia"/>
+        </w:rPr>
+        <w:t>4.2 关键设计与实现</w:t>
+      </w:r>
+      <w:r>
+        <w:fldChar w:fldCharType="end" w:fldLock="0" w:dirty="0"/>
+      </w:r>
+      <w:r>
+        <w:tab/>
+      </w:r>
+      <w:r>
+        <w:fldChar w:fldCharType="begin" w:fldLock="0" w:dirty="0"/>
+      </w:r>
+      <w:r>
+        <w:instrText xml:space="preserve"> PAGEREF sec-5-2 \h </w:instrText>
       </w:r>
       <w:r>
         <w:fldChar w:fldCharType="separate" w:fldLock="0" w:dirty="0"/>
@@ -311,13 +1211,13 @@
         <w:tabs>
           <w:tab w:val="right" w:leader="dot" w:pos="9072"/>
         </w:tabs>
-        <w:ind w:left="200"/>
+        <w:ind w:left="0"/>
       </w:pPr>
       <w:r>
         <w:fldChar w:fldCharType="begin" w:fldLock="0" w:dirty="0"/>
       </w:r>
       <w:r>
-        <w:instrText xml:space="preserve"> HYPERLINK \l "sec-2-4" </w:instrText>
+        <w:instrText xml:space="preserve"> HYPERLINK \l "section-6" </w:instrText>
       </w:r>
       <w:r>
         <w:fldChar w:fldCharType="separate" w:fldLock="0" w:dirty="0"/>
@@ -326,7 +1226,7 @@
         <w:rPr>
           <w:rFonts w:hint="eastAsia"/>
         </w:rPr>
-        <w:t>1.4 使用方式</w:t>
+        <w:t>五、项目相关图片</w:t>
       </w:r>
       <w:r>
         <w:fldChar w:fldCharType="end" w:fldLock="0" w:dirty="0"/>
@@ -338,7 +1238,7 @@
         <w:fldChar w:fldCharType="begin" w:fldLock="0" w:dirty="0"/>
       </w:r>
       <w:r>
-        <w:instrText xml:space="preserve"> PAGEREF sec-2-4 \h </w:instrText>
+        <w:instrText xml:space="preserve"> PAGEREF section-6 \h </w:instrText>
       </w:r>
       <w:r>
         <w:fldChar w:fldCharType="separate" w:fldLock="0" w:dirty="0"/>
@@ -356,13 +1256,13 @@
         <w:tabs>
           <w:tab w:val="right" w:leader="dot" w:pos="9072"/>
         </w:tabs>
-        <w:ind w:left="200"/>
+        <w:ind w:left="0"/>
       </w:pPr>
       <w:r>
         <w:fldChar w:fldCharType="begin" w:fldLock="0" w:dirty="0"/>
       </w:r>
       <w:r>
-        <w:instrText xml:space="preserve"> HYPERLINK \l "sec-2-5" </w:instrText>
+        <w:instrText xml:space="preserve"> HYPERLINK \l "section-7" </w:instrText>
       </w:r>
       <w:r>
         <w:fldChar w:fldCharType="separate" w:fldLock="0" w:dirty="0"/>
@@ -371,7 +1271,7 @@
         <w:rPr>
           <w:rFonts w:hint="eastAsia"/>
         </w:rPr>
-        <w:t>1.5 项目结构与文档索引</w:t>
+        <w:t>六、发表与获奖情况</w:t>
       </w:r>
       <w:r>
         <w:fldChar w:fldCharType="end" w:fldLock="0" w:dirty="0"/>
@@ -383,7 +1283,7 @@
         <w:fldChar w:fldCharType="begin" w:fldLock="0" w:dirty="0"/>
       </w:r>
       <w:r>
-        <w:instrText xml:space="preserve"> PAGEREF sec-2-5 \h </w:instrText>
+        <w:instrText xml:space="preserve"> PAGEREF section-7 \h </w:instrText>
       </w:r>
       <w:r>
         <w:fldChar w:fldCharType="separate" w:fldLock="0" w:dirty="0"/>
@@ -397,7 +1297,7 @@
     </w:p>
     <w:p>
       <w:pPr>
-        <w:pStyle w:val="000003"/>
+        <w:pStyle w:val="000004"/>
         <w:tabs>
           <w:tab w:val="right" w:leader="dot" w:pos="9072"/>
         </w:tabs>
@@ -407,7 +1307,7 @@
         <w:fldChar w:fldCharType="begin" w:fldLock="0" w:dirty="0"/>
       </w:r>
       <w:r>
-        <w:instrText xml:space="preserve"> HYPERLINK \l "section-3" </w:instrText>
+        <w:instrText xml:space="preserve"> HYPERLINK \l "section-8" </w:instrText>
       </w:r>
       <w:r>
         <w:fldChar w:fldCharType="separate" w:fldLock="0" w:dirty="0"/>
@@ -416,7 +1316,7 @@
         <w:rPr>
           <w:rFonts w:hint="eastAsia"/>
         </w:rPr>
-        <w:t>二、项目亮点</w:t>
+        <w:t>七、基于既有项目的优化说明</w:t>
       </w:r>
       <w:r>
         <w:fldChar w:fldCharType="end" w:fldLock="0" w:dirty="0"/>
@@ -428,7 +1328,7 @@
         <w:fldChar w:fldCharType="begin" w:fldLock="0" w:dirty="0"/>
       </w:r>
       <w:r>
-        <w:instrText xml:space="preserve"> PAGEREF section-3 \h </w:instrText>
+        <w:instrText xml:space="preserve"> PAGEREF section-8 \h </w:instrText>
       </w:r>
       <w:r>
         <w:fldChar w:fldCharType="separate" w:fldLock="0" w:dirty="0"/>
@@ -442,7 +1342,7 @@
     </w:p>
     <w:p>
       <w:pPr>
-        <w:pStyle w:val="000004"/>
+        <w:pStyle w:val="000005"/>
         <w:tabs>
           <w:tab w:val="right" w:leader="dot" w:pos="9072"/>
         </w:tabs>
@@ -452,7 +1352,7 @@
         <w:fldChar w:fldCharType="begin" w:fldLock="0" w:dirty="0"/>
       </w:r>
       <w:r>
-        <w:instrText xml:space="preserve"> HYPERLINK \l "sec-3-1" </w:instrText>
+        <w:instrText xml:space="preserve"> HYPERLINK \l "sec-8-1" </w:instrText>
       </w:r>
       <w:r>
         <w:fldChar w:fldCharType="separate" w:fldLock="0" w:dirty="0"/>
@@ -461,7 +1361,7 @@
         <w:rPr>
           <w:rFonts w:hint="eastAsia"/>
         </w:rPr>
-        <w:t>2.1 架构骨架换了：从「CRUD」变成「控制闭环」</w:t>
+        <w:t>7.1 上游项目</w:t>
       </w:r>
       <w:r>
         <w:fldChar w:fldCharType="end" w:fldLock="0" w:dirty="0"/>
@@ -473,7 +1373,7 @@
         <w:fldChar w:fldCharType="begin" w:fldLock="0" w:dirty="0"/>
       </w:r>
       <w:r>
-        <w:instrText xml:space="preserve"> PAGEREF sec-3-1 \h </w:instrText>
+        <w:instrText xml:space="preserve"> PAGEREF sec-8-1 \h </w:instrText>
       </w:r>
       <w:r>
         <w:fldChar w:fldCharType="separate" w:fldLock="0" w:dirty="0"/>
@@ -487,7 +1387,7 @@
     </w:p>
     <w:p>
       <w:pPr>
-        <w:pStyle w:val="000004"/>
+        <w:pStyle w:val="000005"/>
         <w:tabs>
           <w:tab w:val="right" w:leader="dot" w:pos="9072"/>
         </w:tabs>
@@ -497,7 +1397,7 @@
         <w:fldChar w:fldCharType="begin" w:fldLock="0" w:dirty="0"/>
       </w:r>
       <w:r>
-        <w:instrText xml:space="preserve"> HYPERLINK \l "sec-3-2" </w:instrText>
+        <w:instrText xml:space="preserve"> HYPERLINK \l "sec-8-2" </w:instrText>
       </w:r>
       <w:r>
         <w:fldChar w:fldCharType="separate" w:fldLock="0" w:dirty="0"/>
@@ -506,7 +1406,7 @@
         <w:rPr>
           <w:rFonts w:hint="eastAsia"/>
         </w:rPr>
-        <w:t>2.2 「情绪是仪表盘，模型是大脑与台词」——AI 与确定性代码各司其职</w:t>
+        <w:t>7.2 最根本的优化：定位反转</w:t>
       </w:r>
       <w:r>
         <w:fldChar w:fldCharType="end" w:fldLock="0" w:dirty="0"/>
@@ -518,7 +1418,7 @@
         <w:fldChar w:fldCharType="begin" w:fldLock="0" w:dirty="0"/>
       </w:r>
       <w:r>
-        <w:instrText xml:space="preserve"> PAGEREF sec-3-2 \h </w:instrText>
+        <w:instrText xml:space="preserve"> PAGEREF sec-8-2 \h </w:instrText>
       </w:r>
       <w:r>
         <w:fldChar w:fldCharType="separate" w:fldLock="0" w:dirty="0"/>
@@ -532,7 +1432,7 @@
     </w:p>
     <w:p>
       <w:pPr>
-        <w:pStyle w:val="000004"/>
+        <w:pStyle w:val="000005"/>
         <w:tabs>
           <w:tab w:val="right" w:leader="dot" w:pos="9072"/>
         </w:tabs>
@@ -542,7 +1442,7 @@
         <w:fldChar w:fldCharType="begin" w:fldLock="0" w:dirty="0"/>
       </w:r>
       <w:r>
-        <w:instrText xml:space="preserve"> HYPERLINK \l "sec-3-3" </w:instrText>
+        <w:instrText xml:space="preserve"> HYPERLINK \l "sec-8-3" </w:instrText>
       </w:r>
       <w:r>
         <w:fldChar w:fldCharType="separate" w:fldLock="0" w:dirty="0"/>
@@ -551,7 +1451,7 @@
         <w:rPr>
           <w:rFonts w:hint="eastAsia"/>
         </w:rPr>
-        <w:t>2.3 防过度干预：节奏闸门 + 反馈回流双通道降权</w:t>
+        <w:t>7.3 架构层面的优化</w:t>
       </w:r>
       <w:r>
         <w:fldChar w:fldCharType="end" w:fldLock="0" w:dirty="0"/>
@@ -563,7 +1463,7 @@
         <w:fldChar w:fldCharType="begin" w:fldLock="0" w:dirty="0"/>
       </w:r>
       <w:r>
-        <w:instrText xml:space="preserve"> PAGEREF sec-3-3 \h </w:instrText>
+        <w:instrText xml:space="preserve"> PAGEREF sec-8-3 \h </w:instrText>
       </w:r>
       <w:r>
         <w:fldChar w:fldCharType="separate" w:fldLock="0" w:dirty="0"/>
@@ -577,7 +1477,7 @@
     </w:p>
     <w:p>
       <w:pPr>
-        <w:pStyle w:val="000004"/>
+        <w:pStyle w:val="000005"/>
         <w:tabs>
           <w:tab w:val="right" w:leader="dot" w:pos="9072"/>
         </w:tabs>
@@ -587,7 +1487,7 @@
         <w:fldChar w:fldCharType="begin" w:fldLock="0" w:dirty="0"/>
       </w:r>
       <w:r>
-        <w:instrText xml:space="preserve"> HYPERLINK \l "sec-3-4" </w:instrText>
+        <w:instrText xml:space="preserve"> HYPERLINK \l "sec-8-4" </w:instrText>
       </w:r>
       <w:r>
         <w:fldChar w:fldCharType="separate" w:fldLock="0" w:dirty="0"/>
@@ -596,7 +1496,7 @@
         <w:rPr>
           <w:rFonts w:hint="eastAsia"/>
         </w:rPr>
-        <w:t>2.4 降级不伪装，且离线可演示</w:t>
+        <w:t>7.4 修复的旧版缺陷（本次审阅发现）</w:t>
       </w:r>
       <w:r>
         <w:fldChar w:fldCharType="end" w:fldLock="0" w:dirty="0"/>
@@ -608,7 +1508,7 @@
         <w:fldChar w:fldCharType="begin" w:fldLock="0" w:dirty="0"/>
       </w:r>
       <w:r>
-        <w:instrText xml:space="preserve"> PAGEREF sec-3-4 \h </w:instrText>
+        <w:instrText xml:space="preserve"> PAGEREF sec-8-4 \h </w:instrText>
       </w:r>
       <w:r>
         <w:fldChar w:fldCharType="separate" w:fldLock="0" w:dirty="0"/>
@@ -622,7 +1522,7 @@
     </w:p>
     <w:p>
       <w:pPr>
-        <w:pStyle w:val="000004"/>
+        <w:pStyle w:val="000005"/>
         <w:tabs>
           <w:tab w:val="right" w:leader="dot" w:pos="9072"/>
         </w:tabs>
@@ -632,7 +1532,7 @@
         <w:fldChar w:fldCharType="begin" w:fldLock="0" w:dirty="0"/>
       </w:r>
       <w:r>
-        <w:instrText xml:space="preserve"> HYPERLINK \l "sec-3-5" </w:instrText>
+        <w:instrText xml:space="preserve"> HYPERLINK \l "sec-8-5" </w:instrText>
       </w:r>
       <w:r>
         <w:fldChar w:fldCharType="separate" w:fldLock="0" w:dirty="0"/>
@@ -641,7 +1541,7 @@
         <w:rPr>
           <w:rFonts w:hint="eastAsia"/>
         </w:rPr>
-        <w:t>2.5 自然语言录入：规则优先 + LLM 兜底，且「解析 ≠ 入库」</w:t>
+        <w:t>7.5 新增能力（旧版完全没有）</w:t>
       </w:r>
       <w:r>
         <w:fldChar w:fldCharType="end" w:fldLock="0" w:dirty="0"/>
@@ -653,7 +1553,7 @@
         <w:fldChar w:fldCharType="begin" w:fldLock="0" w:dirty="0"/>
       </w:r>
       <w:r>
-        <w:instrText xml:space="preserve"> PAGEREF sec-3-5 \h </w:instrText>
+        <w:instrText xml:space="preserve"> PAGEREF sec-8-5 \h </w:instrText>
       </w:r>
       <w:r>
         <w:fldChar w:fldCharType="separate" w:fldLock="0" w:dirty="0"/>
@@ -667,7 +1567,7 @@
     </w:p>
     <w:p>
       <w:pPr>
-        <w:pStyle w:val="000004"/>
+        <w:pStyle w:val="000005"/>
         <w:tabs>
           <w:tab w:val="right" w:leader="dot" w:pos="9072"/>
         </w:tabs>
@@ -677,7 +1577,7 @@
         <w:fldChar w:fldCharType="begin" w:fldLock="0" w:dirty="0"/>
       </w:r>
       <w:r>
-        <w:instrText xml:space="preserve"> HYPERLINK \l "sec-3-6" </w:instrText>
+        <w:instrText xml:space="preserve"> HYPERLINK \l "sec-8-6" </w:instrText>
       </w:r>
       <w:r>
         <w:fldChar w:fldCharType="separate" w:fldLock="0" w:dirty="0"/>
@@ -686,7 +1586,7 @@
         <w:rPr>
           <w:rFonts w:hint="eastAsia"/>
         </w:rPr>
-        <w:t>2.6 反负罪感的产品价值观</w:t>
+        <w:t>7.6 有意移出的功能与理由（评委问「为什么不保留」时的答案）</w:t>
       </w:r>
       <w:r>
         <w:fldChar w:fldCharType="end" w:fldLock="0" w:dirty="0"/>
@@ -698,7 +1598,7 @@
         <w:fldChar w:fldCharType="begin" w:fldLock="0" w:dirty="0"/>
       </w:r>
       <w:r>
-        <w:instrText xml:space="preserve"> PAGEREF sec-3-6 \h </w:instrText>
+        <w:instrText xml:space="preserve"> PAGEREF sec-8-6 \h </w:instrText>
       </w:r>
       <w:r>
         <w:fldChar w:fldCharType="separate" w:fldLock="0" w:dirty="0"/>
@@ -712,7 +1612,7 @@
     </w:p>
     <w:p>
       <w:pPr>
-        <w:pStyle w:val="000004"/>
+        <w:pStyle w:val="000005"/>
         <w:tabs>
           <w:tab w:val="right" w:leader="dot" w:pos="9072"/>
         </w:tabs>
@@ -722,7 +1622,7 @@
         <w:fldChar w:fldCharType="begin" w:fldLock="0" w:dirty="0"/>
       </w:r>
       <w:r>
-        <w:instrText xml:space="preserve"> HYPERLINK \l "sec-3-7" </w:instrText>
+        <w:instrText xml:space="preserve"> HYPERLINK \l "sec-8-7" </w:instrText>
       </w:r>
       <w:r>
         <w:fldChar w:fldCharType="separate" w:fldLock="0" w:dirty="0"/>
@@ -731,7 +1631,7 @@
         <w:rPr>
           <w:rFonts w:hint="eastAsia"/>
         </w:rPr>
-        <w:t>2.7 值得单独讲的三处工程细节</w:t>
+        <w:t>7.7 数据迁移与兼容</w:t>
       </w:r>
       <w:r>
         <w:fldChar w:fldCharType="end" w:fldLock="0" w:dirty="0"/>
@@ -743,7 +1643,7 @@
         <w:fldChar w:fldCharType="begin" w:fldLock="0" w:dirty="0"/>
       </w:r>
       <w:r>
-        <w:instrText xml:space="preserve"> PAGEREF sec-3-7 \h </w:instrText>
+        <w:instrText xml:space="preserve"> PAGEREF sec-8-7 \h </w:instrText>
       </w:r>
       <w:r>
         <w:fldChar w:fldCharType="separate" w:fldLock="0" w:dirty="0"/>
@@ -757,907 +1657,7 @@
     </w:p>
     <w:p>
       <w:pPr>
-        <w:pStyle w:val="000003"/>
-        <w:tabs>
-          <w:tab w:val="right" w:leader="dot" w:pos="9072"/>
-        </w:tabs>
-        <w:ind w:left="0"/>
-      </w:pPr>
-      <w:r>
-        <w:fldChar w:fldCharType="begin" w:fldLock="0" w:dirty="0"/>
-      </w:r>
-      <w:r>
-        <w:instrText xml:space="preserve"> HYPERLINK \l "section-4" </w:instrText>
-      </w:r>
-      <w:r>
-        <w:fldChar w:fldCharType="separate" w:fldLock="0" w:dirty="0"/>
-      </w:r>
-      <w:r>
-        <w:rPr>
-          <w:rFonts w:hint="eastAsia"/>
-        </w:rPr>
-        <w:t>三、AI 相关测试与验证的落地情况</w:t>
-      </w:r>
-      <w:r>
-        <w:fldChar w:fldCharType="end" w:fldLock="0" w:dirty="0"/>
-      </w:r>
-      <w:r>
-        <w:tab/>
-      </w:r>
-      <w:r>
-        <w:fldChar w:fldCharType="begin" w:fldLock="0" w:dirty="0"/>
-      </w:r>
-      <w:r>
-        <w:instrText xml:space="preserve"> PAGEREF section-4 \h </w:instrText>
-      </w:r>
-      <w:r>
-        <w:fldChar w:fldCharType="separate" w:fldLock="0" w:dirty="0"/>
-      </w:r>
-      <w:r>
-        <w:t>1</w:t>
-      </w:r>
-      <w:r>
-        <w:fldChar w:fldCharType="end" w:fldLock="0" w:dirty="0"/>
-      </w:r>
-    </w:p>
-    <w:p>
-      <w:pPr>
         <w:pStyle w:val="000004"/>
-        <w:tabs>
-          <w:tab w:val="right" w:leader="dot" w:pos="9072"/>
-        </w:tabs>
-        <w:ind w:left="200"/>
-      </w:pPr>
-      <w:r>
-        <w:fldChar w:fldCharType="begin" w:fldLock="0" w:dirty="0"/>
-      </w:r>
-      <w:r>
-        <w:instrText xml:space="preserve"> HYPERLINK \l "sec-4-1" </w:instrText>
-      </w:r>
-      <w:r>
-        <w:fldChar w:fldCharType="separate" w:fldLock="0" w:dirty="0"/>
-      </w:r>
-      <w:r>
-        <w:rPr>
-          <w:rFonts w:hint="eastAsia"/>
-        </w:rPr>
-        <w:t>3.1 分层测试策略</w:t>
-      </w:r>
-      <w:r>
-        <w:fldChar w:fldCharType="end" w:fldLock="0" w:dirty="0"/>
-      </w:r>
-      <w:r>
-        <w:tab/>
-      </w:r>
-      <w:r>
-        <w:fldChar w:fldCharType="begin" w:fldLock="0" w:dirty="0"/>
-      </w:r>
-      <w:r>
-        <w:instrText xml:space="preserve"> PAGEREF sec-4-1 \h </w:instrText>
-      </w:r>
-      <w:r>
-        <w:fldChar w:fldCharType="separate" w:fldLock="0" w:dirty="0"/>
-      </w:r>
-      <w:r>
-        <w:t>1</w:t>
-      </w:r>
-      <w:r>
-        <w:fldChar w:fldCharType="end" w:fldLock="0" w:dirty="0"/>
-      </w:r>
-    </w:p>
-    <w:p>
-      <w:pPr>
-        <w:pStyle w:val="000004"/>
-        <w:tabs>
-          <w:tab w:val="right" w:leader="dot" w:pos="9072"/>
-        </w:tabs>
-        <w:ind w:left="200"/>
-      </w:pPr>
-      <w:r>
-        <w:fldChar w:fldCharType="begin" w:fldLock="0" w:dirty="0"/>
-      </w:r>
-      <w:r>
-        <w:instrText xml:space="preserve"> HYPERLINK \l "sec-4-2" </w:instrText>
-      </w:r>
-      <w:r>
-        <w:fldChar w:fldCharType="separate" w:fldLock="0" w:dirty="0"/>
-      </w:r>
-      <w:r>
-        <w:rPr>
-          <w:rFonts w:hint="eastAsia"/>
-        </w:rPr>
-        <w:t>3.2 防模型跑偏：收窄 + 显式允许值 + 归一化兜底</w:t>
-      </w:r>
-      <w:r>
-        <w:fldChar w:fldCharType="end" w:fldLock="0" w:dirty="0"/>
-      </w:r>
-      <w:r>
-        <w:tab/>
-      </w:r>
-      <w:r>
-        <w:fldChar w:fldCharType="begin" w:fldLock="0" w:dirty="0"/>
-      </w:r>
-      <w:r>
-        <w:instrText xml:space="preserve"> PAGEREF sec-4-2 \h </w:instrText>
-      </w:r>
-      <w:r>
-        <w:fldChar w:fldCharType="separate" w:fldLock="0" w:dirty="0"/>
-      </w:r>
-      <w:r>
-        <w:t>1</w:t>
-      </w:r>
-      <w:r>
-        <w:fldChar w:fldCharType="end" w:fldLock="0" w:dirty="0"/>
-      </w:r>
-    </w:p>
-    <w:p>
-      <w:pPr>
-        <w:pStyle w:val="000004"/>
-        <w:tabs>
-          <w:tab w:val="right" w:leader="dot" w:pos="9072"/>
-        </w:tabs>
-        <w:ind w:left="200"/>
-      </w:pPr>
-      <w:r>
-        <w:fldChar w:fldCharType="begin" w:fldLock="0" w:dirty="0"/>
-      </w:r>
-      <w:r>
-        <w:instrText xml:space="preserve"> HYPERLINK \l "sec-4-3" </w:instrText>
-      </w:r>
-      <w:r>
-        <w:fldChar w:fldCharType="separate" w:fldLock="0" w:dirty="0"/>
-      </w:r>
-      <w:r>
-        <w:rPr>
-          <w:rFonts w:hint="eastAsia"/>
-        </w:rPr>
-        <w:t>3.3 能力探测：不猜，去实测</w:t>
-      </w:r>
-      <w:r>
-        <w:fldChar w:fldCharType="end" w:fldLock="0" w:dirty="0"/>
-      </w:r>
-      <w:r>
-        <w:tab/>
-      </w:r>
-      <w:r>
-        <w:fldChar w:fldCharType="begin" w:fldLock="0" w:dirty="0"/>
-      </w:r>
-      <w:r>
-        <w:instrText xml:space="preserve"> PAGEREF sec-4-3 \h </w:instrText>
-      </w:r>
-      <w:r>
-        <w:fldChar w:fldCharType="separate" w:fldLock="0" w:dirty="0"/>
-      </w:r>
-      <w:r>
-        <w:t>1</w:t>
-      </w:r>
-      <w:r>
-        <w:fldChar w:fldCharType="end" w:fldLock="0" w:dirty="0"/>
-      </w:r>
-    </w:p>
-    <w:p>
-      <w:pPr>
-        <w:pStyle w:val="000004"/>
-        <w:tabs>
-          <w:tab w:val="right" w:leader="dot" w:pos="9072"/>
-        </w:tabs>
-        <w:ind w:left="200"/>
-      </w:pPr>
-      <w:r>
-        <w:fldChar w:fldCharType="begin" w:fldLock="0" w:dirty="0"/>
-      </w:r>
-      <w:r>
-        <w:instrText xml:space="preserve"> HYPERLINK \l "sec-4-4" </w:instrText>
-      </w:r>
-      <w:r>
-        <w:fldChar w:fldCharType="separate" w:fldLock="0" w:dirty="0"/>
-      </w:r>
-      <w:r>
-        <w:rPr>
-          <w:rFonts w:hint="eastAsia"/>
-        </w:rPr>
-        <w:t>3.4 成功率量化：从「能打通」到「第一次就答对」</w:t>
-      </w:r>
-      <w:r>
-        <w:fldChar w:fldCharType="end" w:fldLock="0" w:dirty="0"/>
-      </w:r>
-      <w:r>
-        <w:tab/>
-      </w:r>
-      <w:r>
-        <w:fldChar w:fldCharType="begin" w:fldLock="0" w:dirty="0"/>
-      </w:r>
-      <w:r>
-        <w:instrText xml:space="preserve"> PAGEREF sec-4-4 \h </w:instrText>
-      </w:r>
-      <w:r>
-        <w:fldChar w:fldCharType="separate" w:fldLock="0" w:dirty="0"/>
-      </w:r>
-      <w:r>
-        <w:t>1</w:t>
-      </w:r>
-      <w:r>
-        <w:fldChar w:fldCharType="end" w:fldLock="0" w:dirty="0"/>
-      </w:r>
-    </w:p>
-    <w:p>
-      <w:pPr>
-        <w:pStyle w:val="000004"/>
-        <w:tabs>
-          <w:tab w:val="right" w:leader="dot" w:pos="9072"/>
-        </w:tabs>
-        <w:ind w:left="200"/>
-      </w:pPr>
-      <w:r>
-        <w:fldChar w:fldCharType="begin" w:fldLock="0" w:dirty="0"/>
-      </w:r>
-      <w:r>
-        <w:instrText xml:space="preserve"> HYPERLINK \l "sec-4-5" </w:instrText>
-      </w:r>
-      <w:r>
-        <w:fldChar w:fldCharType="separate" w:fldLock="0" w:dirty="0"/>
-      </w:r>
-      <w:r>
-        <w:rPr>
-          <w:rFonts w:hint="eastAsia"/>
-        </w:rPr>
-        <w:t>3.5 录制回放：把真实响应变成回归基线</w:t>
-      </w:r>
-      <w:r>
-        <w:fldChar w:fldCharType="end" w:fldLock="0" w:dirty="0"/>
-      </w:r>
-      <w:r>
-        <w:tab/>
-      </w:r>
-      <w:r>
-        <w:fldChar w:fldCharType="begin" w:fldLock="0" w:dirty="0"/>
-      </w:r>
-      <w:r>
-        <w:instrText xml:space="preserve"> PAGEREF sec-4-5 \h </w:instrText>
-      </w:r>
-      <w:r>
-        <w:fldChar w:fldCharType="separate" w:fldLock="0" w:dirty="0"/>
-      </w:r>
-      <w:r>
-        <w:t>1</w:t>
-      </w:r>
-      <w:r>
-        <w:fldChar w:fldCharType="end" w:fldLock="0" w:dirty="0"/>
-      </w:r>
-    </w:p>
-    <w:p>
-      <w:pPr>
-        <w:pStyle w:val="000004"/>
-        <w:tabs>
-          <w:tab w:val="right" w:leader="dot" w:pos="9072"/>
-        </w:tabs>
-        <w:ind w:left="200"/>
-      </w:pPr>
-      <w:r>
-        <w:fldChar w:fldCharType="begin" w:fldLock="0" w:dirty="0"/>
-      </w:r>
-      <w:r>
-        <w:instrText xml:space="preserve"> HYPERLINK \l "sec-4-6" </w:instrText>
-      </w:r>
-      <w:r>
-        <w:fldChar w:fldCharType="separate" w:fldLock="0" w:dirty="0"/>
-      </w:r>
-      <w:r>
-        <w:rPr>
-          <w:rFonts w:hint="eastAsia"/>
-        </w:rPr>
-        <w:t>3.6 提示词工程的量化闭环</w:t>
-      </w:r>
-      <w:r>
-        <w:fldChar w:fldCharType="end" w:fldLock="0" w:dirty="0"/>
-      </w:r>
-      <w:r>
-        <w:tab/>
-      </w:r>
-      <w:r>
-        <w:fldChar w:fldCharType="begin" w:fldLock="0" w:dirty="0"/>
-      </w:r>
-      <w:r>
-        <w:instrText xml:space="preserve"> PAGEREF sec-4-6 \h </w:instrText>
-      </w:r>
-      <w:r>
-        <w:fldChar w:fldCharType="separate" w:fldLock="0" w:dirty="0"/>
-      </w:r>
-      <w:r>
-        <w:t>1</w:t>
-      </w:r>
-      <w:r>
-        <w:fldChar w:fldCharType="end" w:fldLock="0" w:dirty="0"/>
-      </w:r>
-    </w:p>
-    <w:p>
-      <w:pPr>
-        <w:pStyle w:val="000003"/>
-        <w:tabs>
-          <w:tab w:val="right" w:leader="dot" w:pos="9072"/>
-        </w:tabs>
-        <w:ind w:left="0"/>
-      </w:pPr>
-      <w:r>
-        <w:fldChar w:fldCharType="begin" w:fldLock="0" w:dirty="0"/>
-      </w:r>
-      <w:r>
-        <w:instrText xml:space="preserve"> HYPERLINK \l "section-5" </w:instrText>
-      </w:r>
-      <w:r>
-        <w:fldChar w:fldCharType="separate" w:fldLock="0" w:dirty="0"/>
-      </w:r>
-      <w:r>
-        <w:rPr>
-          <w:rFonts w:hint="eastAsia"/>
-        </w:rPr>
-        <w:t>四、关键技术</w:t>
-      </w:r>
-      <w:r>
-        <w:fldChar w:fldCharType="end" w:fldLock="0" w:dirty="0"/>
-      </w:r>
-      <w:r>
-        <w:tab/>
-      </w:r>
-      <w:r>
-        <w:fldChar w:fldCharType="begin" w:fldLock="0" w:dirty="0"/>
-      </w:r>
-      <w:r>
-        <w:instrText xml:space="preserve"> PAGEREF section-5 \h </w:instrText>
-      </w:r>
-      <w:r>
-        <w:fldChar w:fldCharType="separate" w:fldLock="0" w:dirty="0"/>
-      </w:r>
-      <w:r>
-        <w:t>1</w:t>
-      </w:r>
-      <w:r>
-        <w:fldChar w:fldCharType="end" w:fldLock="0" w:dirty="0"/>
-      </w:r>
-    </w:p>
-    <w:p>
-      <w:pPr>
-        <w:pStyle w:val="000004"/>
-        <w:tabs>
-          <w:tab w:val="right" w:leader="dot" w:pos="9072"/>
-        </w:tabs>
-        <w:ind w:left="200"/>
-      </w:pPr>
-      <w:r>
-        <w:fldChar w:fldCharType="begin" w:fldLock="0" w:dirty="0"/>
-      </w:r>
-      <w:r>
-        <w:instrText xml:space="preserve"> HYPERLINK \l "sec-5-1" </w:instrText>
-      </w:r>
-      <w:r>
-        <w:fldChar w:fldCharType="separate" w:fldLock="0" w:dirty="0"/>
-      </w:r>
-      <w:r>
-        <w:rPr>
-          <w:rFonts w:hint="eastAsia"/>
-        </w:rPr>
-        <w:t>4.1 技术选型</w:t>
-      </w:r>
-      <w:r>
-        <w:fldChar w:fldCharType="end" w:fldLock="0" w:dirty="0"/>
-      </w:r>
-      <w:r>
-        <w:tab/>
-      </w:r>
-      <w:r>
-        <w:fldChar w:fldCharType="begin" w:fldLock="0" w:dirty="0"/>
-      </w:r>
-      <w:r>
-        <w:instrText xml:space="preserve"> PAGEREF sec-5-1 \h </w:instrText>
-      </w:r>
-      <w:r>
-        <w:fldChar w:fldCharType="separate" w:fldLock="0" w:dirty="0"/>
-      </w:r>
-      <w:r>
-        <w:t>1</w:t>
-      </w:r>
-      <w:r>
-        <w:fldChar w:fldCharType="end" w:fldLock="0" w:dirty="0"/>
-      </w:r>
-    </w:p>
-    <w:p>
-      <w:pPr>
-        <w:pStyle w:val="000004"/>
-        <w:tabs>
-          <w:tab w:val="right" w:leader="dot" w:pos="9072"/>
-        </w:tabs>
-        <w:ind w:left="200"/>
-      </w:pPr>
-      <w:r>
-        <w:fldChar w:fldCharType="begin" w:fldLock="0" w:dirty="0"/>
-      </w:r>
-      <w:r>
-        <w:instrText xml:space="preserve"> HYPERLINK \l "sec-5-2" </w:instrText>
-      </w:r>
-      <w:r>
-        <w:fldChar w:fldCharType="separate" w:fldLock="0" w:dirty="0"/>
-      </w:r>
-      <w:r>
-        <w:rPr>
-          <w:rFonts w:hint="eastAsia"/>
-        </w:rPr>
-        <w:t>4.2 关键设计与实现</w:t>
-      </w:r>
-      <w:r>
-        <w:fldChar w:fldCharType="end" w:fldLock="0" w:dirty="0"/>
-      </w:r>
-      <w:r>
-        <w:tab/>
-      </w:r>
-      <w:r>
-        <w:fldChar w:fldCharType="begin" w:fldLock="0" w:dirty="0"/>
-      </w:r>
-      <w:r>
-        <w:instrText xml:space="preserve"> PAGEREF sec-5-2 \h </w:instrText>
-      </w:r>
-      <w:r>
-        <w:fldChar w:fldCharType="separate" w:fldLock="0" w:dirty="0"/>
-      </w:r>
-      <w:r>
-        <w:t>1</w:t>
-      </w:r>
-      <w:r>
-        <w:fldChar w:fldCharType="end" w:fldLock="0" w:dirty="0"/>
-      </w:r>
-    </w:p>
-    <w:p>
-      <w:pPr>
-        <w:pStyle w:val="000003"/>
-        <w:tabs>
-          <w:tab w:val="right" w:leader="dot" w:pos="9072"/>
-        </w:tabs>
-        <w:ind w:left="0"/>
-      </w:pPr>
-      <w:r>
-        <w:fldChar w:fldCharType="begin" w:fldLock="0" w:dirty="0"/>
-      </w:r>
-      <w:r>
-        <w:instrText xml:space="preserve"> HYPERLINK \l "section-6" </w:instrText>
-      </w:r>
-      <w:r>
-        <w:fldChar w:fldCharType="separate" w:fldLock="0" w:dirty="0"/>
-      </w:r>
-      <w:r>
-        <w:rPr>
-          <w:rFonts w:hint="eastAsia"/>
-        </w:rPr>
-        <w:t>五、项目相关图片（待补）</w:t>
-      </w:r>
-      <w:r>
-        <w:fldChar w:fldCharType="end" w:fldLock="0" w:dirty="0"/>
-      </w:r>
-      <w:r>
-        <w:tab/>
-      </w:r>
-      <w:r>
-        <w:fldChar w:fldCharType="begin" w:fldLock="0" w:dirty="0"/>
-      </w:r>
-      <w:r>
-        <w:instrText xml:space="preserve"> PAGEREF section-6 \h </w:instrText>
-      </w:r>
-      <w:r>
-        <w:fldChar w:fldCharType="separate" w:fldLock="0" w:dirty="0"/>
-      </w:r>
-      <w:r>
-        <w:t>1</w:t>
-      </w:r>
-      <w:r>
-        <w:fldChar w:fldCharType="end" w:fldLock="0" w:dirty="0"/>
-      </w:r>
-    </w:p>
-    <w:p>
-      <w:pPr>
-        <w:pStyle w:val="000003"/>
-        <w:tabs>
-          <w:tab w:val="right" w:leader="dot" w:pos="9072"/>
-        </w:tabs>
-        <w:ind w:left="0"/>
-      </w:pPr>
-      <w:r>
-        <w:fldChar w:fldCharType="begin" w:fldLock="0" w:dirty="0"/>
-      </w:r>
-      <w:r>
-        <w:instrText xml:space="preserve"> HYPERLINK \l "section-7" </w:instrText>
-      </w:r>
-      <w:r>
-        <w:fldChar w:fldCharType="separate" w:fldLock="0" w:dirty="0"/>
-      </w:r>
-      <w:r>
-        <w:rPr>
-          <w:rFonts w:hint="eastAsia"/>
-        </w:rPr>
-        <w:t>六、发表与获奖情况</w:t>
-      </w:r>
-      <w:r>
-        <w:fldChar w:fldCharType="end" w:fldLock="0" w:dirty="0"/>
-      </w:r>
-      <w:r>
-        <w:tab/>
-      </w:r>
-      <w:r>
-        <w:fldChar w:fldCharType="begin" w:fldLock="0" w:dirty="0"/>
-      </w:r>
-      <w:r>
-        <w:instrText xml:space="preserve"> PAGEREF section-7 \h </w:instrText>
-      </w:r>
-      <w:r>
-        <w:fldChar w:fldCharType="separate" w:fldLock="0" w:dirty="0"/>
-      </w:r>
-      <w:r>
-        <w:t>1</w:t>
-      </w:r>
-      <w:r>
-        <w:fldChar w:fldCharType="end" w:fldLock="0" w:dirty="0"/>
-      </w:r>
-    </w:p>
-    <w:p>
-      <w:pPr>
-        <w:pStyle w:val="000003"/>
-        <w:tabs>
-          <w:tab w:val="right" w:leader="dot" w:pos="9072"/>
-        </w:tabs>
-        <w:ind w:left="0"/>
-      </w:pPr>
-      <w:r>
-        <w:fldChar w:fldCharType="begin" w:fldLock="0" w:dirty="0"/>
-      </w:r>
-      <w:r>
-        <w:instrText xml:space="preserve"> HYPERLINK \l "section-8" </w:instrText>
-      </w:r>
-      <w:r>
-        <w:fldChar w:fldCharType="separate" w:fldLock="0" w:dirty="0"/>
-      </w:r>
-      <w:r>
-        <w:rPr>
-          <w:rFonts w:hint="eastAsia"/>
-        </w:rPr>
-        <w:t>七、基于既有项目的优化说明</w:t>
-      </w:r>
-      <w:r>
-        <w:fldChar w:fldCharType="end" w:fldLock="0" w:dirty="0"/>
-      </w:r>
-      <w:r>
-        <w:tab/>
-      </w:r>
-      <w:r>
-        <w:fldChar w:fldCharType="begin" w:fldLock="0" w:dirty="0"/>
-      </w:r>
-      <w:r>
-        <w:instrText xml:space="preserve"> PAGEREF section-8 \h </w:instrText>
-      </w:r>
-      <w:r>
-        <w:fldChar w:fldCharType="separate" w:fldLock="0" w:dirty="0"/>
-      </w:r>
-      <w:r>
-        <w:t>1</w:t>
-      </w:r>
-      <w:r>
-        <w:fldChar w:fldCharType="end" w:fldLock="0" w:dirty="0"/>
-      </w:r>
-    </w:p>
-    <w:p>
-      <w:pPr>
-        <w:pStyle w:val="000004"/>
-        <w:tabs>
-          <w:tab w:val="right" w:leader="dot" w:pos="9072"/>
-        </w:tabs>
-        <w:ind w:left="200"/>
-      </w:pPr>
-      <w:r>
-        <w:fldChar w:fldCharType="begin" w:fldLock="0" w:dirty="0"/>
-      </w:r>
-      <w:r>
-        <w:instrText xml:space="preserve"> HYPERLINK \l "sec-8-1" </w:instrText>
-      </w:r>
-      <w:r>
-        <w:fldChar w:fldCharType="separate" w:fldLock="0" w:dirty="0"/>
-      </w:r>
-      <w:r>
-        <w:rPr>
-          <w:rFonts w:hint="eastAsia"/>
-        </w:rPr>
-        <w:t>7.1 上游项目</w:t>
-      </w:r>
-      <w:r>
-        <w:fldChar w:fldCharType="end" w:fldLock="0" w:dirty="0"/>
-      </w:r>
-      <w:r>
-        <w:tab/>
-      </w:r>
-      <w:r>
-        <w:fldChar w:fldCharType="begin" w:fldLock="0" w:dirty="0"/>
-      </w:r>
-      <w:r>
-        <w:instrText xml:space="preserve"> PAGEREF sec-8-1 \h </w:instrText>
-      </w:r>
-      <w:r>
-        <w:fldChar w:fldCharType="separate" w:fldLock="0" w:dirty="0"/>
-      </w:r>
-      <w:r>
-        <w:t>1</w:t>
-      </w:r>
-      <w:r>
-        <w:fldChar w:fldCharType="end" w:fldLock="0" w:dirty="0"/>
-      </w:r>
-    </w:p>
-    <w:p>
-      <w:pPr>
-        <w:pStyle w:val="000004"/>
-        <w:tabs>
-          <w:tab w:val="right" w:leader="dot" w:pos="9072"/>
-        </w:tabs>
-        <w:ind w:left="200"/>
-      </w:pPr>
-      <w:r>
-        <w:fldChar w:fldCharType="begin" w:fldLock="0" w:dirty="0"/>
-      </w:r>
-      <w:r>
-        <w:instrText xml:space="preserve"> HYPERLINK \l "sec-8-2" </w:instrText>
-      </w:r>
-      <w:r>
-        <w:fldChar w:fldCharType="separate" w:fldLock="0" w:dirty="0"/>
-      </w:r>
-      <w:r>
-        <w:rPr>
-          <w:rFonts w:hint="eastAsia"/>
-        </w:rPr>
-        <w:t>7.2 最根本的优化：定位反转</w:t>
-      </w:r>
-      <w:r>
-        <w:fldChar w:fldCharType="end" w:fldLock="0" w:dirty="0"/>
-      </w:r>
-      <w:r>
-        <w:tab/>
-      </w:r>
-      <w:r>
-        <w:fldChar w:fldCharType="begin" w:fldLock="0" w:dirty="0"/>
-      </w:r>
-      <w:r>
-        <w:instrText xml:space="preserve"> PAGEREF sec-8-2 \h </w:instrText>
-      </w:r>
-      <w:r>
-        <w:fldChar w:fldCharType="separate" w:fldLock="0" w:dirty="0"/>
-      </w:r>
-      <w:r>
-        <w:t>1</w:t>
-      </w:r>
-      <w:r>
-        <w:fldChar w:fldCharType="end" w:fldLock="0" w:dirty="0"/>
-      </w:r>
-    </w:p>
-    <w:p>
-      <w:pPr>
-        <w:pStyle w:val="000004"/>
-        <w:tabs>
-          <w:tab w:val="right" w:leader="dot" w:pos="9072"/>
-        </w:tabs>
-        <w:ind w:left="200"/>
-      </w:pPr>
-      <w:r>
-        <w:fldChar w:fldCharType="begin" w:fldLock="0" w:dirty="0"/>
-      </w:r>
-      <w:r>
-        <w:instrText xml:space="preserve"> HYPERLINK \l "sec-8-3" </w:instrText>
-      </w:r>
-      <w:r>
-        <w:fldChar w:fldCharType="separate" w:fldLock="0" w:dirty="0"/>
-      </w:r>
-      <w:r>
-        <w:rPr>
-          <w:rFonts w:hint="eastAsia"/>
-        </w:rPr>
-        <w:t>7.3 架构层面的优化</w:t>
-      </w:r>
-      <w:r>
-        <w:fldChar w:fldCharType="end" w:fldLock="0" w:dirty="0"/>
-      </w:r>
-      <w:r>
-        <w:tab/>
-      </w:r>
-      <w:r>
-        <w:fldChar w:fldCharType="begin" w:fldLock="0" w:dirty="0"/>
-      </w:r>
-      <w:r>
-        <w:instrText xml:space="preserve"> PAGEREF sec-8-3 \h </w:instrText>
-      </w:r>
-      <w:r>
-        <w:fldChar w:fldCharType="separate" w:fldLock="0" w:dirty="0"/>
-      </w:r>
-      <w:r>
-        <w:t>1</w:t>
-      </w:r>
-      <w:r>
-        <w:fldChar w:fldCharType="end" w:fldLock="0" w:dirty="0"/>
-      </w:r>
-    </w:p>
-    <w:p>
-      <w:pPr>
-        <w:pStyle w:val="000004"/>
-        <w:tabs>
-          <w:tab w:val="right" w:leader="dot" w:pos="9072"/>
-        </w:tabs>
-        <w:ind w:left="200"/>
-      </w:pPr>
-      <w:r>
-        <w:fldChar w:fldCharType="begin" w:fldLock="0" w:dirty="0"/>
-      </w:r>
-      <w:r>
-        <w:instrText xml:space="preserve"> HYPERLINK \l "sec-8-4" </w:instrText>
-      </w:r>
-      <w:r>
-        <w:fldChar w:fldCharType="separate" w:fldLock="0" w:dirty="0"/>
-      </w:r>
-      <w:r>
-        <w:rPr>
-          <w:rFonts w:hint="eastAsia"/>
-        </w:rPr>
-        <w:t>7.4 修复的旧版缺陷（本次审阅发现）</w:t>
-      </w:r>
-      <w:r>
-        <w:fldChar w:fldCharType="end" w:fldLock="0" w:dirty="0"/>
-      </w:r>
-      <w:r>
-        <w:tab/>
-      </w:r>
-      <w:r>
-        <w:fldChar w:fldCharType="begin" w:fldLock="0" w:dirty="0"/>
-      </w:r>
-      <w:r>
-        <w:instrText xml:space="preserve"> PAGEREF sec-8-4 \h </w:instrText>
-      </w:r>
-      <w:r>
-        <w:fldChar w:fldCharType="separate" w:fldLock="0" w:dirty="0"/>
-      </w:r>
-      <w:r>
-        <w:t>1</w:t>
-      </w:r>
-      <w:r>
-        <w:fldChar w:fldCharType="end" w:fldLock="0" w:dirty="0"/>
-      </w:r>
-    </w:p>
-    <w:p>
-      <w:pPr>
-        <w:pStyle w:val="000004"/>
-        <w:tabs>
-          <w:tab w:val="right" w:leader="dot" w:pos="9072"/>
-        </w:tabs>
-        <w:ind w:left="200"/>
-      </w:pPr>
-      <w:r>
-        <w:fldChar w:fldCharType="begin" w:fldLock="0" w:dirty="0"/>
-      </w:r>
-      <w:r>
-        <w:instrText xml:space="preserve"> HYPERLINK \l "sec-8-5" </w:instrText>
-      </w:r>
-      <w:r>
-        <w:fldChar w:fldCharType="separate" w:fldLock="0" w:dirty="0"/>
-      </w:r>
-      <w:r>
-        <w:rPr>
-          <w:rFonts w:hint="eastAsia"/>
-        </w:rPr>
-        <w:t>7.5 新增能力（旧版完全没有）</w:t>
-      </w:r>
-      <w:r>
-        <w:fldChar w:fldCharType="end" w:fldLock="0" w:dirty="0"/>
-      </w:r>
-      <w:r>
-        <w:tab/>
-      </w:r>
-      <w:r>
-        <w:fldChar w:fldCharType="begin" w:fldLock="0" w:dirty="0"/>
-      </w:r>
-      <w:r>
-        <w:instrText xml:space="preserve"> PAGEREF sec-8-5 \h </w:instrText>
-      </w:r>
-      <w:r>
-        <w:fldChar w:fldCharType="separate" w:fldLock="0" w:dirty="0"/>
-      </w:r>
-      <w:r>
-        <w:t>1</w:t>
-      </w:r>
-      <w:r>
-        <w:fldChar w:fldCharType="end" w:fldLock="0" w:dirty="0"/>
-      </w:r>
-    </w:p>
-    <w:p>
-      <w:pPr>
-        <w:pStyle w:val="000004"/>
-        <w:tabs>
-          <w:tab w:val="right" w:leader="dot" w:pos="9072"/>
-        </w:tabs>
-        <w:ind w:left="200"/>
-      </w:pPr>
-      <w:r>
-        <w:fldChar w:fldCharType="begin" w:fldLock="0" w:dirty="0"/>
-      </w:r>
-      <w:r>
-        <w:instrText xml:space="preserve"> HYPERLINK \l "sec-8-6" </w:instrText>
-      </w:r>
-      <w:r>
-        <w:fldChar w:fldCharType="separate" w:fldLock="0" w:dirty="0"/>
-      </w:r>
-      <w:r>
-        <w:rPr>
-          <w:rFonts w:hint="eastAsia"/>
-        </w:rPr>
-        <w:t>7.6 有意移出的功能与理由（评委问「为什么不保留」时的答案）</w:t>
-      </w:r>
-      <w:r>
-        <w:fldChar w:fldCharType="end" w:fldLock="0" w:dirty="0"/>
-      </w:r>
-      <w:r>
-        <w:tab/>
-      </w:r>
-      <w:r>
-        <w:fldChar w:fldCharType="begin" w:fldLock="0" w:dirty="0"/>
-      </w:r>
-      <w:r>
-        <w:instrText xml:space="preserve"> PAGEREF sec-8-6 \h </w:instrText>
-      </w:r>
-      <w:r>
-        <w:fldChar w:fldCharType="separate" w:fldLock="0" w:dirty="0"/>
-      </w:r>
-      <w:r>
-        <w:t>1</w:t>
-      </w:r>
-      <w:r>
-        <w:fldChar w:fldCharType="end" w:fldLock="0" w:dirty="0"/>
-      </w:r>
-    </w:p>
-    <w:p>
-      <w:pPr>
-        <w:pStyle w:val="000004"/>
-        <w:tabs>
-          <w:tab w:val="right" w:leader="dot" w:pos="9072"/>
-        </w:tabs>
-        <w:ind w:left="200"/>
-      </w:pPr>
-      <w:r>
-        <w:fldChar w:fldCharType="begin" w:fldLock="0" w:dirty="0"/>
-      </w:r>
-      <w:r>
-        <w:instrText xml:space="preserve"> HYPERLINK \l "sec-8-7" </w:instrText>
-      </w:r>
-      <w:r>
-        <w:fldChar w:fldCharType="separate" w:fldLock="0" w:dirty="0"/>
-      </w:r>
-      <w:r>
-        <w:rPr>
-          <w:rFonts w:hint="eastAsia"/>
-        </w:rPr>
-        <w:t>7.7 数据迁移与兼容</w:t>
-      </w:r>
-      <w:r>
-        <w:fldChar w:fldCharType="end" w:fldLock="0" w:dirty="0"/>
-      </w:r>
-      <w:r>
-        <w:tab/>
-      </w:r>
-      <w:r>
-        <w:fldChar w:fldCharType="begin" w:fldLock="0" w:dirty="0"/>
-      </w:r>
-      <w:r>
-        <w:instrText xml:space="preserve"> PAGEREF sec-8-7 \h </w:instrText>
-      </w:r>
-      <w:r>
-        <w:fldChar w:fldCharType="separate" w:fldLock="0" w:dirty="0"/>
-      </w:r>
-      <w:r>
-        <w:t>1</w:t>
-      </w:r>
-      <w:r>
-        <w:fldChar w:fldCharType="end" w:fldLock="0" w:dirty="0"/>
-      </w:r>
-    </w:p>
-    <w:p>
-      <w:pPr>
-        <w:pStyle w:val="000003"/>
         <w:tabs>
           <w:tab w:val="right" w:leader="dot" w:pos="9072"/>
         </w:tabs>
@@ -1714,7 +1714,7 @@
     </w:p>
     <w:p>
       <w:pPr>
-        <w:pStyle w:val="000005"/>
+        <w:pStyle w:val="000001"/>
         <w:keepNext w:val="1"/>
         <w:keepLines w:val="1"/>
         <w:spacing w:before="100" w:beforeAutospacing="1" w:after="100" w:afterAutospacing="1" w:line="420"/>
@@ -1846,6 +1846,7 @@
             <w:vAlign w:val="center"/>
           </w:tcPr>
           <w:p>
+            <w:pPr/>
             <w:r>
               <w:rPr>
                 <w:rFonts w:hint="eastAsia" w:ascii="SimSun" w:hAnsi="SimSun" w:eastAsia="SimSun" w:cs="SimSun"/>
@@ -1873,6 +1874,7 @@
             <w:vAlign w:val="center"/>
           </w:tcPr>
           <w:p>
+            <w:pPr/>
             <w:r>
               <w:rPr>
                 <w:rFonts w:hint="eastAsia" w:ascii="SimSun" w:hAnsi="SimSun" w:eastAsia="SimSun" w:cs="SimSun"/>
@@ -1903,6 +1905,7 @@
             <w:vAlign w:val="center"/>
           </w:tcPr>
           <w:p>
+            <w:pPr/>
             <w:r>
               <w:rPr>
                 <w:rFonts w:hint="eastAsia" w:ascii="SimSun" w:hAnsi="SimSun" w:eastAsia="SimSun" w:cs="SimSun"/>
@@ -1930,6 +1933,7 @@
             <w:vAlign w:val="center"/>
           </w:tcPr>
           <w:p>
+            <w:pPr/>
             <w:r>
               <w:rPr>
                 <w:rFonts w:hint="eastAsia" w:ascii="SimSun" w:hAnsi="SimSun" w:eastAsia="SimSun" w:cs="SimSun"/>
@@ -1968,6 +1972,7 @@
             <w:vAlign w:val="center"/>
           </w:tcPr>
           <w:p>
+            <w:pPr/>
             <w:r>
               <w:rPr>
                 <w:rFonts w:hint="eastAsia" w:ascii="SimSun" w:hAnsi="SimSun" w:eastAsia="SimSun" w:cs="SimSun"/>
@@ -1995,6 +2000,7 @@
             <w:vAlign w:val="center"/>
           </w:tcPr>
           <w:p>
+            <w:pPr/>
             <w:r>
               <w:rPr>
                 <w:rFonts w:hint="eastAsia" w:ascii="SimSun" w:hAnsi="SimSun" w:eastAsia="SimSun" w:cs="SimSun"/>
@@ -2025,6 +2031,7 @@
             <w:vAlign w:val="center"/>
           </w:tcPr>
           <w:p>
+            <w:pPr/>
             <w:r>
               <w:rPr>
                 <w:rFonts w:hint="eastAsia" w:ascii="SimSun" w:hAnsi="SimSun" w:eastAsia="SimSun" w:cs="SimSun"/>
@@ -2052,6 +2059,7 @@
             <w:vAlign w:val="center"/>
           </w:tcPr>
           <w:p>
+            <w:pPr/>
             <w:r>
               <w:rPr>
                 <w:rFonts w:ascii="SimSun" w:hAnsi="SimSun" w:eastAsia="SimSun" w:cs="SimSun"/>
@@ -2082,6 +2090,7 @@
             <w:vAlign w:val="center"/>
           </w:tcPr>
           <w:p>
+            <w:pPr/>
             <w:r>
               <w:rPr>
                 <w:rFonts w:hint="eastAsia" w:ascii="SimSun" w:hAnsi="SimSun" w:eastAsia="SimSun" w:cs="SimSun"/>
@@ -2109,6 +2118,7 @@
             <w:vAlign w:val="center"/>
           </w:tcPr>
           <w:p>
+            <w:pPr/>
             <w:r>
               <w:rPr>
                 <w:rFonts w:hint="eastAsia" w:ascii="SimSun" w:hAnsi="SimSun" w:eastAsia="SimSun" w:cs="SimSun"/>
@@ -2139,6 +2149,7 @@
             <w:vAlign w:val="center"/>
           </w:tcPr>
           <w:p>
+            <w:pPr/>
             <w:r>
               <w:rPr>
                 <w:rFonts w:hint="eastAsia" w:ascii="SimSun" w:hAnsi="SimSun" w:eastAsia="SimSun" w:cs="SimSun"/>
@@ -2166,6 +2177,7 @@
             <w:vAlign w:val="center"/>
           </w:tcPr>
           <w:p>
+            <w:pPr/>
             <w:r>
               <w:rPr>
                 <w:rFonts w:hint="eastAsia" w:ascii="SimSun" w:hAnsi="SimSun" w:eastAsia="SimSun" w:cs="SimSun"/>
@@ -2196,6 +2208,7 @@
             <w:vAlign w:val="center"/>
           </w:tcPr>
           <w:p>
+            <w:pPr/>
             <w:r>
               <w:rPr>
                 <w:rFonts w:hint="eastAsia" w:ascii="SimSun" w:hAnsi="SimSun" w:eastAsia="SimSun" w:cs="SimSun"/>
@@ -2223,6 +2236,7 @@
             <w:vAlign w:val="center"/>
           </w:tcPr>
           <w:p>
+            <w:pPr/>
             <w:r>
               <w:rPr>
                 <w:rFonts w:hint="eastAsia" w:ascii="SimSun" w:hAnsi="SimSun" w:eastAsia="SimSun" w:cs="SimSun"/>
@@ -2253,6 +2267,7 @@
             <w:vAlign w:val="center"/>
           </w:tcPr>
           <w:p>
+            <w:pPr/>
             <w:r>
               <w:rPr>
                 <w:rFonts w:hint="eastAsia" w:ascii="SimSun" w:hAnsi="SimSun" w:eastAsia="SimSun" w:cs="SimSun"/>
@@ -2280,6 +2295,7 @@
             <w:vAlign w:val="center"/>
           </w:tcPr>
           <w:p>
+            <w:pPr/>
             <w:r>
               <w:rPr>
                 <w:rFonts w:hint="eastAsia" w:ascii="SimSun" w:hAnsi="SimSun" w:eastAsia="SimSun" w:cs="SimSun"/>
@@ -2310,6 +2326,7 @@
             <w:vAlign w:val="center"/>
           </w:tcPr>
           <w:p>
+            <w:pPr/>
             <w:r>
               <w:rPr>
                 <w:rFonts w:hint="eastAsia" w:ascii="SimSun" w:hAnsi="SimSun" w:eastAsia="SimSun" w:cs="SimSun"/>
@@ -2337,6 +2354,7 @@
             <w:vAlign w:val="center"/>
           </w:tcPr>
           <w:p>
+            <w:pPr/>
             <w:r>
               <w:rPr>
                 <w:rFonts w:hint="eastAsia" w:ascii="SimSun" w:hAnsi="SimSun" w:eastAsia="SimSun" w:cs="SimSun"/>
@@ -2382,6 +2400,7 @@
             <w:vAlign w:val="center"/>
           </w:tcPr>
           <w:p>
+            <w:pPr/>
             <w:r>
               <w:rPr>
                 <w:rFonts w:hint="eastAsia" w:ascii="SimSun" w:hAnsi="SimSun" w:eastAsia="SimSun" w:cs="SimSun"/>
@@ -2409,6 +2428,7 @@
             <w:vAlign w:val="center"/>
           </w:tcPr>
           <w:p>
+            <w:pPr/>
             <w:r>
               <w:rPr>
                 <w:rFonts w:hint="eastAsia" w:ascii="SimSun" w:hAnsi="SimSun" w:eastAsia="SimSun" w:cs="SimSun"/>
@@ -2439,6 +2459,7 @@
             <w:vAlign w:val="center"/>
           </w:tcPr>
           <w:p>
+            <w:pPr/>
             <w:r>
               <w:rPr>
                 <w:rFonts w:hint="eastAsia" w:ascii="SimSun" w:hAnsi="SimSun" w:eastAsia="SimSun" w:cs="SimSun"/>
@@ -2466,6 +2487,7 @@
             <w:vAlign w:val="center"/>
           </w:tcPr>
           <w:p>
+            <w:pPr/>
             <w:r>
               <w:rPr>
                 <w:rFonts w:ascii="SimSun" w:hAnsi="SimSun" w:eastAsia="SimSun" w:cs="SimSun"/>
@@ -2496,6 +2518,7 @@
             <w:vAlign w:val="center"/>
           </w:tcPr>
           <w:p>
+            <w:pPr/>
             <w:r>
               <w:rPr>
                 <w:rFonts w:hint="eastAsia" w:ascii="SimSun" w:hAnsi="SimSun" w:eastAsia="SimSun" w:cs="SimSun"/>
@@ -2523,6 +2546,7 @@
             <w:vAlign w:val="center"/>
           </w:tcPr>
           <w:p>
+            <w:pPr/>
             <w:r>
               <w:rPr>
                 <w:rFonts w:hint="eastAsia" w:ascii="SimSun" w:hAnsi="SimSun" w:eastAsia="SimSun" w:cs="SimSun"/>
@@ -2547,7 +2571,7 @@
     </w:p>
     <w:p>
       <w:pPr>
-        <w:pStyle w:val="000005"/>
+        <w:pStyle w:val="000001"/>
         <w:keepNext w:val="1"/>
         <w:keepLines w:val="1"/>
         <w:spacing w:before="100" w:beforeAutospacing="1" w:after="100" w:afterAutospacing="1" w:line="420"/>
@@ -2571,7 +2595,7 @@
     </w:p>
     <w:p>
       <w:pPr>
-        <w:pStyle w:val="000006"/>
+        <w:pStyle w:val="000003"/>
         <w:keepNext w:val="1"/>
         <w:keepLines w:val="1"/>
         <w:spacing w:before="100" w:beforeAutospacing="1" w:after="100" w:afterAutospacing="1" w:line="420"/>
@@ -2700,7 +2724,7 @@
     </w:p>
     <w:p>
       <w:pPr>
-        <w:pStyle w:val="000006"/>
+        <w:pStyle w:val="000003"/>
         <w:keepNext w:val="1"/>
         <w:keepLines w:val="1"/>
         <w:spacing w:before="100" w:beforeAutospacing="1" w:after="100" w:afterAutospacing="1" w:line="420"/>
@@ -2760,6 +2784,7 @@
             <w:vAlign w:val="center"/>
           </w:tcPr>
           <w:p>
+            <w:pPr/>
             <w:r>
               <w:rPr>
                 <w:rFonts w:hint="eastAsia" w:ascii="monospace" w:hAnsi="monospace" w:eastAsia="monospace" w:cs="monospace"/>
@@ -2821,7 +2846,7 @@
     </w:p>
     <w:p>
       <w:pPr>
-        <w:pStyle w:val="000006"/>
+        <w:pStyle w:val="000003"/>
         <w:keepNext w:val="1"/>
         <w:keepLines w:val="1"/>
         <w:spacing w:before="100" w:beforeAutospacing="1" w:after="100" w:afterAutospacing="1" w:line="420"/>
@@ -2952,6 +2977,7 @@
             <w:vAlign w:val="center"/>
           </w:tcPr>
           <w:p>
+            <w:pPr/>
             <w:r>
               <w:rPr>
                 <w:rFonts w:hint="eastAsia" w:ascii="SimSun" w:hAnsi="SimSun" w:eastAsia="SimSun" w:cs="SimSun"/>
@@ -2979,6 +3005,7 @@
             <w:vAlign w:val="center"/>
           </w:tcPr>
           <w:p>
+            <w:pPr/>
             <w:r>
               <w:rPr>
                 <w:rFonts w:hint="eastAsia" w:ascii="SimSun" w:hAnsi="SimSun" w:eastAsia="SimSun" w:cs="SimSun"/>
@@ -3009,6 +3036,7 @@
             <w:vAlign w:val="center"/>
           </w:tcPr>
           <w:p>
+            <w:pPr/>
             <w:r>
               <w:rPr>
                 <w:rFonts w:hint="eastAsia" w:ascii="SimSun" w:hAnsi="SimSun" w:eastAsia="SimSun" w:cs="SimSun"/>
@@ -3036,6 +3064,7 @@
             <w:vAlign w:val="center"/>
           </w:tcPr>
           <w:p>
+            <w:pPr/>
             <w:r>
               <w:rPr>
                 <w:rFonts w:hint="eastAsia" w:ascii="SimSun" w:hAnsi="SimSun" w:eastAsia="SimSun" w:cs="SimSun"/>
@@ -3081,6 +3110,7 @@
             <w:vAlign w:val="center"/>
           </w:tcPr>
           <w:p>
+            <w:pPr/>
             <w:r>
               <w:rPr>
                 <w:rFonts w:hint="eastAsia" w:ascii="SimSun" w:hAnsi="SimSun" w:eastAsia="SimSun" w:cs="SimSun"/>
@@ -3108,6 +3138,7 @@
             <w:vAlign w:val="center"/>
           </w:tcPr>
           <w:p>
+            <w:pPr/>
             <w:r>
               <w:rPr>
                 <w:rFonts w:hint="eastAsia" w:ascii="SimSun" w:hAnsi="SimSun" w:eastAsia="SimSun" w:cs="SimSun"/>
@@ -3138,6 +3169,7 @@
             <w:vAlign w:val="center"/>
           </w:tcPr>
           <w:p>
+            <w:pPr/>
             <w:r>
               <w:rPr>
                 <w:rFonts w:hint="eastAsia" w:ascii="SimSun" w:hAnsi="SimSun" w:eastAsia="SimSun" w:cs="SimSun"/>
@@ -3165,6 +3197,7 @@
             <w:vAlign w:val="center"/>
           </w:tcPr>
           <w:p>
+            <w:pPr/>
             <w:r>
               <w:rPr>
                 <w:rFonts w:hint="eastAsia" w:ascii="SimSun" w:hAnsi="SimSun" w:eastAsia="SimSun" w:cs="SimSun"/>
@@ -3195,6 +3228,7 @@
             <w:vAlign w:val="center"/>
           </w:tcPr>
           <w:p>
+            <w:pPr/>
             <w:r>
               <w:rPr>
                 <w:rFonts w:hint="eastAsia" w:ascii="SimSun" w:hAnsi="SimSun" w:eastAsia="SimSun" w:cs="SimSun"/>
@@ -3222,6 +3256,7 @@
             <w:vAlign w:val="center"/>
           </w:tcPr>
           <w:p>
+            <w:pPr/>
             <w:r>
               <w:rPr>
                 <w:rFonts w:hint="eastAsia" w:ascii="SimSun" w:hAnsi="SimSun" w:eastAsia="SimSun" w:cs="SimSun"/>
@@ -3252,6 +3287,7 @@
             <w:vAlign w:val="center"/>
           </w:tcPr>
           <w:p>
+            <w:pPr/>
             <w:r>
               <w:rPr>
                 <w:rFonts w:hint="eastAsia" w:ascii="SimSun" w:hAnsi="SimSun" w:eastAsia="SimSun" w:cs="SimSun"/>
@@ -3279,6 +3315,7 @@
             <w:vAlign w:val="center"/>
           </w:tcPr>
           <w:p>
+            <w:pPr/>
             <w:r>
               <w:rPr>
                 <w:rFonts w:hint="eastAsia" w:ascii="SimSun" w:hAnsi="SimSun" w:eastAsia="SimSun" w:cs="SimSun"/>
@@ -3324,6 +3361,7 @@
             <w:vAlign w:val="center"/>
           </w:tcPr>
           <w:p>
+            <w:pPr/>
             <w:r>
               <w:rPr>
                 <w:rFonts w:hint="eastAsia" w:ascii="SimSun" w:hAnsi="SimSun" w:eastAsia="SimSun" w:cs="SimSun"/>
@@ -3351,6 +3389,7 @@
             <w:vAlign w:val="center"/>
           </w:tcPr>
           <w:p>
+            <w:pPr/>
             <w:r>
               <w:rPr>
                 <w:rFonts w:hint="eastAsia" w:ascii="SimSun" w:hAnsi="SimSun" w:eastAsia="SimSun" w:cs="SimSun"/>
@@ -3381,6 +3420,7 @@
             <w:vAlign w:val="center"/>
           </w:tcPr>
           <w:p>
+            <w:pPr/>
             <w:r>
               <w:rPr>
                 <w:rFonts w:hint="eastAsia" w:ascii="SimSun" w:hAnsi="SimSun" w:eastAsia="SimSun" w:cs="SimSun"/>
@@ -3408,6 +3448,7 @@
             <w:vAlign w:val="center"/>
           </w:tcPr>
           <w:p>
+            <w:pPr/>
             <w:r>
               <w:rPr>
                 <w:rFonts w:hint="eastAsia" w:ascii="SimSun" w:hAnsi="SimSun" w:eastAsia="SimSun" w:cs="SimSun"/>
@@ -3438,6 +3479,7 @@
             <w:vAlign w:val="center"/>
           </w:tcPr>
           <w:p>
+            <w:pPr/>
             <w:r>
               <w:rPr>
                 <w:rFonts w:hint="eastAsia" w:ascii="SimSun" w:hAnsi="SimSun" w:eastAsia="SimSun" w:cs="SimSun"/>
@@ -3465,6 +3507,7 @@
             <w:vAlign w:val="center"/>
           </w:tcPr>
           <w:p>
+            <w:pPr/>
             <w:r>
               <w:rPr>
                 <w:rFonts w:hint="eastAsia" w:ascii="SimSun" w:hAnsi="SimSun" w:eastAsia="SimSun" w:cs="SimSun"/>
@@ -3503,6 +3546,7 @@
             <w:vAlign w:val="center"/>
           </w:tcPr>
           <w:p>
+            <w:pPr/>
             <w:r>
               <w:rPr>
                 <w:rFonts w:hint="eastAsia" w:ascii="SimSun" w:hAnsi="SimSun" w:eastAsia="SimSun" w:cs="SimSun"/>
@@ -3530,6 +3574,7 @@
             <w:vAlign w:val="center"/>
           </w:tcPr>
           <w:p>
+            <w:pPr/>
             <w:r>
               <w:rPr>
                 <w:rFonts w:hint="eastAsia" w:ascii="SimSun" w:hAnsi="SimSun" w:eastAsia="SimSun" w:cs="SimSun"/>
@@ -3560,6 +3605,7 @@
             <w:vAlign w:val="center"/>
           </w:tcPr>
           <w:p>
+            <w:pPr/>
             <w:r>
               <w:rPr>
                 <w:rFonts w:hint="eastAsia" w:ascii="SimSun" w:hAnsi="SimSun" w:eastAsia="SimSun" w:cs="SimSun"/>
@@ -3587,6 +3633,7 @@
             <w:vAlign w:val="center"/>
           </w:tcPr>
           <w:p>
+            <w:pPr/>
             <w:r>
               <w:rPr>
                 <w:rFonts w:ascii="SimSun" w:hAnsi="SimSun" w:eastAsia="SimSun" w:cs="SimSun"/>
@@ -3617,6 +3664,7 @@
             <w:vAlign w:val="center"/>
           </w:tcPr>
           <w:p>
+            <w:pPr/>
             <w:r>
               <w:rPr>
                 <w:rFonts w:hint="eastAsia" w:ascii="SimSun" w:hAnsi="SimSun" w:eastAsia="SimSun" w:cs="SimSun"/>
@@ -3644,6 +3692,7 @@
             <w:vAlign w:val="center"/>
           </w:tcPr>
           <w:p>
+            <w:pPr/>
             <w:r>
               <w:rPr>
                 <w:rFonts w:hint="eastAsia" w:ascii="SimSun" w:hAnsi="SimSun" w:eastAsia="SimSun" w:cs="SimSun"/>
@@ -3674,6 +3723,7 @@
             <w:vAlign w:val="center"/>
           </w:tcPr>
           <w:p>
+            <w:pPr/>
             <w:r>
               <w:rPr>
                 <w:rFonts w:hint="eastAsia" w:ascii="SimSun" w:hAnsi="SimSun" w:eastAsia="SimSun" w:cs="SimSun"/>
@@ -3701,6 +3751,7 @@
             <w:vAlign w:val="center"/>
           </w:tcPr>
           <w:p>
+            <w:pPr/>
             <w:r>
               <w:rPr>
                 <w:rFonts w:hint="eastAsia" w:ascii="SimSun" w:hAnsi="SimSun" w:eastAsia="SimSun" w:cs="SimSun"/>
@@ -3731,6 +3782,7 @@
             <w:vAlign w:val="center"/>
           </w:tcPr>
           <w:p>
+            <w:pPr/>
             <w:r>
               <w:rPr>
                 <w:rFonts w:hint="eastAsia" w:ascii="SimSun" w:hAnsi="SimSun" w:eastAsia="SimSun" w:cs="SimSun"/>
@@ -3758,6 +3810,7 @@
             <w:vAlign w:val="center"/>
           </w:tcPr>
           <w:p>
+            <w:pPr/>
             <w:r>
               <w:rPr>
                 <w:rFonts w:hint="eastAsia" w:ascii="SimSun" w:hAnsi="SimSun" w:eastAsia="SimSun" w:cs="SimSun"/>
@@ -3788,6 +3841,7 @@
             <w:vAlign w:val="center"/>
           </w:tcPr>
           <w:p>
+            <w:pPr/>
             <w:r>
               <w:rPr>
                 <w:rFonts w:hint="eastAsia" w:ascii="SimSun" w:hAnsi="SimSun" w:eastAsia="SimSun" w:cs="SimSun"/>
@@ -3815,6 +3869,7 @@
             <w:vAlign w:val="center"/>
           </w:tcPr>
           <w:p>
+            <w:pPr/>
             <w:r>
               <w:rPr>
                 <w:rFonts w:hint="eastAsia" w:ascii="SimSun" w:hAnsi="SimSun" w:eastAsia="SimSun" w:cs="SimSun"/>
@@ -3828,7 +3883,7 @@
     </w:tbl>
     <w:p>
       <w:pPr>
-        <w:pStyle w:val="000006"/>
+        <w:pStyle w:val="000003"/>
         <w:keepNext w:val="1"/>
         <w:keepLines w:val="1"/>
         <w:spacing w:before="100" w:beforeAutospacing="1" w:after="100" w:afterAutospacing="1" w:line="420"/>
@@ -3923,6 +3978,7 @@
             <w:vAlign w:val="center"/>
           </w:tcPr>
           <w:p>
+            <w:pPr/>
             <w:r>
               <w:rPr>
                 <w:rFonts w:ascii="monospace" w:hAnsi="monospace" w:eastAsia="monospace" w:cs="monospace"/>
@@ -4060,6 +4116,7 @@
             <w:vAlign w:val="center"/>
           </w:tcPr>
           <w:p>
+            <w:pPr/>
             <w:r>
               <w:rPr>
                 <w:rFonts w:hint="eastAsia" w:ascii="monospace" w:hAnsi="monospace" w:eastAsia="monospace" w:cs="monospace"/>
@@ -4265,6 +4322,7 @@
             <w:vAlign w:val="center"/>
           </w:tcPr>
           <w:p>
+            <w:pPr/>
             <w:r>
               <w:rPr>
                 <w:rFonts w:hint="eastAsia" w:ascii="SimSun" w:hAnsi="SimSun" w:eastAsia="SimSun" w:cs="SimSun"/>
@@ -4292,6 +4350,7 @@
             <w:vAlign w:val="center"/>
           </w:tcPr>
           <w:p>
+            <w:pPr/>
             <w:r>
               <w:rPr>
                 <w:rFonts w:hint="eastAsia" w:ascii="SimSun" w:hAnsi="SimSun" w:eastAsia="SimSun" w:cs="SimSun"/>
@@ -4319,6 +4378,7 @@
             <w:vAlign w:val="center"/>
           </w:tcPr>
           <w:p>
+            <w:pPr/>
             <w:r>
               <w:rPr>
                 <w:rFonts w:hint="eastAsia" w:ascii="SimSun" w:hAnsi="SimSun" w:eastAsia="SimSun" w:cs="SimSun"/>
@@ -4349,6 +4409,7 @@
             <w:vAlign w:val="center"/>
           </w:tcPr>
           <w:p>
+            <w:pPr/>
             <w:r>
               <w:rPr>
                 <w:rFonts w:hint="eastAsia" w:ascii="SimSun" w:hAnsi="SimSun" w:eastAsia="SimSun" w:cs="SimSun"/>
@@ -4376,6 +4437,7 @@
             <w:vAlign w:val="center"/>
           </w:tcPr>
           <w:p>
+            <w:pPr/>
             <w:r>
               <w:rPr>
                 <w:rFonts w:hint="eastAsia" w:ascii="SimSun" w:hAnsi="SimSun" w:eastAsia="SimSun" w:cs="SimSun"/>
@@ -4411,6 +4473,7 @@
             <w:vAlign w:val="center"/>
           </w:tcPr>
           <w:p>
+            <w:pPr/>
             <w:r>
               <w:rPr>
                 <w:rFonts w:hint="eastAsia" w:ascii="SimSun" w:hAnsi="SimSun" w:eastAsia="SimSun" w:cs="SimSun"/>
@@ -4441,6 +4504,7 @@
             <w:vAlign w:val="center"/>
           </w:tcPr>
           <w:p>
+            <w:pPr/>
             <w:r>
               <w:rPr>
                 <w:rFonts w:hint="eastAsia" w:ascii="SimSun" w:hAnsi="SimSun" w:eastAsia="SimSun" w:cs="SimSun"/>
@@ -4468,6 +4532,7 @@
             <w:vAlign w:val="center"/>
           </w:tcPr>
           <w:p>
+            <w:pPr/>
             <w:r>
               <w:rPr>
                 <w:rFonts w:ascii="SimSun" w:hAnsi="SimSun" w:eastAsia="SimSun" w:cs="SimSun"/>
@@ -4495,6 +4560,7 @@
             <w:vAlign w:val="center"/>
           </w:tcPr>
           <w:p>
+            <w:pPr/>
             <w:r>
               <w:rPr>
                 <w:rFonts w:hint="eastAsia" w:ascii="SimSun" w:hAnsi="SimSun" w:eastAsia="SimSun" w:cs="SimSun"/>
@@ -4580,6 +4646,7 @@
             <w:vAlign w:val="center"/>
           </w:tcPr>
           <w:p>
+            <w:pPr/>
             <w:r>
               <w:rPr>
                 <w:rFonts w:hint="eastAsia" w:ascii="monospace" w:hAnsi="monospace" w:eastAsia="monospace" w:cs="monospace"/>
@@ -4712,6 +4779,7 @@
             <w:vAlign w:val="center"/>
           </w:tcPr>
           <w:p>
+            <w:pPr/>
             <w:r>
               <w:rPr>
                 <w:rFonts w:hint="eastAsia" w:ascii="monospace" w:hAnsi="monospace" w:eastAsia="monospace" w:cs="monospace"/>
@@ -4751,7 +4819,7 @@
     </w:tbl>
     <w:p>
       <w:pPr>
-        <w:pStyle w:val="000006"/>
+        <w:pStyle w:val="000003"/>
         <w:keepNext w:val="1"/>
         <w:keepLines w:val="1"/>
         <w:spacing w:before="100" w:beforeAutospacing="1" w:after="100" w:afterAutospacing="1" w:line="420"/>
@@ -4811,6 +4879,7 @@
             <w:vAlign w:val="center"/>
           </w:tcPr>
           <w:p>
+            <w:pPr/>
             <w:r>
               <w:rPr>
                 <w:rFonts w:hint="eastAsia" w:ascii="monospace" w:hAnsi="monospace" w:eastAsia="monospace" w:cs="monospace"/>
@@ -4869,7 +4938,7 @@
     </w:p>
     <w:p>
       <w:pPr>
-        <w:pStyle w:val="000005"/>
+        <w:pStyle w:val="000001"/>
         <w:keepNext w:val="1"/>
         <w:keepLines w:val="1"/>
         <w:spacing w:before="100" w:beforeAutospacing="1" w:after="100" w:afterAutospacing="1" w:line="420"/>
@@ -4893,7 +4962,7 @@
     </w:p>
     <w:p>
       <w:pPr>
-        <w:pStyle w:val="000006"/>
+        <w:pStyle w:val="000003"/>
         <w:keepNext w:val="1"/>
         <w:keepLines w:val="1"/>
         <w:spacing w:before="100" w:beforeAutospacing="1" w:after="100" w:afterAutospacing="1" w:line="420"/>
@@ -4966,6 +5035,7 @@
             <w:vAlign w:val="center"/>
           </w:tcPr>
           <w:p>
+            <w:pPr/>
             <w:r>
               <w:rPr>
                 <w:rFonts w:hint="eastAsia" w:ascii="monospace" w:hAnsi="monospace" w:eastAsia="monospace" w:cs="monospace"/>
@@ -5054,7 +5124,7 @@
     </w:p>
     <w:p>
       <w:pPr>
-        <w:pStyle w:val="000006"/>
+        <w:pStyle w:val="000003"/>
         <w:keepNext w:val="1"/>
         <w:keepLines w:val="1"/>
         <w:spacing w:before="100" w:beforeAutospacing="1" w:after="100" w:afterAutospacing="1" w:line="420"/>
@@ -5225,7 +5295,7 @@
     </w:p>
     <w:p>
       <w:pPr>
-        <w:pStyle w:val="000006"/>
+        <w:pStyle w:val="000003"/>
         <w:keepNext w:val="1"/>
         <w:keepLines w:val="1"/>
         <w:spacing w:before="100" w:beforeAutospacing="1" w:after="100" w:afterAutospacing="1" w:line="420"/>
@@ -5345,7 +5415,7 @@
     </w:p>
     <w:p>
       <w:pPr>
-        <w:pStyle w:val="000006"/>
+        <w:pStyle w:val="000003"/>
         <w:keepNext w:val="1"/>
         <w:keepLines w:val="1"/>
         <w:spacing w:before="100" w:beforeAutospacing="1" w:after="100" w:afterAutospacing="1" w:line="420"/>
@@ -5409,7 +5479,7 @@
     </w:p>
     <w:p>
       <w:pPr>
-        <w:pStyle w:val="000006"/>
+        <w:pStyle w:val="000003"/>
         <w:keepNext w:val="1"/>
         <w:keepLines w:val="1"/>
         <w:spacing w:before="100" w:beforeAutospacing="1" w:after="100" w:afterAutospacing="1" w:line="420"/>
@@ -5552,7 +5622,7 @@
     </w:p>
     <w:p>
       <w:pPr>
-        <w:pStyle w:val="000006"/>
+        <w:pStyle w:val="000003"/>
         <w:keepNext w:val="1"/>
         <w:keepLines w:val="1"/>
         <w:spacing w:before="100" w:beforeAutospacing="1" w:after="100" w:afterAutospacing="1" w:line="420"/>
@@ -5618,7 +5688,7 @@
     </w:p>
     <w:p>
       <w:pPr>
-        <w:pStyle w:val="000006"/>
+        <w:pStyle w:val="000003"/>
         <w:keepNext w:val="1"/>
         <w:keepLines w:val="1"/>
         <w:spacing w:before="100" w:beforeAutospacing="1" w:after="100" w:afterAutospacing="1" w:line="420"/>
@@ -5758,7 +5828,7 @@
     </w:p>
     <w:p>
       <w:pPr>
-        <w:pStyle w:val="000005"/>
+        <w:pStyle w:val="000001"/>
         <w:keepNext w:val="1"/>
         <w:keepLines w:val="1"/>
         <w:spacing w:before="100" w:beforeAutospacing="1" w:after="100" w:afterAutospacing="1" w:line="420"/>
@@ -5810,7 +5880,7 @@
     </w:p>
     <w:p>
       <w:pPr>
-        <w:pStyle w:val="000006"/>
+        <w:pStyle w:val="000003"/>
         <w:keepNext w:val="1"/>
         <w:keepLines w:val="1"/>
         <w:spacing w:before="100" w:beforeAutospacing="1" w:after="100" w:afterAutospacing="1" w:line="420"/>
@@ -6013,6 +6083,7 @@
             <w:vAlign w:val="center"/>
           </w:tcPr>
           <w:p>
+            <w:pPr/>
             <w:r>
               <w:rPr>
                 <w:rFonts w:hint="eastAsia" w:ascii="SimSun" w:hAnsi="SimSun" w:eastAsia="SimSun" w:cs="SimSun"/>
@@ -6041,6 +6112,7 @@
             <w:vAlign w:val="center"/>
           </w:tcPr>
           <w:p>
+            <w:pPr/>
             <w:r>
               <w:rPr>
                 <w:rFonts w:ascii="SimSun" w:hAnsi="SimSun" w:eastAsia="SimSun" w:cs="SimSun"/>
@@ -6068,6 +6140,7 @@
             <w:vAlign w:val="center"/>
           </w:tcPr>
           <w:p>
+            <w:pPr/>
             <w:r>
               <w:rPr>
                 <w:rFonts w:hint="eastAsia" w:ascii="SimSun" w:hAnsi="SimSun" w:eastAsia="SimSun" w:cs="SimSun"/>
@@ -6095,6 +6168,7 @@
             <w:vAlign w:val="center"/>
           </w:tcPr>
           <w:p>
+            <w:pPr/>
             <w:r>
               <w:rPr>
                 <w:rFonts w:hint="eastAsia" w:ascii="SimSun" w:hAnsi="SimSun" w:eastAsia="SimSun" w:cs="SimSun"/>
@@ -6125,6 +6199,7 @@
             <w:vAlign w:val="center"/>
           </w:tcPr>
           <w:p>
+            <w:pPr/>
             <w:r>
               <w:rPr>
                 <w:rFonts w:hint="eastAsia" w:ascii="SimSun" w:hAnsi="SimSun" w:eastAsia="SimSun" w:cs="SimSun"/>
@@ -6153,6 +6228,7 @@
             <w:vAlign w:val="center"/>
           </w:tcPr>
           <w:p>
+            <w:pPr/>
             <w:r>
               <w:rPr>
                 <w:rFonts w:hint="eastAsia" w:ascii="SimSun" w:hAnsi="SimSun" w:eastAsia="SimSun" w:cs="SimSun"/>
@@ -6180,6 +6256,7 @@
             <w:vAlign w:val="center"/>
           </w:tcPr>
           <w:p>
+            <w:pPr/>
             <w:r>
               <w:rPr>
                 <w:rFonts w:hint="eastAsia" w:ascii="SimSun" w:hAnsi="SimSun" w:eastAsia="SimSun" w:cs="SimSun"/>
@@ -6207,6 +6284,7 @@
             <w:vAlign w:val="center"/>
           </w:tcPr>
           <w:p>
+            <w:pPr/>
             <w:r>
               <w:rPr>
                 <w:rFonts w:hint="eastAsia" w:ascii="SimSun" w:hAnsi="SimSun" w:eastAsia="SimSun" w:cs="SimSun"/>
@@ -6237,6 +6315,7 @@
             <w:vAlign w:val="center"/>
           </w:tcPr>
           <w:p>
+            <w:pPr/>
             <w:r>
               <w:rPr>
                 <w:rFonts w:hint="eastAsia" w:ascii="SimSun" w:hAnsi="SimSun" w:eastAsia="SimSun" w:cs="SimSun"/>
@@ -6265,6 +6344,7 @@
             <w:vAlign w:val="center"/>
           </w:tcPr>
           <w:p>
+            <w:pPr/>
             <w:r>
               <w:rPr>
                 <w:rFonts w:hint="eastAsia" w:ascii="SimSun" w:hAnsi="SimSun" w:eastAsia="SimSun" w:cs="SimSun"/>
@@ -6292,6 +6372,7 @@
             <w:vAlign w:val="center"/>
           </w:tcPr>
           <w:p>
+            <w:pPr/>
             <w:r>
               <w:rPr>
                 <w:rFonts w:hint="eastAsia" w:ascii="SimSun" w:hAnsi="SimSun" w:eastAsia="SimSun" w:cs="SimSun"/>
@@ -6319,6 +6400,7 @@
             <w:vAlign w:val="center"/>
           </w:tcPr>
           <w:p>
+            <w:pPr/>
             <w:r>
               <w:rPr>
                 <w:rFonts w:ascii="SimSun" w:hAnsi="SimSun" w:eastAsia="SimSun" w:cs="SimSun"/>
@@ -6349,6 +6431,7 @@
             <w:vAlign w:val="center"/>
           </w:tcPr>
           <w:p>
+            <w:pPr/>
             <w:r>
               <w:rPr>
                 <w:rFonts w:hint="eastAsia" w:ascii="SimSun" w:hAnsi="SimSun" w:eastAsia="SimSun" w:cs="SimSun"/>
@@ -6377,6 +6460,7 @@
             <w:vAlign w:val="center"/>
           </w:tcPr>
           <w:p>
+            <w:pPr/>
             <w:r>
               <w:rPr>
                 <w:rFonts w:hint="eastAsia" w:ascii="SimSun" w:hAnsi="SimSun" w:eastAsia="SimSun" w:cs="SimSun"/>
@@ -6404,6 +6488,7 @@
             <w:vAlign w:val="center"/>
           </w:tcPr>
           <w:p>
+            <w:pPr/>
             <w:r>
               <w:rPr>
                 <w:rFonts w:hint="eastAsia" w:ascii="SimSun" w:hAnsi="SimSun" w:eastAsia="SimSun" w:cs="SimSun"/>
@@ -6431,6 +6516,7 @@
             <w:vAlign w:val="center"/>
           </w:tcPr>
           <w:p>
+            <w:pPr/>
             <w:r>
               <w:rPr>
                 <w:rFonts w:hint="eastAsia" w:ascii="SimSun" w:hAnsi="SimSun" w:eastAsia="SimSun" w:cs="SimSun"/>
@@ -6480,7 +6566,7 @@
     </w:p>
     <w:p>
       <w:pPr>
-        <w:pStyle w:val="000006"/>
+        <w:pStyle w:val="000003"/>
         <w:keepNext w:val="1"/>
         <w:keepLines w:val="1"/>
         <w:spacing w:before="100" w:beforeAutospacing="1" w:after="100" w:afterAutospacing="1" w:line="420"/>
@@ -6617,7 +6703,7 @@
     </w:p>
     <w:p>
       <w:pPr>
-        <w:pStyle w:val="000006"/>
+        <w:pStyle w:val="000003"/>
         <w:keepNext w:val="1"/>
         <w:keepLines w:val="1"/>
         <w:spacing w:before="100" w:beforeAutospacing="1" w:after="100" w:afterAutospacing="1" w:line="420"/>
@@ -6797,6 +6883,7 @@
             <w:vAlign w:val="center"/>
           </w:tcPr>
           <w:p>
+            <w:pPr/>
             <w:r>
               <w:rPr>
                 <w:rFonts w:hint="eastAsia" w:ascii="SimSun" w:hAnsi="SimSun" w:eastAsia="SimSun" w:cs="SimSun"/>
@@ -6824,6 +6911,7 @@
             <w:vAlign w:val="center"/>
           </w:tcPr>
           <w:p>
+            <w:pPr/>
             <w:r>
               <w:rPr>
                 <w:rFonts w:ascii="SimSun" w:hAnsi="SimSun" w:eastAsia="SimSun" w:cs="SimSun"/>
@@ -6851,6 +6939,7 @@
             <w:vAlign w:val="center"/>
           </w:tcPr>
           <w:p>
+            <w:pPr/>
             <w:r>
               <w:rPr>
                 <w:rFonts w:hint="eastAsia" w:ascii="SimSun" w:hAnsi="SimSun" w:eastAsia="SimSun" w:cs="SimSun"/>
@@ -6881,6 +6970,7 @@
             <w:vAlign w:val="center"/>
           </w:tcPr>
           <w:p>
+            <w:pPr/>
             <w:r>
               <w:rPr>
                 <w:rFonts w:ascii="SimSun" w:hAnsi="SimSun" w:eastAsia="SimSun" w:cs="SimSun"/>
@@ -6908,6 +6998,7 @@
             <w:vAlign w:val="center"/>
           </w:tcPr>
           <w:p>
+            <w:pPr/>
             <w:r>
               <w:rPr>
                 <w:rFonts w:ascii="SimSun" w:hAnsi="SimSun" w:eastAsia="SimSun" w:cs="SimSun"/>
@@ -6935,6 +7026,7 @@
             <w:vAlign w:val="center"/>
           </w:tcPr>
           <w:p>
+            <w:pPr/>
             <w:r>
               <w:rPr>
                 <w:rFonts w:hint="eastAsia" w:ascii="SimSun" w:hAnsi="SimSun" w:eastAsia="SimSun" w:cs="SimSun"/>
@@ -6965,6 +7057,7 @@
             <w:vAlign w:val="center"/>
           </w:tcPr>
           <w:p>
+            <w:pPr/>
             <w:r>
               <w:rPr>
                 <w:rFonts w:hint="eastAsia" w:ascii="SimSun" w:hAnsi="SimSun" w:eastAsia="SimSun" w:cs="SimSun"/>
@@ -6992,6 +7085,7 @@
             <w:vAlign w:val="center"/>
           </w:tcPr>
           <w:p>
+            <w:pPr/>
             <w:r>
               <w:rPr>
                 <w:rFonts w:ascii="SimSun" w:hAnsi="SimSun" w:eastAsia="SimSun" w:cs="SimSun"/>
@@ -7020,6 +7114,7 @@
             <w:vAlign w:val="center"/>
           </w:tcPr>
           <w:p>
+            <w:pPr/>
             <w:r>
               <w:rPr>
                 <w:rFonts w:ascii="SimSun" w:hAnsi="SimSun" w:eastAsia="SimSun" w:cs="SimSun"/>
@@ -7050,6 +7145,7 @@
             <w:vAlign w:val="center"/>
           </w:tcPr>
           <w:p>
+            <w:pPr/>
             <w:r>
               <w:rPr>
                 <w:rFonts w:hint="eastAsia" w:ascii="SimSun" w:hAnsi="SimSun" w:eastAsia="SimSun" w:cs="SimSun"/>
@@ -7077,6 +7173,7 @@
             <w:vAlign w:val="center"/>
           </w:tcPr>
           <w:p>
+            <w:pPr/>
             <w:r>
               <w:rPr>
                 <w:rFonts w:ascii="SimSun" w:hAnsi="SimSun" w:eastAsia="SimSun" w:cs="SimSun"/>
@@ -7104,6 +7201,7 @@
             <w:vAlign w:val="center"/>
           </w:tcPr>
           <w:p>
+            <w:pPr/>
             <w:r>
               <w:rPr>
                 <w:rFonts w:hint="eastAsia" w:ascii="SimSun" w:hAnsi="SimSun" w:eastAsia="SimSun" w:cs="SimSun"/>
@@ -7145,7 +7243,7 @@
     </w:p>
     <w:p>
       <w:pPr>
-        <w:pStyle w:val="000006"/>
+        <w:pStyle w:val="000003"/>
         <w:keepNext w:val="1"/>
         <w:keepLines w:val="1"/>
         <w:spacing w:before="100" w:beforeAutospacing="1" w:after="100" w:afterAutospacing="1" w:line="420"/>
@@ -7325,6 +7423,7 @@
             <w:vAlign w:val="center"/>
           </w:tcPr>
           <w:p>
+            <w:pPr/>
             <w:r>
               <w:rPr>
                 <w:rFonts w:hint="eastAsia" w:ascii="SimSun" w:hAnsi="SimSun" w:eastAsia="SimSun" w:cs="SimSun"/>
@@ -7352,6 +7451,7 @@
             <w:vAlign w:val="center"/>
           </w:tcPr>
           <w:p>
+            <w:pPr/>
             <w:r>
               <w:rPr>
                 <w:rFonts w:ascii="SimSun" w:hAnsi="SimSun" w:eastAsia="SimSun" w:cs="SimSun"/>
@@ -7380,6 +7480,7 @@
             <w:vAlign w:val="center"/>
           </w:tcPr>
           <w:p>
+            <w:pPr/>
             <w:r>
               <w:rPr>
                 <w:rFonts w:ascii="SimSun" w:hAnsi="SimSun" w:eastAsia="SimSun" w:cs="SimSun"/>
@@ -7411,6 +7512,7 @@
             <w:vAlign w:val="center"/>
           </w:tcPr>
           <w:p>
+            <w:pPr/>
             <w:r>
               <w:rPr>
                 <w:rFonts w:hint="eastAsia" w:ascii="SimSun" w:hAnsi="SimSun" w:eastAsia="SimSun" w:cs="SimSun"/>
@@ -7438,6 +7540,7 @@
             <w:vAlign w:val="center"/>
           </w:tcPr>
           <w:p>
+            <w:pPr/>
             <w:r>
               <w:rPr>
                 <w:rFonts w:ascii="SimSun" w:hAnsi="SimSun" w:eastAsia="SimSun" w:cs="SimSun"/>
@@ -7465,6 +7568,7 @@
             <w:vAlign w:val="center"/>
           </w:tcPr>
           <w:p>
+            <w:pPr/>
             <w:r>
               <w:rPr>
                 <w:rFonts w:ascii="SimSun" w:hAnsi="SimSun" w:eastAsia="SimSun" w:cs="SimSun"/>
@@ -7495,6 +7599,7 @@
             <w:vAlign w:val="center"/>
           </w:tcPr>
           <w:p>
+            <w:pPr/>
             <w:r>
               <w:rPr>
                 <w:rFonts w:hint="eastAsia" w:ascii="SimSun" w:hAnsi="SimSun" w:eastAsia="SimSun" w:cs="SimSun"/>
@@ -7522,6 +7627,7 @@
             <w:vAlign w:val="center"/>
           </w:tcPr>
           <w:p>
+            <w:pPr/>
             <w:r>
               <w:rPr>
                 <w:rFonts w:ascii="SimSun" w:hAnsi="SimSun" w:eastAsia="SimSun" w:cs="SimSun"/>
@@ -7549,6 +7655,7 @@
             <w:vAlign w:val="center"/>
           </w:tcPr>
           <w:p>
+            <w:pPr/>
             <w:r>
               <w:rPr>
                 <w:rFonts w:ascii="SimSun" w:hAnsi="SimSun" w:eastAsia="SimSun" w:cs="SimSun"/>
@@ -7579,6 +7686,7 @@
             <w:vAlign w:val="center"/>
           </w:tcPr>
           <w:p>
+            <w:pPr/>
             <w:r>
               <w:rPr>
                 <w:rFonts w:hint="eastAsia" w:ascii="SimSun" w:hAnsi="SimSun" w:eastAsia="SimSun" w:cs="SimSun"/>
@@ -7606,6 +7714,7 @@
             <w:vAlign w:val="center"/>
           </w:tcPr>
           <w:p>
+            <w:pPr/>
             <w:r>
               <w:rPr>
                 <w:rFonts w:ascii="SimSun" w:hAnsi="SimSun" w:eastAsia="SimSun" w:cs="SimSun"/>
@@ -7633,6 +7742,7 @@
             <w:vAlign w:val="center"/>
           </w:tcPr>
           <w:p>
+            <w:pPr/>
             <w:r>
               <w:rPr>
                 <w:rFonts w:ascii="SimSun" w:hAnsi="SimSun" w:eastAsia="SimSun" w:cs="SimSun"/>
@@ -7710,7 +7820,7 @@
     </w:p>
     <w:p>
       <w:pPr>
-        <w:pStyle w:val="000006"/>
+        <w:pStyle w:val="000003"/>
         <w:keepNext w:val="1"/>
         <w:keepLines w:val="1"/>
         <w:spacing w:before="100" w:beforeAutospacing="1" w:after="100" w:afterAutospacing="1" w:line="420"/>
@@ -7776,7 +7886,7 @@
     </w:p>
     <w:p>
       <w:pPr>
-        <w:pStyle w:val="000006"/>
+        <w:pStyle w:val="000003"/>
         <w:keepNext w:val="1"/>
         <w:keepLines w:val="1"/>
         <w:spacing w:before="100" w:beforeAutospacing="1" w:after="100" w:afterAutospacing="1" w:line="420"/>
@@ -7848,7 +7958,7 @@
     </w:p>
     <w:p>
       <w:pPr>
-        <w:pStyle w:val="000005"/>
+        <w:pStyle w:val="000001"/>
         <w:keepNext w:val="1"/>
         <w:keepLines w:val="1"/>
         <w:spacing w:before="100" w:beforeAutospacing="1" w:after="100" w:afterAutospacing="1" w:line="420"/>
@@ -7872,7 +7982,7 @@
     </w:p>
     <w:p>
       <w:pPr>
-        <w:pStyle w:val="000006"/>
+        <w:pStyle w:val="000003"/>
         <w:keepNext w:val="1"/>
         <w:keepLines w:val="1"/>
         <w:spacing w:before="100" w:beforeAutospacing="1" w:after="100" w:afterAutospacing="1" w:line="420"/>
@@ -8039,6 +8149,7 @@
             <w:vAlign w:val="center"/>
           </w:tcPr>
           <w:p>
+            <w:pPr/>
             <w:r>
               <w:rPr>
                 <w:rFonts w:hint="eastAsia" w:ascii="SimSun" w:hAnsi="SimSun" w:eastAsia="SimSun" w:cs="SimSun"/>
@@ -8066,6 +8177,7 @@
             <w:vAlign w:val="center"/>
           </w:tcPr>
           <w:p>
+            <w:pPr/>
             <w:r>
               <w:rPr>
                 <w:rFonts w:ascii="SimSun" w:hAnsi="SimSun" w:eastAsia="SimSun" w:cs="SimSun"/>
@@ -8093,6 +8205,7 @@
             <w:vAlign w:val="center"/>
           </w:tcPr>
           <w:p>
+            <w:pPr/>
             <w:r>
               <w:rPr>
                 <w:rFonts w:hint="eastAsia" w:ascii="SimSun" w:hAnsi="SimSun" w:eastAsia="SimSun" w:cs="SimSun"/>
@@ -8123,6 +8236,7 @@
             <w:vAlign w:val="center"/>
           </w:tcPr>
           <w:p>
+            <w:pPr/>
             <w:r>
               <w:rPr>
                 <w:rFonts w:hint="eastAsia" w:ascii="SimSun" w:hAnsi="SimSun" w:eastAsia="SimSun" w:cs="SimSun"/>
@@ -8150,6 +8264,7 @@
             <w:vAlign w:val="center"/>
           </w:tcPr>
           <w:p>
+            <w:pPr/>
             <w:r>
               <w:rPr>
                 <w:rFonts w:ascii="SimSun" w:hAnsi="SimSun" w:eastAsia="SimSun" w:cs="SimSun"/>
@@ -8177,6 +8292,7 @@
             <w:vAlign w:val="center"/>
           </w:tcPr>
           <w:p>
+            <w:pPr/>
             <w:r>
               <w:rPr>
                 <w:rFonts w:hint="eastAsia" w:ascii="SimSun" w:hAnsi="SimSun" w:eastAsia="SimSun" w:cs="SimSun"/>
@@ -8207,6 +8323,7 @@
             <w:vAlign w:val="center"/>
           </w:tcPr>
           <w:p>
+            <w:pPr/>
             <w:r>
               <w:rPr>
                 <w:rFonts w:hint="eastAsia" w:ascii="SimSun" w:hAnsi="SimSun" w:eastAsia="SimSun" w:cs="SimSun"/>
@@ -8234,6 +8351,7 @@
             <w:vAlign w:val="center"/>
           </w:tcPr>
           <w:p>
+            <w:pPr/>
             <w:r>
               <w:rPr>
                 <w:rFonts w:hint="eastAsia" w:ascii="SimSun" w:hAnsi="SimSun" w:eastAsia="SimSun" w:cs="SimSun"/>
@@ -8262,6 +8380,7 @@
             <w:vAlign w:val="center"/>
           </w:tcPr>
           <w:p>
+            <w:pPr/>
             <w:r>
               <w:rPr>
                 <w:rFonts w:hint="eastAsia" w:ascii="SimSun" w:hAnsi="SimSun" w:eastAsia="SimSun" w:cs="SimSun"/>
@@ -8292,6 +8411,7 @@
             <w:vAlign w:val="center"/>
           </w:tcPr>
           <w:p>
+            <w:pPr/>
             <w:r>
               <w:rPr>
                 <w:rFonts w:hint="eastAsia" w:ascii="SimSun" w:hAnsi="SimSun" w:eastAsia="SimSun" w:cs="SimSun"/>
@@ -8319,6 +8439,7 @@
             <w:vAlign w:val="center"/>
           </w:tcPr>
           <w:p>
+            <w:pPr/>
             <w:r>
               <w:rPr>
                 <w:rFonts w:ascii="SimSun" w:hAnsi="SimSun" w:eastAsia="SimSun" w:cs="SimSun"/>
@@ -8346,6 +8467,7 @@
             <w:vAlign w:val="center"/>
           </w:tcPr>
           <w:p>
+            <w:pPr/>
             <w:r>
               <w:rPr>
                 <w:rFonts w:hint="eastAsia" w:ascii="SimSun" w:hAnsi="SimSun" w:eastAsia="SimSun" w:cs="SimSun"/>
@@ -8376,6 +8498,7 @@
             <w:vAlign w:val="center"/>
           </w:tcPr>
           <w:p>
+            <w:pPr/>
             <w:r>
               <w:rPr>
                 <w:rFonts w:hint="eastAsia" w:ascii="SimSun" w:hAnsi="SimSun" w:eastAsia="SimSun" w:cs="SimSun"/>
@@ -8403,6 +8526,7 @@
             <w:vAlign w:val="center"/>
           </w:tcPr>
           <w:p>
+            <w:pPr/>
             <w:r>
               <w:rPr>
                 <w:rFonts w:ascii="SimSun" w:hAnsi="SimSun" w:eastAsia="SimSun" w:cs="SimSun"/>
@@ -8430,6 +8554,7 @@
             <w:vAlign w:val="center"/>
           </w:tcPr>
           <w:p>
+            <w:pPr/>
             <w:r>
               <w:rPr>
                 <w:rFonts w:hint="eastAsia" w:ascii="SimSun" w:hAnsi="SimSun" w:eastAsia="SimSun" w:cs="SimSun"/>
@@ -8460,6 +8585,7 @@
             <w:vAlign w:val="center"/>
           </w:tcPr>
           <w:p>
+            <w:pPr/>
             <w:r>
               <w:rPr>
                 <w:rFonts w:hint="eastAsia" w:ascii="SimSun" w:hAnsi="SimSun" w:eastAsia="SimSun" w:cs="SimSun"/>
@@ -8487,6 +8613,7 @@
             <w:vAlign w:val="center"/>
           </w:tcPr>
           <w:p>
+            <w:pPr/>
             <w:r>
               <w:rPr>
                 <w:rFonts w:hint="eastAsia" w:ascii="SimSun" w:hAnsi="SimSun" w:eastAsia="SimSun" w:cs="SimSun"/>
@@ -8514,6 +8641,7 @@
             <w:vAlign w:val="center"/>
           </w:tcPr>
           <w:p>
+            <w:pPr/>
             <w:r>
               <w:rPr>
                 <w:rFonts w:hint="eastAsia" w:ascii="SimSun" w:hAnsi="SimSun" w:eastAsia="SimSun" w:cs="SimSun"/>
@@ -8544,6 +8672,7 @@
             <w:vAlign w:val="center"/>
           </w:tcPr>
           <w:p>
+            <w:pPr/>
             <w:r>
               <w:rPr>
                 <w:rFonts w:hint="eastAsia" w:ascii="SimSun" w:hAnsi="SimSun" w:eastAsia="SimSun" w:cs="SimSun"/>
@@ -8571,6 +8700,7 @@
             <w:vAlign w:val="center"/>
           </w:tcPr>
           <w:p>
+            <w:pPr/>
             <w:r>
               <w:rPr>
                 <w:rFonts w:hint="eastAsia" w:ascii="SimSun" w:hAnsi="SimSun" w:eastAsia="SimSun" w:cs="SimSun"/>
@@ -8598,6 +8728,7 @@
             <w:vAlign w:val="center"/>
           </w:tcPr>
           <w:p>
+            <w:pPr/>
             <w:r>
               <w:rPr>
                 <w:rFonts w:hint="eastAsia" w:ascii="SimSun" w:hAnsi="SimSun" w:eastAsia="SimSun" w:cs="SimSun"/>
@@ -8628,6 +8759,7 @@
             <w:vAlign w:val="center"/>
           </w:tcPr>
           <w:p>
+            <w:pPr/>
             <w:r>
               <w:rPr>
                 <w:rFonts w:hint="eastAsia" w:ascii="SimSun" w:hAnsi="SimSun" w:eastAsia="SimSun" w:cs="SimSun"/>
@@ -8655,6 +8787,7 @@
             <w:vAlign w:val="center"/>
           </w:tcPr>
           <w:p>
+            <w:pPr/>
             <w:r>
               <w:rPr>
                 <w:rFonts w:hint="eastAsia" w:ascii="SimSun" w:hAnsi="SimSun" w:eastAsia="SimSun" w:cs="SimSun"/>
@@ -8682,6 +8815,7 @@
             <w:vAlign w:val="center"/>
           </w:tcPr>
           <w:p>
+            <w:pPr/>
             <w:r>
               <w:rPr>
                 <w:rFonts w:hint="eastAsia" w:ascii="SimSun" w:hAnsi="SimSun" w:eastAsia="SimSun" w:cs="SimSun"/>
@@ -8712,6 +8846,7 @@
             <w:vAlign w:val="center"/>
           </w:tcPr>
           <w:p>
+            <w:pPr/>
             <w:r>
               <w:rPr>
                 <w:rFonts w:hint="eastAsia" w:ascii="SimSun" w:hAnsi="SimSun" w:eastAsia="SimSun" w:cs="SimSun"/>
@@ -8739,6 +8874,7 @@
             <w:vAlign w:val="center"/>
           </w:tcPr>
           <w:p>
+            <w:pPr/>
             <w:r>
               <w:rPr>
                 <w:rFonts w:ascii="SimSun" w:hAnsi="SimSun" w:eastAsia="SimSun" w:cs="SimSun"/>
@@ -8766,6 +8902,7 @@
             <w:vAlign w:val="center"/>
           </w:tcPr>
           <w:p>
+            <w:pPr/>
             <w:r>
               <w:rPr>
                 <w:rFonts w:hint="eastAsia" w:ascii="SimSun" w:hAnsi="SimSun" w:eastAsia="SimSun" w:cs="SimSun"/>
@@ -8779,7 +8916,7 @@
     </w:tbl>
     <w:p>
       <w:pPr>
-        <w:pStyle w:val="000006"/>
+        <w:pStyle w:val="000003"/>
         <w:keepNext w:val="1"/>
         <w:keepLines w:val="1"/>
         <w:spacing w:before="100" w:beforeAutospacing="1" w:after="100" w:afterAutospacing="1" w:line="420"/>
@@ -9030,7 +9167,7 @@
     </w:p>
     <w:p>
       <w:pPr>
-        <w:pStyle w:val="000005"/>
+        <w:pStyle w:val="000001"/>
         <w:keepNext w:val="1"/>
         <w:keepLines w:val="1"/>
         <w:spacing w:before="100" w:beforeAutospacing="1" w:after="100" w:afterAutospacing="1" w:line="420"/>
@@ -9048,7 +9185,7 @@
           <w:b w:val="1"/>
           <w:sz w:val="24"/>
         </w:rPr>
-        <w:t>五、项目相关图片（待补）</w:t>
+        <w:t>五、项目相关图片</w:t>
       </w:r>
       <w:bookmarkEnd w:id="26"/>
     </w:p>
@@ -9062,7 +9199,52 @@
           <w:rFonts w:hint="eastAsia" w:ascii="SimSun" w:hAnsi="SimSun" w:eastAsia="SimSun" w:cs="SimSun"/>
           <w:sz w:val="24"/>
         </w:rPr>
-        <w:t>本节为占位图位。图片建议放在 docs/images/ 下并按下列文件名命名，替换后本节即自动生效。 每张图下注明了「建议拍什么 / 怎么触发」，按此操作即可复现画面。</w:t>
+        <w:t>以下截图均为 2026-10-30 在真实运行的系统上实拍（后端 FastAPI + 前端 Vite + Edge 浏览器，演示数据由 python scripts/seed.py 生成），未做任何后期处理。</w:t>
+      </w:r>
+    </w:p>
+    <w:p>
+      <w:pPr>
+        <w:spacing w:before="160" w:after="40" w:line="420"/>
+        <w:ind w:left="0" w:right="0"/>
+        <w:jc w:val="center"/>
+      </w:pPr>
+      <w:r>
+        <w:rPr>
+          <w:rFonts w:hint="eastAsia" w:ascii="SimSun" w:hAnsi="SimSun" w:eastAsia="SimSun" w:cs="SimSun"/>
+          <w:sz w:val="24"/>
+        </w:rPr>
+        <w:drawing>
+          <wp:inline distT="0" distB="0" distL="0" distR="0">
+            <wp:extent cx="5274309" cy="4906991"/>
+            <wp:effectExtent l="0" t="0" r="0" b="0"/>
+            <wp:docPr id="2" name="picture"/>
+            <a:graphic>
+              <a:graphicData uri="http://schemas.openxmlformats.org/drawingml/2006/picture">
+                <pic:pic>
+                  <pic:nvPicPr>
+                    <pic:cNvPr id="3" name="picture"/>
+                    <pic:cNvPicPr/>
+                  </pic:nvPicPr>
+                  <pic:blipFill rotWithShape="1">
+                    <a:blip r:embed="rId6"/>
+                    <a:stretch>
+                      <a:fillRect/>
+                    </a:stretch>
+                  </pic:blipFill>
+                  <pic:spPr>
+                    <a:xfrm>
+                      <a:off x="0" y="0"/>
+                      <a:ext cx="5274309" cy="4906991"/>
+                    </a:xfrm>
+                    <a:prstGeom prst="rect">
+                      <a:avLst/>
+                    </a:prstGeom>
+                  </pic:spPr>
+                </pic:pic>
+              </a:graphicData>
+            </a:graphic>
+          </wp:inline>
+        </w:drawing>
       </w:r>
     </w:p>
     <w:p>
@@ -9073,9 +9255,77 @@
       <w:r>
         <w:rPr>
           <w:rFonts w:hint="eastAsia" w:ascii="SimSun" w:hAnsi="SimSun" w:eastAsia="SimSun" w:cs="SimSun"/>
-          <w:sz w:val="24"/>
-        </w:rPr>
-        <w:t>【图片占位】图 1 · 主界面全貌</w:t>
+          <w:b w:val="1"/>
+          <w:sz w:val="24"/>
+        </w:rPr>
+        <w:t>图 1 · 主界面全貌</w:t>
+      </w:r>
+      <w:r>
+        <w:rPr>
+          <w:rFonts w:hint="eastAsia" w:ascii="SimSun" w:hAnsi="SimSun" w:eastAsia="SimSun" w:cs="SimSun"/>
+          <w:sz w:val="24"/>
+        </w:rPr>
+        <w:t>（整页）：顶部标题「SecondWill · 第二意志」、宠物面板（</w:t>
+      </w:r>
+      <w:r>
+        <w:rPr>
+          <w:rFonts w:hint="eastAsia" w:ascii="SimSun" w:hAnsi="SimSun" w:eastAsia="SimSun" w:cs="SimSun"/>
+          <w:b w:val="1"/>
+          <w:sz w:val="24"/>
+        </w:rPr>
+        <w:t>警觉 · alert</w:t>
+      </w:r>
+      <w:r>
+        <w:rPr>
+          <w:rFonts w:hint="eastAsia" w:ascii="SimSun" w:hAnsi="SimSun" w:eastAsia="SimSun" w:cs="SimSun"/>
+          <w:sz w:val="24"/>
+        </w:rPr>
+        <w:t>，含硬冲突数 / 拖延指数 / 负载比 / 连续天数）、冲突预警横幅、自然语言输入区与演示例句、快捷表单、日程列表（冲突日程以高亮边框标出）。</w:t>
+      </w:r>
+    </w:p>
+    <w:p>
+      <w:pPr>
+        <w:spacing w:before="160" w:after="40" w:line="420"/>
+        <w:ind w:left="0" w:right="0"/>
+        <w:jc w:val="center"/>
+      </w:pPr>
+      <w:r>
+        <w:rPr>
+          <w:rFonts w:hint="eastAsia" w:ascii="SimSun" w:hAnsi="SimSun" w:eastAsia="SimSun" w:cs="SimSun"/>
+          <w:sz w:val="24"/>
+        </w:rPr>
+        <w:drawing>
+          <wp:inline distT="0" distB="0" distL="0" distR="0">
+            <wp:extent cx="5274309" cy="3296443"/>
+            <wp:effectExtent l="0" t="0" r="0" b="0"/>
+            <wp:docPr id="5" name="picture"/>
+            <a:graphic>
+              <a:graphicData uri="http://schemas.openxmlformats.org/drawingml/2006/picture">
+                <pic:pic>
+                  <pic:nvPicPr>
+                    <pic:cNvPr id="6" name="picture"/>
+                    <pic:cNvPicPr/>
+                  </pic:nvPicPr>
+                  <pic:blipFill rotWithShape="1">
+                    <a:blip r:embed="rId7"/>
+                    <a:stretch>
+                      <a:fillRect/>
+                    </a:stretch>
+                  </pic:blipFill>
+                  <pic:spPr>
+                    <a:xfrm>
+                      <a:off x="0" y="0"/>
+                      <a:ext cx="5274309" cy="3296443"/>
+                    </a:xfrm>
+                    <a:prstGeom prst="rect">
+                      <a:avLst/>
+                    </a:prstGeom>
+                  </pic:spPr>
+                </pic:pic>
+              </a:graphicData>
+            </a:graphic>
+          </wp:inline>
+        </w:drawing>
       </w:r>
     </w:p>
     <w:p>
@@ -9089,14 +9339,89 @@
           <w:b w:val="1"/>
           <w:sz w:val="24"/>
         </w:rPr>
-        <w:t>图 1 · 主界面全貌</w:t>
-      </w:r>
-      <w:r>
-        <w:rPr>
-          <w:rFonts w:hint="eastAsia" w:ascii="SimSun" w:hAnsi="SimSun" w:eastAsia="SimSun" w:cs="SimSun"/>
-          <w:sz w:val="24"/>
-        </w:rPr>
-        <w:t>（建议：全屏截 1440×900，深色模式，含顶部标题「SecondWill · 第二意志」、左侧日程列表、右侧宠物面板） 触发方式：start.bat 启动 → python scripts/seed.py 造演示数据 → 打开 http://127.0.0.1:5173</w:t>
+        <w:t>图 2 · 自然语言录入与草稿卡片</w:t>
+      </w:r>
+      <w:r>
+        <w:rPr>
+          <w:rFonts w:hint="eastAsia" w:ascii="SimSun" w:hAnsi="SimSun" w:eastAsia="SimSun" w:cs="SimSun"/>
+          <w:sz w:val="24"/>
+        </w:rPr>
+        <w:t>：输入「月底前交季度报告」→ 解析出草稿卡片：</w:t>
+      </w:r>
+      <w:r>
+        <w:rPr>
+          <w:rFonts w:hint="eastAsia" w:ascii="SimSun" w:hAnsi="SimSun" w:eastAsia="SimSun" w:cs="SimSun"/>
+          <w:b w:val="1"/>
+          <w:sz w:val="24"/>
+        </w:rPr>
+        <w:t>待补充</w:t>
+      </w:r>
+      <w:r>
+        <w:rPr>
+          <w:rFonts w:hint="eastAsia" w:ascii="SimSun" w:hAnsi="SimSun" w:eastAsia="SimSun" w:cs="SimSun"/>
+          <w:sz w:val="24"/>
+        </w:rPr>
+        <w:t>徽章、来源「模型 · 置信度 60%」、开始/结束时间因原句未给出而</w:t>
+      </w:r>
+      <w:r>
+        <w:rPr>
+          <w:rFonts w:hint="eastAsia" w:ascii="SimSun" w:hAnsi="SimSun" w:eastAsia="SimSun" w:cs="SimSun"/>
+          <w:b w:val="1"/>
+          <w:sz w:val="24"/>
+        </w:rPr>
+        <w:t>留空待填</w:t>
+      </w:r>
+      <w:r>
+        <w:rPr>
+          <w:rFonts w:hint="eastAsia" w:ascii="SimSun" w:hAnsi="SimSun" w:eastAsia="SimSun" w:cs="SimSun"/>
+          <w:sz w:val="24"/>
+        </w:rPr>
+        <w:t>（不替你假设时长）、下方黄色 chips 标出系统推断（把「月底前」理解为 2026-10-31），点「确认添加」才入库。</w:t>
+      </w:r>
+    </w:p>
+    <w:p>
+      <w:pPr>
+        <w:spacing w:before="160" w:after="40" w:line="420"/>
+        <w:ind w:left="0" w:right="0"/>
+        <w:jc w:val="center"/>
+      </w:pPr>
+      <w:r>
+        <w:rPr>
+          <w:rFonts w:hint="eastAsia" w:ascii="SimSun" w:hAnsi="SimSun" w:eastAsia="SimSun" w:cs="SimSun"/>
+          <w:sz w:val="24"/>
+        </w:rPr>
+        <w:drawing>
+          <wp:inline distT="0" distB="0" distL="0" distR="0">
+            <wp:extent cx="5274309" cy="3296443"/>
+            <wp:effectExtent l="0" t="0" r="0" b="0"/>
+            <wp:docPr id="8" name="picture"/>
+            <a:graphic>
+              <a:graphicData uri="http://schemas.openxmlformats.org/drawingml/2006/picture">
+                <pic:pic>
+                  <pic:nvPicPr>
+                    <pic:cNvPr id="9" name="picture"/>
+                    <pic:cNvPicPr/>
+                  </pic:nvPicPr>
+                  <pic:blipFill rotWithShape="1">
+                    <a:blip r:embed="rId8"/>
+                    <a:stretch>
+                      <a:fillRect/>
+                    </a:stretch>
+                  </pic:blipFill>
+                  <pic:spPr>
+                    <a:xfrm>
+                      <a:off x="0" y="0"/>
+                      <a:ext cx="5274309" cy="3296443"/>
+                    </a:xfrm>
+                    <a:prstGeom prst="rect">
+                      <a:avLst/>
+                    </a:prstGeom>
+                  </pic:spPr>
+                </pic:pic>
+              </a:graphicData>
+            </a:graphic>
+          </wp:inline>
+        </w:drawing>
       </w:r>
     </w:p>
     <w:p>
@@ -9107,9 +9432,77 @@
       <w:r>
         <w:rPr>
           <w:rFonts w:hint="eastAsia" w:ascii="SimSun" w:hAnsi="SimSun" w:eastAsia="SimSun" w:cs="SimSun"/>
-          <w:sz w:val="24"/>
-        </w:rPr>
-        <w:t>【图片占位】图 2 · 自然语言录入与草稿卡片</w:t>
+          <w:b w:val="1"/>
+          <w:sz w:val="24"/>
+        </w:rPr>
+        <w:t>图 3 · 冲突检测与宠物 ALERT 状态</w:t>
+      </w:r>
+      <w:r>
+        <w:rPr>
+          <w:rFonts w:hint="eastAsia" w:ascii="SimSun" w:hAnsi="SimSun" w:eastAsia="SimSun" w:cs="SimSun"/>
+          <w:sz w:val="24"/>
+        </w:rPr>
+        <w:t xml:space="preserve">：检测到「写项目架构文档」与「评审 PR #42」重叠 60 分钟（时间重叠）+「整理实验数据」与「团队周会」间隔仅 5 分钟（间隔过短），宠物同步切到 </w:t>
+      </w:r>
+      <w:r>
+        <w:rPr>
+          <w:rFonts w:ascii="SimSun" w:hAnsi="SimSun" w:eastAsia="SimSun" w:cs="SimSun"/>
+          <w:b w:val="1"/>
+          <w:sz w:val="24"/>
+        </w:rPr>
+        <w:t>alert</w:t>
+      </w:r>
+      <w:r>
+        <w:rPr>
+          <w:rFonts w:hint="eastAsia" w:ascii="SimSun" w:hAnsi="SimSun" w:eastAsia="SimSun" w:cs="SimSun"/>
+          <w:sz w:val="24"/>
+        </w:rPr>
+        <w:t>（前瞻状态：未来 24h 有硬冲突）。</w:t>
+      </w:r>
+    </w:p>
+    <w:p>
+      <w:pPr>
+        <w:spacing w:before="160" w:after="40" w:line="420"/>
+        <w:ind w:left="0" w:right="0"/>
+        <w:jc w:val="center"/>
+      </w:pPr>
+      <w:r>
+        <w:rPr>
+          <w:rFonts w:hint="eastAsia" w:ascii="SimSun" w:hAnsi="SimSun" w:eastAsia="SimSun" w:cs="SimSun"/>
+          <w:sz w:val="24"/>
+        </w:rPr>
+        <w:drawing>
+          <wp:inline distT="0" distB="0" distL="0" distR="0">
+            <wp:extent cx="5274309" cy="3296443"/>
+            <wp:effectExtent l="0" t="0" r="0" b="0"/>
+            <wp:docPr id="11" name="picture"/>
+            <a:graphic>
+              <a:graphicData uri="http://schemas.openxmlformats.org/drawingml/2006/picture">
+                <pic:pic>
+                  <pic:nvPicPr>
+                    <pic:cNvPr id="12" name="picture"/>
+                    <pic:cNvPicPr/>
+                  </pic:nvPicPr>
+                  <pic:blipFill rotWithShape="1">
+                    <a:blip r:embed="rId9"/>
+                    <a:stretch>
+                      <a:fillRect/>
+                    </a:stretch>
+                  </pic:blipFill>
+                  <pic:spPr>
+                    <a:xfrm>
+                      <a:off x="0" y="0"/>
+                      <a:ext cx="5274309" cy="3296443"/>
+                    </a:xfrm>
+                    <a:prstGeom prst="rect">
+                      <a:avLst/>
+                    </a:prstGeom>
+                  </pic:spPr>
+                </pic:pic>
+              </a:graphicData>
+            </a:graphic>
+          </wp:inline>
+        </w:drawing>
       </w:r>
     </w:p>
     <w:p>
@@ -9123,29 +9516,89 @@
           <w:b w:val="1"/>
           <w:sz w:val="24"/>
         </w:rPr>
-        <w:t>图 2 · 自然语言录入与草稿卡片</w:t>
-      </w:r>
-      <w:r>
-        <w:rPr>
-          <w:rFonts w:hint="eastAsia" w:ascii="SimSun" w:hAnsi="SimSun" w:eastAsia="SimSun" w:cs="SimSun"/>
-          <w:sz w:val="24"/>
-        </w:rPr>
-        <w:t>（建议：输入框中写「明天下午3点到4点半评审PR，高优先级」，下方出现草稿卡片，</w:t>
-      </w:r>
-      <w:r>
-        <w:rPr>
-          <w:rFonts w:hint="eastAsia" w:ascii="SimSun" w:hAnsi="SimSun" w:eastAsia="SimSun" w:cs="SimSun"/>
-          <w:b w:val="1"/>
-          <w:sz w:val="24"/>
-        </w:rPr>
-        <w:t>缺字段留空、推断字段标黄</w:t>
-      </w:r>
-      <w:r>
-        <w:rPr>
-          <w:rFonts w:hint="eastAsia" w:ascii="SimSun" w:hAnsi="SimSun" w:eastAsia="SimSun" w:cs="SimSun"/>
-          <w:sz w:val="24"/>
-        </w:rPr>
-        <w:t>） 触发方式：在快捷输入框输入该句，点「解析」（POST /api/parse 只读，不写库）</w:t>
+        <w:t>图 4 · 干预卡片与来源角标</w:t>
+      </w:r>
+      <w:r>
+        <w:rPr>
+          <w:rFonts w:hint="eastAsia" w:ascii="SimSun" w:hAnsi="SimSun" w:eastAsia="SimSun" w:cs="SimSun"/>
+          <w:sz w:val="24"/>
+        </w:rPr>
+        <w:t>：手动点「问决策器」后模型给出的重排建议——左上角蓝色「</w:t>
+      </w:r>
+      <w:r>
+        <w:rPr>
+          <w:rFonts w:hint="eastAsia" w:ascii="SimSun" w:hAnsi="SimSun" w:eastAsia="SimSun" w:cs="SimSun"/>
+          <w:b w:val="1"/>
+          <w:sz w:val="24"/>
+        </w:rPr>
+        <w:t>模型建议</w:t>
+      </w:r>
+      <w:r>
+        <w:rPr>
+          <w:rFonts w:hint="eastAsia" w:ascii="SimSun" w:hAnsi="SimSun" w:eastAsia="SimSun" w:cs="SimSun"/>
+          <w:sz w:val="24"/>
+        </w:rPr>
+        <w:t>」角标（source=llm）、两条 move 建议明细（含原时间 → 建议时间、风险理由、</w:t>
+      </w:r>
+      <w:r>
+        <w:rPr>
+          <w:rFonts w:hint="eastAsia" w:ascii="SimSun" w:hAnsi="SimSun" w:eastAsia="SimSun" w:cs="SimSun"/>
+          <w:b w:val="1"/>
+          <w:sz w:val="24"/>
+        </w:rPr>
+        <w:t>采用</w:t>
+      </w:r>
+      <w:r>
+        <w:rPr>
+          <w:rFonts w:hint="eastAsia" w:ascii="SimSun" w:hAnsi="SimSun" w:eastAsia="SimSun" w:cs="SimSun"/>
+          <w:sz w:val="24"/>
+        </w:rPr>
+        <w:t>按钮）、「猫说」台词、底部反馈按钮（有用 / 稍后提醒 / 不再提醒这类）与「置信度 0.74 · 调用 1 次」。</w:t>
+      </w:r>
+    </w:p>
+    <w:p>
+      <w:pPr>
+        <w:spacing w:before="160" w:after="40" w:line="420"/>
+        <w:ind w:left="0" w:right="0"/>
+        <w:jc w:val="center"/>
+      </w:pPr>
+      <w:r>
+        <w:rPr>
+          <w:rFonts w:hint="eastAsia" w:ascii="SimSun" w:hAnsi="SimSun" w:eastAsia="SimSun" w:cs="SimSun"/>
+          <w:sz w:val="24"/>
+        </w:rPr>
+        <w:drawing>
+          <wp:inline distT="0" distB="0" distL="0" distR="0">
+            <wp:extent cx="5274309" cy="2345184"/>
+            <wp:effectExtent l="0" t="0" r="0" b="0"/>
+            <wp:docPr id="14" name="picture"/>
+            <a:graphic>
+              <a:graphicData uri="http://schemas.openxmlformats.org/drawingml/2006/picture">
+                <pic:pic>
+                  <pic:nvPicPr>
+                    <pic:cNvPr id="15" name="picture"/>
+                    <pic:cNvPicPr/>
+                  </pic:nvPicPr>
+                  <pic:blipFill rotWithShape="1">
+                    <a:blip r:embed="rId10"/>
+                    <a:stretch>
+                      <a:fillRect/>
+                    </a:stretch>
+                  </pic:blipFill>
+                  <pic:spPr>
+                    <a:xfrm>
+                      <a:off x="0" y="0"/>
+                      <a:ext cx="5274309" cy="2345184"/>
+                    </a:xfrm>
+                    <a:prstGeom prst="rect">
+                      <a:avLst/>
+                    </a:prstGeom>
+                  </pic:spPr>
+                </pic:pic>
+              </a:graphicData>
+            </a:graphic>
+          </wp:inline>
+        </w:drawing>
       </w:r>
     </w:p>
     <w:p>
@@ -9156,9 +9609,62 @@
       <w:r>
         <w:rPr>
           <w:rFonts w:hint="eastAsia" w:ascii="SimSun" w:hAnsi="SimSun" w:eastAsia="SimSun" w:cs="SimSun"/>
-          <w:sz w:val="24"/>
-        </w:rPr>
-        <w:t>【图片占位】图 3 · 冲突检测与宠物 alert 状态</w:t>
+          <w:b w:val="1"/>
+          <w:sz w:val="24"/>
+        </w:rPr>
+        <w:t>图 5 · 节奏闸门拦截</w:t>
+      </w:r>
+      <w:r>
+        <w:rPr>
+          <w:rFonts w:hint="eastAsia" w:ascii="SimSun" w:hAnsi="SimSun" w:eastAsia="SimSun" w:cs="SimSun"/>
+          <w:sz w:val="24"/>
+        </w:rPr>
+        <w:t>（API 实测响应）：冷却期内再次以自动触发（trigger=schedule_change）请求决策，返回 triggered=false、blocked_by=cooldown、reason「距上一次干预仅 2 分钟，冷却期 45 分钟未过（还需 44 分钟）」——防打扰是后端硬约束，模型无权绕过。</w:t>
+      </w:r>
+    </w:p>
+    <w:p>
+      <w:pPr>
+        <w:spacing w:before="160" w:after="40" w:line="420"/>
+        <w:ind w:left="0" w:right="0"/>
+        <w:jc w:val="center"/>
+      </w:pPr>
+      <w:r>
+        <w:rPr>
+          <w:rFonts w:hint="eastAsia" w:ascii="SimSun" w:hAnsi="SimSun" w:eastAsia="SimSun" w:cs="SimSun"/>
+          <w:sz w:val="24"/>
+        </w:rPr>
+        <w:drawing>
+          <wp:inline distT="0" distB="0" distL="0" distR="0">
+            <wp:extent cx="5274309" cy="3541322"/>
+            <wp:effectExtent l="0" t="0" r="0" b="0"/>
+            <wp:docPr id="17" name="picture"/>
+            <a:graphic>
+              <a:graphicData uri="http://schemas.openxmlformats.org/drawingml/2006/picture">
+                <pic:pic>
+                  <pic:nvPicPr>
+                    <pic:cNvPr id="18" name="picture"/>
+                    <pic:cNvPicPr/>
+                  </pic:nvPicPr>
+                  <pic:blipFill rotWithShape="1">
+                    <a:blip r:embed="rId11"/>
+                    <a:stretch>
+                      <a:fillRect/>
+                    </a:stretch>
+                  </pic:blipFill>
+                  <pic:spPr>
+                    <a:xfrm>
+                      <a:off x="0" y="0"/>
+                      <a:ext cx="5274309" cy="3541322"/>
+                    </a:xfrm>
+                    <a:prstGeom prst="rect">
+                      <a:avLst/>
+                    </a:prstGeom>
+                  </pic:spPr>
+                </pic:pic>
+              </a:graphicData>
+            </a:graphic>
+          </wp:inline>
+        </w:drawing>
       </w:r>
     </w:p>
     <w:p>
@@ -9172,116 +9678,29 @@
           <w:b w:val="1"/>
           <w:sz w:val="24"/>
         </w:rPr>
-        <w:t>图 3 · 冲突检测与宠物 ALERT 状态</w:t>
-      </w:r>
-      <w:r>
-        <w:rPr>
-          <w:rFonts w:hint="eastAsia" w:ascii="SimSun" w:hAnsi="SimSun" w:eastAsia="SimSun" w:cs="SimSun"/>
-          <w:sz w:val="24"/>
-        </w:rPr>
-        <w:t>（建议：两条重叠日程高亮 + 宠物切到 alert 表情 + 冲突计数） 触发方式：连续确认两条重叠日程（如 16:00–18:00 与 17:00–19:00）→ 硬冲突 1 处 overlap 60min → 宠物 normal → alert</w:t>
-      </w:r>
-    </w:p>
-    <w:p>
-      <w:pPr>
-        <w:spacing w:before="0" w:after="80" w:line="420"/>
-        <w:ind w:left="0" w:right="0"/>
-      </w:pPr>
-      <w:r>
-        <w:rPr>
-          <w:rFonts w:hint="eastAsia" w:ascii="SimSun" w:hAnsi="SimSun" w:eastAsia="SimSun" w:cs="SimSun"/>
-          <w:sz w:val="24"/>
-        </w:rPr>
-        <w:t>【图片占位】图 4 · 干预卡片与来源角标</w:t>
-      </w:r>
-    </w:p>
-    <w:p>
-      <w:pPr>
-        <w:spacing w:before="0" w:after="80" w:line="420"/>
-        <w:ind w:left="0" w:right="0"/>
-      </w:pPr>
-      <w:r>
-        <w:rPr>
-          <w:rFonts w:hint="eastAsia" w:ascii="SimSun" w:hAnsi="SimSun" w:eastAsia="SimSun" w:cs="SimSun"/>
-          <w:b w:val="1"/>
-          <w:sz w:val="24"/>
-        </w:rPr>
-        <w:t>图 4 · 干预卡片与来源角标</w:t>
-      </w:r>
-      <w:r>
-        <w:rPr>
-          <w:rFonts w:hint="eastAsia" w:ascii="SimSun" w:hAnsi="SimSun" w:eastAsia="SimSun" w:cs="SimSun"/>
-          <w:sz w:val="24"/>
-        </w:rPr>
-        <w:t>（建议：卡片完整显示建议明细、风险等级、宠物台词，右上角橙色 fallback / 蓝色 llm 角标） 触发方式：POST /api/decisions{"trigger":"manual"}；无 Key 时为 fallback（橙色），配 Key 后为 llm</w:t>
-      </w:r>
-    </w:p>
-    <w:p>
-      <w:pPr>
-        <w:spacing w:before="0" w:after="80" w:line="420"/>
-        <w:ind w:left="0" w:right="0"/>
-      </w:pPr>
-      <w:r>
-        <w:rPr>
-          <w:rFonts w:hint="eastAsia" w:ascii="SimSun" w:hAnsi="SimSun" w:eastAsia="SimSun" w:cs="SimSun"/>
-          <w:sz w:val="24"/>
-        </w:rPr>
-        <w:t>【图片占位】图 5 · 节奏闸门拦截与反馈画像</w:t>
-      </w:r>
-    </w:p>
-    <w:p>
-      <w:pPr>
-        <w:spacing w:before="0" w:after="80" w:line="420"/>
-        <w:ind w:left="0" w:right="0"/>
-      </w:pPr>
-      <w:r>
-        <w:rPr>
-          <w:rFonts w:hint="eastAsia" w:ascii="SimSun" w:hAnsi="SimSun" w:eastAsia="SimSun" w:cs="SimSun"/>
-          <w:b w:val="1"/>
-          <w:sz w:val="24"/>
-        </w:rPr>
-        <w:t>图 5 · 节奏闸门拦截与反馈画像</w:t>
-      </w:r>
-      <w:r>
-        <w:rPr>
-          <w:rFonts w:hint="eastAsia" w:ascii="SimSun" w:hAnsi="SimSun" w:eastAsia="SimSun" w:cs="SimSun"/>
-          <w:sz w:val="24"/>
-        </w:rPr>
-        <w:t>（建议：终端 curl 结果截图，triggered=false blocked_by="cooldown"，以及 /api/interventions/profile 的 muted_intervention_types） 触发方式：连续触发自动决策 + 连续三次 mute 同一类建议</w:t>
-      </w:r>
-    </w:p>
-    <w:p>
-      <w:pPr>
-        <w:spacing w:before="0" w:after="80" w:line="420"/>
-        <w:ind w:left="0" w:right="0"/>
-      </w:pPr>
-      <w:r>
-        <w:rPr>
-          <w:rFonts w:hint="eastAsia" w:ascii="SimSun" w:hAnsi="SimSun" w:eastAsia="SimSun" w:cs="SimSun"/>
-          <w:sz w:val="24"/>
-        </w:rPr>
-        <w:t>【图片占位】图 6 · 独立应用窗口 / PWA</w:t>
-      </w:r>
-    </w:p>
-    <w:p>
-      <w:pPr>
-        <w:spacing w:before="0" w:after="80" w:line="420"/>
-        <w:ind w:left="0" w:right="0"/>
-      </w:pPr>
-      <w:r>
-        <w:rPr>
-          <w:rFonts w:hint="eastAsia" w:ascii="SimSun" w:hAnsi="SimSun" w:eastAsia="SimSun" w:cs="SimSun"/>
-          <w:b w:val="1"/>
-          <w:sz w:val="24"/>
-        </w:rPr>
-        <w:t>图 6 · 独立应用窗口 / PWA 安装</w:t>
-      </w:r>
-      <w:r>
-        <w:rPr>
-          <w:rFonts w:hint="eastAsia" w:ascii="SimSun" w:hAnsi="SimSun" w:eastAsia="SimSun" w:cs="SimSun"/>
-          <w:sz w:val="24"/>
-        </w:rPr>
-        <w:t>（建议：无地址栏的独立窗口截图，或任务栏上的 SecondWill 图标） 触发方式：双击 start.bat；或浏览器菜单「安装 SecondWill」</w:t>
+        <w:t>图 6 · 独立应用窗口</w:t>
+      </w:r>
+      <w:r>
+        <w:rPr>
+          <w:rFonts w:hint="eastAsia" w:ascii="SimSun" w:hAnsi="SimSun" w:eastAsia="SimSun" w:cs="SimSun"/>
+          <w:sz w:val="24"/>
+        </w:rPr>
+        <w:t>（Edge --app= 模式，无地址栏，标题栏即应用名「SecondWill · 第二意志 · AI 执行教练」）：同时演示了</w:t>
+      </w:r>
+      <w:r>
+        <w:rPr>
+          <w:rFonts w:hint="eastAsia" w:ascii="SimSun" w:hAnsi="SimSun" w:eastAsia="SimSun" w:cs="SimSun"/>
+          <w:b w:val="1"/>
+          <w:sz w:val="24"/>
+        </w:rPr>
+        <w:t>降级不伪装</w:t>
+      </w:r>
+      <w:r>
+        <w:rPr>
+          <w:rFonts w:hint="eastAsia" w:ascii="SimSun" w:hAnsi="SimSun" w:eastAsia="SimSun" w:cs="SimSun"/>
+          <w:sz w:val="24"/>
+        </w:rPr>
+        <w:t>——卡片左上角为橙色「规则兜底」角标（source=fallback），并明确注明「由本地规则引擎生成（模型不可用时的降级方案）」，绝不伪装成模型输出。</w:t>
       </w:r>
     </w:p>
     <w:p>
@@ -9305,7 +9724,7 @@
     </w:p>
     <w:p>
       <w:pPr>
-        <w:pStyle w:val="000005"/>
+        <w:pStyle w:val="000001"/>
         <w:keepNext w:val="1"/>
         <w:keepLines w:val="1"/>
         <w:spacing w:before="100" w:beforeAutospacing="1" w:after="100" w:afterAutospacing="1" w:line="420"/>
@@ -9461,7 +9880,7 @@
     </w:p>
     <w:p>
       <w:pPr>
-        <w:pStyle w:val="000005"/>
+        <w:pStyle w:val="000001"/>
         <w:keepNext w:val="1"/>
         <w:keepLines w:val="1"/>
         <w:spacing w:before="100" w:beforeAutospacing="1" w:after="100" w:afterAutospacing="1" w:line="420"/>
@@ -9485,7 +9904,7 @@
     </w:p>
     <w:p>
       <w:pPr>
-        <w:pStyle w:val="000006"/>
+        <w:pStyle w:val="000003"/>
         <w:keepNext w:val="1"/>
         <w:keepLines w:val="1"/>
         <w:spacing w:before="100" w:beforeAutospacing="1" w:after="100" w:afterAutospacing="1" w:line="420"/>
@@ -9680,6 +10099,7 @@
             <w:vAlign w:val="center"/>
           </w:tcPr>
           <w:p>
+            <w:pPr/>
             <w:r>
               <w:rPr>
                 <w:rFonts w:hint="eastAsia" w:ascii="SimSun" w:hAnsi="SimSun" w:eastAsia="SimSun" w:cs="SimSun"/>
@@ -9707,6 +10127,7 @@
             <w:vAlign w:val="center"/>
           </w:tcPr>
           <w:p>
+            <w:pPr/>
             <w:r>
               <w:rPr>
                 <w:rFonts w:hint="eastAsia" w:ascii="SimSun" w:hAnsi="SimSun" w:eastAsia="SimSun" w:cs="SimSun"/>
@@ -9734,6 +10155,7 @@
             <w:vAlign w:val="center"/>
           </w:tcPr>
           <w:p>
+            <w:pPr/>
             <w:r>
               <w:rPr>
                 <w:rFonts w:hint="eastAsia" w:ascii="SimSun" w:hAnsi="SimSun" w:eastAsia="SimSun" w:cs="SimSun"/>
@@ -9764,6 +10186,7 @@
             <w:vAlign w:val="center"/>
           </w:tcPr>
           <w:p>
+            <w:pPr/>
             <w:r>
               <w:rPr>
                 <w:rFonts w:hint="eastAsia" w:ascii="SimSun" w:hAnsi="SimSun" w:eastAsia="SimSun" w:cs="SimSun"/>
@@ -9791,6 +10214,7 @@
             <w:vAlign w:val="center"/>
           </w:tcPr>
           <w:p>
+            <w:pPr/>
             <w:r>
               <w:rPr>
                 <w:rFonts w:ascii="SimSun" w:hAnsi="SimSun" w:eastAsia="SimSun" w:cs="SimSun"/>
@@ -9818,6 +10242,7 @@
             <w:vAlign w:val="center"/>
           </w:tcPr>
           <w:p>
+            <w:pPr/>
             <w:r>
               <w:rPr>
                 <w:rFonts w:ascii="SimSun" w:hAnsi="SimSun" w:eastAsia="SimSun" w:cs="SimSun"/>
@@ -9848,6 +10273,7 @@
             <w:vAlign w:val="center"/>
           </w:tcPr>
           <w:p>
+            <w:pPr/>
             <w:r>
               <w:rPr>
                 <w:rFonts w:hint="eastAsia" w:ascii="SimSun" w:hAnsi="SimSun" w:eastAsia="SimSun" w:cs="SimSun"/>
@@ -9875,6 +10301,7 @@
             <w:vAlign w:val="center"/>
           </w:tcPr>
           <w:p>
+            <w:pPr/>
             <w:r>
               <w:rPr>
                 <w:rFonts w:hint="eastAsia" w:ascii="SimSun" w:hAnsi="SimSun" w:eastAsia="SimSun" w:cs="SimSun"/>
@@ -9902,6 +10329,7 @@
             <w:vAlign w:val="center"/>
           </w:tcPr>
           <w:p>
+            <w:pPr/>
             <w:r>
               <w:rPr>
                 <w:rFonts w:hint="eastAsia" w:ascii="SimSun" w:hAnsi="SimSun" w:eastAsia="SimSun" w:cs="SimSun"/>
@@ -9932,6 +10360,7 @@
             <w:vAlign w:val="center"/>
           </w:tcPr>
           <w:p>
+            <w:pPr/>
             <w:r>
               <w:rPr>
                 <w:rFonts w:hint="eastAsia" w:ascii="SimSun" w:hAnsi="SimSun" w:eastAsia="SimSun" w:cs="SimSun"/>
@@ -9959,6 +10388,7 @@
             <w:vAlign w:val="center"/>
           </w:tcPr>
           <w:p>
+            <w:pPr/>
             <w:r>
               <w:rPr>
                 <w:rFonts w:hint="eastAsia" w:ascii="SimSun" w:hAnsi="SimSun" w:eastAsia="SimSun" w:cs="SimSun"/>
@@ -9986,6 +10416,7 @@
             <w:vAlign w:val="center"/>
           </w:tcPr>
           <w:p>
+            <w:pPr/>
             <w:r>
               <w:rPr>
                 <w:rFonts w:hint="eastAsia" w:ascii="SimSun" w:hAnsi="SimSun" w:eastAsia="SimSun" w:cs="SimSun"/>
@@ -10016,6 +10447,7 @@
             <w:vAlign w:val="center"/>
           </w:tcPr>
           <w:p>
+            <w:pPr/>
             <w:r>
               <w:rPr>
                 <w:rFonts w:hint="eastAsia" w:ascii="SimSun" w:hAnsi="SimSun" w:eastAsia="SimSun" w:cs="SimSun"/>
@@ -10043,6 +10475,7 @@
             <w:vAlign w:val="center"/>
           </w:tcPr>
           <w:p>
+            <w:pPr/>
             <w:r>
               <w:rPr>
                 <w:rFonts w:hint="eastAsia" w:ascii="SimSun" w:hAnsi="SimSun" w:eastAsia="SimSun" w:cs="SimSun"/>
@@ -10070,6 +10503,7 @@
             <w:vAlign w:val="center"/>
           </w:tcPr>
           <w:p>
+            <w:pPr/>
             <w:r>
               <w:rPr>
                 <w:rFonts w:hint="eastAsia" w:ascii="SimSun" w:hAnsi="SimSun" w:eastAsia="SimSun" w:cs="SimSun"/>
@@ -10104,7 +10538,7 @@
     </w:p>
     <w:p>
       <w:pPr>
-        <w:pStyle w:val="000006"/>
+        <w:pStyle w:val="000003"/>
         <w:keepNext w:val="1"/>
         <w:keepLines w:val="1"/>
         <w:spacing w:before="100" w:beforeAutospacing="1" w:after="100" w:afterAutospacing="1" w:line="420"/>
@@ -10204,7 +10638,7 @@
     </w:p>
     <w:p>
       <w:pPr>
-        <w:pStyle w:val="000006"/>
+        <w:pStyle w:val="000003"/>
         <w:keepNext w:val="1"/>
         <w:keepLines w:val="1"/>
         <w:spacing w:before="100" w:beforeAutospacing="1" w:after="100" w:afterAutospacing="1" w:line="420"/>
@@ -10371,6 +10805,7 @@
             <w:vAlign w:val="center"/>
           </w:tcPr>
           <w:p>
+            <w:pPr/>
             <w:r>
               <w:rPr>
                 <w:rFonts w:hint="eastAsia" w:ascii="SimSun" w:hAnsi="SimSun" w:eastAsia="SimSun" w:cs="SimSun"/>
@@ -10398,6 +10833,7 @@
             <w:vAlign w:val="center"/>
           </w:tcPr>
           <w:p>
+            <w:pPr/>
             <w:r>
               <w:rPr>
                 <w:rFonts w:hint="eastAsia" w:ascii="SimSun" w:hAnsi="SimSun" w:eastAsia="SimSun" w:cs="SimSun"/>
@@ -10425,6 +10861,7 @@
             <w:vAlign w:val="center"/>
           </w:tcPr>
           <w:p>
+            <w:pPr/>
             <w:r>
               <w:rPr>
                 <w:rFonts w:hint="eastAsia" w:ascii="SimSun" w:hAnsi="SimSun" w:eastAsia="SimSun" w:cs="SimSun"/>
@@ -10470,6 +10907,7 @@
             <w:vAlign w:val="center"/>
           </w:tcPr>
           <w:p>
+            <w:pPr/>
             <w:r>
               <w:rPr>
                 <w:rFonts w:hint="eastAsia" w:ascii="SimSun" w:hAnsi="SimSun" w:eastAsia="SimSun" w:cs="SimSun"/>
@@ -10497,6 +10935,7 @@
             <w:vAlign w:val="center"/>
           </w:tcPr>
           <w:p>
+            <w:pPr/>
             <w:r>
               <w:rPr>
                 <w:rFonts w:hint="eastAsia" w:ascii="SimSun" w:hAnsi="SimSun" w:eastAsia="SimSun" w:cs="SimSun"/>
@@ -10524,6 +10963,7 @@
             <w:vAlign w:val="center"/>
           </w:tcPr>
           <w:p>
+            <w:pPr/>
             <w:r>
               <w:rPr>
                 <w:rFonts w:hint="eastAsia" w:ascii="SimSun" w:hAnsi="SimSun" w:eastAsia="SimSun" w:cs="SimSun"/>
@@ -10554,6 +10994,7 @@
             <w:vAlign w:val="center"/>
           </w:tcPr>
           <w:p>
+            <w:pPr/>
             <w:r>
               <w:rPr>
                 <w:rFonts w:hint="eastAsia" w:ascii="SimSun" w:hAnsi="SimSun" w:eastAsia="SimSun" w:cs="SimSun"/>
@@ -10581,6 +11022,7 @@
             <w:vAlign w:val="center"/>
           </w:tcPr>
           <w:p>
+            <w:pPr/>
             <w:r>
               <w:rPr>
                 <w:rFonts w:hint="eastAsia" w:ascii="SimSun" w:hAnsi="SimSun" w:eastAsia="SimSun" w:cs="SimSun"/>
@@ -10608,6 +11050,7 @@
             <w:vAlign w:val="center"/>
           </w:tcPr>
           <w:p>
+            <w:pPr/>
             <w:r>
               <w:rPr>
                 <w:rFonts w:hint="eastAsia" w:ascii="SimSun" w:hAnsi="SimSun" w:eastAsia="SimSun" w:cs="SimSun"/>
@@ -10638,6 +11081,7 @@
             <w:vAlign w:val="center"/>
           </w:tcPr>
           <w:p>
+            <w:pPr/>
             <w:r>
               <w:rPr>
                 <w:rFonts w:hint="eastAsia" w:ascii="SimSun" w:hAnsi="SimSun" w:eastAsia="SimSun" w:cs="SimSun"/>
@@ -10665,6 +11109,7 @@
             <w:vAlign w:val="center"/>
           </w:tcPr>
           <w:p>
+            <w:pPr/>
             <w:r>
               <w:rPr>
                 <w:rFonts w:hint="eastAsia" w:ascii="SimSun" w:hAnsi="SimSun" w:eastAsia="SimSun" w:cs="SimSun"/>
@@ -10692,6 +11137,7 @@
             <w:vAlign w:val="center"/>
           </w:tcPr>
           <w:p>
+            <w:pPr/>
             <w:r>
               <w:rPr>
                 <w:rFonts w:hint="eastAsia" w:ascii="SimSun" w:hAnsi="SimSun" w:eastAsia="SimSun" w:cs="SimSun"/>
@@ -10737,6 +11183,7 @@
             <w:vAlign w:val="center"/>
           </w:tcPr>
           <w:p>
+            <w:pPr/>
             <w:r>
               <w:rPr>
                 <w:rFonts w:hint="eastAsia" w:ascii="SimSun" w:hAnsi="SimSun" w:eastAsia="SimSun" w:cs="SimSun"/>
@@ -10764,6 +11211,7 @@
             <w:vAlign w:val="center"/>
           </w:tcPr>
           <w:p>
+            <w:pPr/>
             <w:r>
               <w:rPr>
                 <w:rFonts w:hint="eastAsia" w:ascii="SimSun" w:hAnsi="SimSun" w:eastAsia="SimSun" w:cs="SimSun"/>
@@ -10791,6 +11239,7 @@
             <w:vAlign w:val="center"/>
           </w:tcPr>
           <w:p>
+            <w:pPr/>
             <w:r>
               <w:rPr>
                 <w:rFonts w:hint="eastAsia" w:ascii="SimSun" w:hAnsi="SimSun" w:eastAsia="SimSun" w:cs="SimSun"/>
@@ -10821,6 +11270,7 @@
             <w:vAlign w:val="center"/>
           </w:tcPr>
           <w:p>
+            <w:pPr/>
             <w:r>
               <w:rPr>
                 <w:rFonts w:hint="eastAsia" w:ascii="SimSun" w:hAnsi="SimSun" w:eastAsia="SimSun" w:cs="SimSun"/>
@@ -10848,6 +11298,7 @@
             <w:vAlign w:val="center"/>
           </w:tcPr>
           <w:p>
+            <w:pPr/>
             <w:r>
               <w:rPr>
                 <w:rFonts w:ascii="SimSun" w:hAnsi="SimSun" w:eastAsia="SimSun" w:cs="SimSun"/>
@@ -10875,6 +11326,7 @@
             <w:vAlign w:val="center"/>
           </w:tcPr>
           <w:p>
+            <w:pPr/>
             <w:r>
               <w:rPr>
                 <w:rFonts w:hint="eastAsia" w:ascii="SimSun" w:hAnsi="SimSun" w:eastAsia="SimSun" w:cs="SimSun"/>
@@ -10905,6 +11357,7 @@
             <w:vAlign w:val="center"/>
           </w:tcPr>
           <w:p>
+            <w:pPr/>
             <w:r>
               <w:rPr>
                 <w:rFonts w:hint="eastAsia" w:ascii="SimSun" w:hAnsi="SimSun" w:eastAsia="SimSun" w:cs="SimSun"/>
@@ -10932,6 +11385,7 @@
             <w:vAlign w:val="center"/>
           </w:tcPr>
           <w:p>
+            <w:pPr/>
             <w:r>
               <w:rPr>
                 <w:rFonts w:hint="eastAsia" w:ascii="SimSun" w:hAnsi="SimSun" w:eastAsia="SimSun" w:cs="SimSun"/>
@@ -10959,6 +11413,7 @@
             <w:vAlign w:val="center"/>
           </w:tcPr>
           <w:p>
+            <w:pPr/>
             <w:r>
               <w:rPr>
                 <w:rFonts w:hint="eastAsia" w:ascii="SimSun" w:hAnsi="SimSun" w:eastAsia="SimSun" w:cs="SimSun"/>
@@ -10972,7 +11427,7 @@
     </w:tbl>
     <w:p>
       <w:pPr>
-        <w:pStyle w:val="000006"/>
+        <w:pStyle w:val="000003"/>
         <w:keepNext w:val="1"/>
         <w:keepLines w:val="1"/>
         <w:spacing w:before="100" w:beforeAutospacing="1" w:after="100" w:afterAutospacing="1" w:line="420"/>
@@ -11152,7 +11607,7 @@
     </w:p>
     <w:p>
       <w:pPr>
-        <w:pStyle w:val="000006"/>
+        <w:pStyle w:val="000003"/>
         <w:keepNext w:val="1"/>
         <w:keepLines w:val="1"/>
         <w:spacing w:before="100" w:beforeAutospacing="1" w:after="100" w:afterAutospacing="1" w:line="420"/>
@@ -11188,7 +11643,7 @@
     </w:p>
     <w:p>
       <w:pPr>
-        <w:pStyle w:val="000006"/>
+        <w:pStyle w:val="000003"/>
         <w:keepNext w:val="1"/>
         <w:keepLines w:val="1"/>
         <w:spacing w:before="100" w:beforeAutospacing="1" w:after="100" w:afterAutospacing="1" w:line="420"/>
@@ -11319,6 +11774,7 @@
             <w:vAlign w:val="center"/>
           </w:tcPr>
           <w:p>
+            <w:pPr/>
             <w:r>
               <w:rPr>
                 <w:rFonts w:hint="eastAsia" w:ascii="SimSun" w:hAnsi="SimSun" w:eastAsia="SimSun" w:cs="SimSun"/>
@@ -11346,6 +11802,7 @@
             <w:vAlign w:val="center"/>
           </w:tcPr>
           <w:p>
+            <w:pPr/>
             <w:r>
               <w:rPr>
                 <w:rFonts w:hint="eastAsia" w:ascii="SimSun" w:hAnsi="SimSun" w:eastAsia="SimSun" w:cs="SimSun"/>
@@ -11376,6 +11833,7 @@
             <w:vAlign w:val="center"/>
           </w:tcPr>
           <w:p>
+            <w:pPr/>
             <w:r>
               <w:rPr>
                 <w:rFonts w:hint="eastAsia" w:ascii="SimSun" w:hAnsi="SimSun" w:eastAsia="SimSun" w:cs="SimSun"/>
@@ -11403,6 +11861,7 @@
             <w:vAlign w:val="center"/>
           </w:tcPr>
           <w:p>
+            <w:pPr/>
             <w:r>
               <w:rPr>
                 <w:rFonts w:hint="eastAsia" w:ascii="SimSun" w:hAnsi="SimSun" w:eastAsia="SimSun" w:cs="SimSun"/>
@@ -11441,6 +11900,7 @@
             <w:vAlign w:val="center"/>
           </w:tcPr>
           <w:p>
+            <w:pPr/>
             <w:r>
               <w:rPr>
                 <w:rFonts w:hint="eastAsia" w:ascii="SimSun" w:hAnsi="SimSun" w:eastAsia="SimSun" w:cs="SimSun"/>
@@ -11468,6 +11928,7 @@
             <w:vAlign w:val="center"/>
           </w:tcPr>
           <w:p>
+            <w:pPr/>
             <w:r>
               <w:rPr>
                 <w:rFonts w:hint="eastAsia" w:ascii="SimSun" w:hAnsi="SimSun" w:eastAsia="SimSun" w:cs="SimSun"/>
@@ -11498,6 +11959,7 @@
             <w:vAlign w:val="center"/>
           </w:tcPr>
           <w:p>
+            <w:pPr/>
             <w:r>
               <w:rPr>
                 <w:rFonts w:hint="eastAsia" w:ascii="SimSun" w:hAnsi="SimSun" w:eastAsia="SimSun" w:cs="SimSun"/>
@@ -11525,6 +11987,7 @@
             <w:vAlign w:val="center"/>
           </w:tcPr>
           <w:p>
+            <w:pPr/>
             <w:r>
               <w:rPr>
                 <w:rFonts w:hint="eastAsia" w:ascii="SimSun" w:hAnsi="SimSun" w:eastAsia="SimSun" w:cs="SimSun"/>
@@ -11555,6 +12018,7 @@
             <w:vAlign w:val="center"/>
           </w:tcPr>
           <w:p>
+            <w:pPr/>
             <w:r>
               <w:rPr>
                 <w:rFonts w:hint="eastAsia" w:ascii="SimSun" w:hAnsi="SimSun" w:eastAsia="SimSun" w:cs="SimSun"/>
@@ -11582,6 +12046,7 @@
             <w:vAlign w:val="center"/>
           </w:tcPr>
           <w:p>
+            <w:pPr/>
             <w:r>
               <w:rPr>
                 <w:rFonts w:hint="eastAsia" w:ascii="SimSun" w:hAnsi="SimSun" w:eastAsia="SimSun" w:cs="SimSun"/>
@@ -11612,6 +12077,7 @@
             <w:vAlign w:val="center"/>
           </w:tcPr>
           <w:p>
+            <w:pPr/>
             <w:r>
               <w:rPr>
                 <w:rFonts w:hint="eastAsia" w:ascii="SimSun" w:hAnsi="SimSun" w:eastAsia="SimSun" w:cs="SimSun"/>
@@ -11639,6 +12105,7 @@
             <w:vAlign w:val="center"/>
           </w:tcPr>
           <w:p>
+            <w:pPr/>
             <w:r>
               <w:rPr>
                 <w:rFonts w:hint="eastAsia" w:ascii="SimSun" w:hAnsi="SimSun" w:eastAsia="SimSun" w:cs="SimSun"/>
@@ -11669,6 +12136,7 @@
             <w:vAlign w:val="center"/>
           </w:tcPr>
           <w:p>
+            <w:pPr/>
             <w:r>
               <w:rPr>
                 <w:rFonts w:hint="eastAsia" w:ascii="SimSun" w:hAnsi="SimSun" w:eastAsia="SimSun" w:cs="SimSun"/>
@@ -11696,6 +12164,7 @@
             <w:vAlign w:val="center"/>
           </w:tcPr>
           <w:p>
+            <w:pPr/>
             <w:r>
               <w:rPr>
                 <w:rFonts w:hint="eastAsia" w:ascii="SimSun" w:hAnsi="SimSun" w:eastAsia="SimSun" w:cs="SimSun"/>
@@ -11726,6 +12195,7 @@
             <w:vAlign w:val="center"/>
           </w:tcPr>
           <w:p>
+            <w:pPr/>
             <w:r>
               <w:rPr>
                 <w:rFonts w:hint="eastAsia" w:ascii="SimSun" w:hAnsi="SimSun" w:eastAsia="SimSun" w:cs="SimSun"/>
@@ -11753,6 +12223,7 @@
             <w:vAlign w:val="center"/>
           </w:tcPr>
           <w:p>
+            <w:pPr/>
             <w:r>
               <w:rPr>
                 <w:rFonts w:hint="eastAsia" w:ascii="SimSun" w:hAnsi="SimSun" w:eastAsia="SimSun" w:cs="SimSun"/>
@@ -11766,7 +12237,7 @@
     </w:tbl>
     <w:p>
       <w:pPr>
-        <w:pStyle w:val="000006"/>
+        <w:pStyle w:val="000003"/>
         <w:keepNext w:val="1"/>
         <w:keepLines w:val="1"/>
         <w:spacing w:before="100" w:beforeAutospacing="1" w:after="100" w:afterAutospacing="1" w:line="420"/>
@@ -11907,7 +12378,7 @@
     </w:p>
     <w:p>
       <w:pPr>
-        <w:pStyle w:val="000005"/>
+        <w:pStyle w:val="000001"/>
         <w:keepNext w:val="1"/>
         <w:keepLines w:val="1"/>
         <w:spacing w:before="100" w:beforeAutospacing="1" w:after="100" w:afterAutospacing="1" w:line="420"/>
@@ -11957,7 +12428,9 @@
         <w:t>的执行教练：确定性代码负责「你现在的真实状态是什么」，大模型只负责「该不该说、说什么」，而「什么时候能说」由一套防打扰的硬闸门把关——即使模型下线，这只猫的表情依然是准的。</w:t>
       </w:r>
     </w:p>
-    <w:p/>
+    <w:p>
+      <w:pPr/>
+    </w:p>
     <w:sectPr>
       <w:footerReference r:id="rId5" w:type="default"/>
       <w:type w:val="nextPage"/>
@@ -12052,98 +12525,98 @@
     </w:pPrDefault>
   </w:docDefaults>
   <w:latentStyles w:defLockedState="0" w:defUIPriority="99" w:defSemiHidden="0" w:defUnhideWhenUsed="0" w:defQFormat="0" w:count="88">
+    <w:lsdException w:name="Date" w:semiHidden="1" w:unhideWhenUsed="1"/>
+    <w:lsdException w:name="toc 9" w:uiPriority="39" w:semiHidden="1" w:unhideWhenUsed="1"/>
+    <w:lsdException w:name="index 3" w:semiHidden="1" w:unhideWhenUsed="1"/>
+    <w:lsdException w:name="List Number" w:semiHidden="1" w:unhideWhenUsed="1"/>
+    <w:lsdException w:name="Body Text First Indent" w:semiHidden="1" w:unhideWhenUsed="1"/>
+    <w:lsdException w:name="index 6" w:semiHidden="1" w:unhideWhenUsed="1"/>
+    <w:lsdException w:name="toc 3" w:uiPriority="39" w:semiHidden="1" w:unhideWhenUsed="1"/>
+    <w:lsdException w:name="Block Text" w:semiHidden="1" w:unhideWhenUsed="1"/>
+    <w:lsdException w:name="toc 2" w:uiPriority="39" w:semiHidden="1" w:unhideWhenUsed="1"/>
+    <w:lsdException w:name="List" w:semiHidden="1" w:unhideWhenUsed="1"/>
+    <w:lsdException w:name="heading 2" w:uiPriority="9" w:semiHidden="1" w:unhideWhenUsed="1" w:qFormat="1"/>
+    <w:lsdException w:name="List Continue 4" w:semiHidden="1" w:unhideWhenUsed="1"/>
+    <w:lsdException w:name="header" w:semiHidden="1" w:unhideWhenUsed="1"/>
+    <w:lsdException w:name="index 9" w:semiHidden="1" w:unhideWhenUsed="1"/>
+    <w:lsdException w:name="heading 6" w:uiPriority="9" w:semiHidden="1" w:unhideWhenUsed="1" w:qFormat="1"/>
+    <w:lsdException w:name="List Number 4" w:semiHidden="1" w:unhideWhenUsed="1"/>
+    <w:lsdException w:name="table of authorities" w:semiHidden="1" w:unhideWhenUsed="1"/>
+    <w:lsdException w:name="toc 8" w:uiPriority="39" w:semiHidden="1" w:unhideWhenUsed="1"/>
+    <w:lsdException w:name="List Bullet 3" w:semiHidden="1" w:unhideWhenUsed="1"/>
+    <w:lsdException w:name="heading 7" w:uiPriority="9" w:semiHidden="1" w:unhideWhenUsed="1" w:qFormat="1"/>
+    <w:lsdException w:name="Subtitle" w:uiPriority="11" w:qFormat="1"/>
+    <w:lsdException w:name="heading 1" w:uiPriority="9" w:qFormat="1"/>
+    <w:lsdException w:name="Body Text Indent 2" w:semiHidden="1" w:unhideWhenUsed="1"/>
+    <w:lsdException w:name="table of figures" w:semiHidden="1" w:unhideWhenUsed="1"/>
+    <w:lsdException w:name="annotation reference" w:semiHidden="1" w:unhideWhenUsed="1"/>
+    <w:lsdException w:name="index 2" w:semiHidden="1" w:unhideWhenUsed="1"/>
+    <w:lsdException w:name="line number" w:semiHidden="1" w:unhideWhenUsed="1"/>
+    <w:lsdException w:name="List Number 5" w:semiHidden="1" w:unhideWhenUsed="1"/>
+    <w:lsdException w:name="toc 7" w:uiPriority="39" w:semiHidden="1" w:unhideWhenUsed="1"/>
+    <w:lsdException w:name="List 4" w:semiHidden="1" w:unhideWhenUsed="1"/>
+    <w:lsdException w:name="index 8" w:semiHidden="1" w:unhideWhenUsed="1"/>
+    <w:lsdException w:name="heading 5" w:uiPriority="9" w:semiHidden="1" w:unhideWhenUsed="1" w:qFormat="1"/>
+    <w:lsdException w:name="List 5" w:semiHidden="1" w:unhideWhenUsed="1"/>
+    <w:lsdException w:name="Hyperlink" w:semiHidden="1" w:unhideWhenUsed="1"/>
+    <w:lsdException w:name="envelope return" w:semiHidden="1" w:unhideWhenUsed="1"/>
+    <w:lsdException w:name="Default Paragraph Font" w:uiPriority="1" w:semiHidden="1" w:unhideWhenUsed="1"/>
+    <w:lsdException w:name="Signature" w:semiHidden="1" w:unhideWhenUsed="1"/>
+    <w:lsdException w:name="List Number 3" w:semiHidden="1" w:unhideWhenUsed="1"/>
+    <w:lsdException w:name="macro" w:semiHidden="1" w:unhideWhenUsed="1"/>
+    <w:lsdException w:name="List 2" w:semiHidden="1" w:unhideWhenUsed="1"/>
+    <w:lsdException w:name="index 4" w:semiHidden="1" w:unhideWhenUsed="1"/>
+    <w:lsdException w:name="Closing" w:semiHidden="1" w:unhideWhenUsed="1"/>
+    <w:lsdException w:name="toc 1" w:uiPriority="39" w:semiHidden="1" w:unhideWhenUsed="1"/>
+    <w:lsdException w:name="FollowedHyperlink" w:semiHidden="1" w:unhideWhenUsed="1"/>
+    <w:lsdException w:name="index 5" w:semiHidden="1" w:unhideWhenUsed="1"/>
+    <w:lsdException w:name="List Bullet" w:semiHidden="1" w:unhideWhenUsed="1"/>
+    <w:lsdException w:name="Body Text 2" w:semiHidden="1" w:unhideWhenUsed="1"/>
+    <w:lsdException w:name="List Number 2" w:semiHidden="1" w:unhideWhenUsed="1"/>
+    <w:lsdException w:name="List 3" w:semiHidden="1" w:unhideWhenUsed="1"/>
+    <w:lsdException w:name="Message Header" w:semiHidden="1" w:unhideWhenUsed="1"/>
+    <w:lsdException w:name="toc 5" w:uiPriority="39" w:semiHidden="1" w:unhideWhenUsed="1"/>
+    <w:lsdException w:name="List Continue 5" w:semiHidden="1" w:unhideWhenUsed="1"/>
+    <w:lsdException w:name="footnote reference" w:semiHidden="1" w:unhideWhenUsed="1"/>
+    <w:lsdException w:name="toc 6" w:uiPriority="39" w:semiHidden="1" w:unhideWhenUsed="1"/>
+    <w:lsdException w:name="List Bullet 5" w:semiHidden="1" w:unhideWhenUsed="1"/>
+    <w:lsdException w:name="List Bullet 2" w:semiHidden="1" w:unhideWhenUsed="1"/>
+    <w:lsdException w:name="Title" w:uiPriority="10" w:qFormat="1"/>
+    <w:lsdException w:name="Salutation" w:semiHidden="1" w:unhideWhenUsed="1"/>
+    <w:lsdException w:name="toa heading" w:semiHidden="1" w:unhideWhenUsed="1"/>
+    <w:lsdException w:name="List Continue 3" w:semiHidden="1" w:unhideWhenUsed="1"/>
+    <w:lsdException w:name="Normal Indent" w:semiHidden="1" w:unhideWhenUsed="1"/>
+    <w:lsdException w:name="Body Text" w:semiHidden="1" w:unhideWhenUsed="1"/>
+    <w:lsdException w:name="page number" w:semiHidden="1" w:unhideWhenUsed="1"/>
+    <w:lsdException w:name="List Continue 2" w:semiHidden="1" w:unhideWhenUsed="1"/>
+    <w:lsdException w:name="endnote reference" w:semiHidden="1" w:unhideWhenUsed="1"/>
+    <w:lsdException w:name="Normal" w:uiPriority="0" w:qFormat="1"/>
+    <w:lsdException w:name="footer" w:semiHidden="1" w:unhideWhenUsed="1"/>
+    <w:lsdException w:name="Body Text Indent" w:semiHidden="1" w:unhideWhenUsed="1"/>
+    <w:lsdException w:name="caption" w:uiPriority="35" w:semiHidden="1" w:unhideWhenUsed="1" w:qFormat="1"/>
+    <w:lsdException w:name="heading 8" w:uiPriority="9" w:semiHidden="1" w:unhideWhenUsed="1" w:qFormat="1"/>
+    <w:lsdException w:name="Note Heading" w:semiHidden="1" w:unhideWhenUsed="1"/>
+    <w:lsdException w:name="List Bullet 4" w:semiHidden="1" w:unhideWhenUsed="1"/>
+    <w:lsdException w:name="index 1" w:semiHidden="1" w:unhideWhenUsed="1"/>
+    <w:lsdException w:name="heading 9" w:uiPriority="9" w:semiHidden="1" w:unhideWhenUsed="1" w:qFormat="1"/>
+    <w:lsdException w:name="Body Text Indent 3" w:semiHidden="1" w:unhideWhenUsed="1"/>
+    <w:lsdException w:name="endnote text" w:semiHidden="1" w:unhideWhenUsed="1"/>
+    <w:lsdException w:name="heading 3" w:uiPriority="9" w:semiHidden="1" w:unhideWhenUsed="1" w:qFormat="1"/>
+    <w:lsdException w:name="Body Text 3" w:semiHidden="1" w:unhideWhenUsed="1"/>
+    <w:lsdException w:name="index 7" w:semiHidden="1" w:unhideWhenUsed="1"/>
+    <w:lsdException w:name="toc 4" w:uiPriority="39" w:semiHidden="1" w:unhideWhenUsed="1"/>
+    <w:lsdException w:name="Body Text First Indent 2" w:semiHidden="1" w:unhideWhenUsed="1"/>
+    <w:lsdException w:name="envelope address" w:semiHidden="1" w:unhideWhenUsed="1"/>
+    <w:lsdException w:name="List Continue" w:semiHidden="1" w:unhideWhenUsed="1"/>
     <w:lsdException w:name="footnote text" w:semiHidden="1" w:unhideWhenUsed="1"/>
-    <w:lsdException w:name="index 9" w:semiHidden="1" w:unhideWhenUsed="1"/>
-    <w:lsdException w:name="table of authorities" w:semiHidden="1" w:unhideWhenUsed="1"/>
-    <w:lsdException w:name="Hyperlink" w:semiHidden="1" w:unhideWhenUsed="1"/>
-    <w:lsdException w:name="List" w:semiHidden="1" w:unhideWhenUsed="1"/>
-    <w:lsdException w:name="List Number 2" w:semiHidden="1" w:unhideWhenUsed="1"/>
-    <w:lsdException w:name="List 2" w:semiHidden="1" w:unhideWhenUsed="1"/>
-    <w:lsdException w:name="page number" w:semiHidden="1" w:unhideWhenUsed="1"/>
-    <w:lsdException w:name="macro" w:semiHidden="1" w:unhideWhenUsed="1"/>
-    <w:lsdException w:name="index 5" w:semiHidden="1" w:unhideWhenUsed="1"/>
-    <w:lsdException w:name="Normal" w:uiPriority="0" w:qFormat="1"/>
-    <w:lsdException w:name="Title" w:uiPriority="10" w:qFormat="1"/>
-    <w:lsdException w:name="FollowedHyperlink" w:semiHidden="1" w:unhideWhenUsed="1"/>
-    <w:lsdException w:name="List 5" w:semiHidden="1" w:unhideWhenUsed="1"/>
-    <w:lsdException w:name="Normal Indent" w:semiHidden="1" w:unhideWhenUsed="1"/>
-    <w:lsdException w:name="List Bullet" w:semiHidden="1" w:unhideWhenUsed="1"/>
-    <w:lsdException w:name="Body Text Indent 3" w:semiHidden="1" w:unhideWhenUsed="1"/>
-    <w:lsdException w:name="envelope return" w:semiHidden="1" w:unhideWhenUsed="1"/>
-    <w:lsdException w:name="toc 9" w:uiPriority="39" w:semiHidden="1" w:unhideWhenUsed="1"/>
-    <w:lsdException w:name="heading 5" w:uiPriority="9" w:semiHidden="1" w:unhideWhenUsed="1" w:qFormat="1"/>
+    <w:lsdException w:name="heading 4" w:uiPriority="9" w:semiHidden="1" w:unhideWhenUsed="1" w:qFormat="1"/>
+    <w:lsdException w:name="annotation text" w:semiHidden="1" w:unhideWhenUsed="1"/>
+    <w:lsdException w:name="index heading" w:semiHidden="1" w:unhideWhenUsed="1"/>
     <w:lsdException w:name="Strong" w:uiPriority="22" w:qFormat="1"/>
-    <w:lsdException w:name="Message Header" w:semiHidden="1" w:unhideWhenUsed="1"/>
-    <w:lsdException w:name="List Bullet 2" w:semiHidden="1" w:unhideWhenUsed="1"/>
-    <w:lsdException w:name="index heading" w:semiHidden="1" w:unhideWhenUsed="1"/>
-    <w:lsdException w:name="List Bullet 4" w:semiHidden="1" w:unhideWhenUsed="1"/>
-    <w:lsdException w:name="heading 7" w:uiPriority="9" w:semiHidden="1" w:unhideWhenUsed="1" w:qFormat="1"/>
-    <w:lsdException w:name="List Number" w:semiHidden="1" w:unhideWhenUsed="1"/>
-    <w:lsdException w:name="toa heading" w:semiHidden="1" w:unhideWhenUsed="1"/>
-    <w:lsdException w:name="toc 4" w:uiPriority="39" w:semiHidden="1" w:unhideWhenUsed="1"/>
-    <w:lsdException w:name="Body Text 2" w:semiHidden="1" w:unhideWhenUsed="1"/>
-    <w:lsdException w:name="toc 2" w:uiPriority="39" w:semiHidden="1" w:unhideWhenUsed="1"/>
-    <w:lsdException w:name="Date" w:semiHidden="1" w:unhideWhenUsed="1"/>
-    <w:lsdException w:name="index 7" w:semiHidden="1" w:unhideWhenUsed="1"/>
-    <w:lsdException w:name="Body Text" w:semiHidden="1" w:unhideWhenUsed="1"/>
-    <w:lsdException w:name="List Bullet 5" w:semiHidden="1" w:unhideWhenUsed="1"/>
-    <w:lsdException w:name="List 4" w:semiHidden="1" w:unhideWhenUsed="1"/>
-    <w:lsdException w:name="List Continue 3" w:semiHidden="1" w:unhideWhenUsed="1"/>
-    <w:lsdException w:name="List Continue 5" w:semiHidden="1" w:unhideWhenUsed="1"/>
-    <w:lsdException w:name="endnote text" w:semiHidden="1" w:unhideWhenUsed="1"/>
-    <w:lsdException w:name="Signature" w:semiHidden="1" w:unhideWhenUsed="1"/>
-    <w:lsdException w:name="Body Text Indent 2" w:semiHidden="1" w:unhideWhenUsed="1"/>
-    <w:lsdException w:name="endnote reference" w:semiHidden="1" w:unhideWhenUsed="1"/>
-    <w:lsdException w:name="List 3" w:semiHidden="1" w:unhideWhenUsed="1"/>
-    <w:lsdException w:name="List Continue" w:semiHidden="1" w:unhideWhenUsed="1"/>
-    <w:lsdException w:name="Default Paragraph Font" w:uiPriority="1" w:semiHidden="1" w:unhideWhenUsed="1"/>
-    <w:lsdException w:name="annotation reference" w:semiHidden="1" w:unhideWhenUsed="1"/>
-    <w:lsdException w:name="Body Text Indent" w:semiHidden="1" w:unhideWhenUsed="1"/>
-    <w:lsdException w:name="List Number 4" w:semiHidden="1" w:unhideWhenUsed="1"/>
-    <w:lsdException w:name="line number" w:semiHidden="1" w:unhideWhenUsed="1"/>
-    <w:lsdException w:name="toc 8" w:uiPriority="39" w:semiHidden="1" w:unhideWhenUsed="1"/>
-    <w:lsdException w:name="Salutation" w:semiHidden="1" w:unhideWhenUsed="1"/>
-    <w:lsdException w:name="caption" w:uiPriority="35" w:semiHidden="1" w:unhideWhenUsed="1" w:qFormat="1"/>
-    <w:lsdException w:name="heading 4" w:uiPriority="9" w:semiHidden="1" w:unhideWhenUsed="1" w:qFormat="1"/>
-    <w:lsdException w:name="header" w:semiHidden="1" w:unhideWhenUsed="1"/>
-    <w:lsdException w:name="heading 2" w:uiPriority="9" w:semiHidden="1" w:unhideWhenUsed="1" w:qFormat="1"/>
-    <w:lsdException w:name="Block Text" w:semiHidden="1" w:unhideWhenUsed="1"/>
-    <w:lsdException w:name="toc 3" w:uiPriority="39" w:semiHidden="1" w:unhideWhenUsed="1"/>
-    <w:lsdException w:name="annotation text" w:semiHidden="1" w:unhideWhenUsed="1"/>
-    <w:lsdException w:name="heading 3" w:uiPriority="9" w:semiHidden="1" w:unhideWhenUsed="1" w:qFormat="1"/>
-    <w:lsdException w:name="table of figures" w:semiHidden="1" w:unhideWhenUsed="1"/>
-    <w:lsdException w:name="index 6" w:semiHidden="1" w:unhideWhenUsed="1"/>
-    <w:lsdException w:name="heading 9" w:uiPriority="9" w:semiHidden="1" w:unhideWhenUsed="1" w:qFormat="1"/>
-    <w:lsdException w:name="List Continue 2" w:semiHidden="1" w:unhideWhenUsed="1"/>
-    <w:lsdException w:name="toc 6" w:uiPriority="39" w:semiHidden="1" w:unhideWhenUsed="1"/>
-    <w:lsdException w:name="footnote reference" w:semiHidden="1" w:unhideWhenUsed="1"/>
-    <w:lsdException w:name="index 1" w:semiHidden="1" w:unhideWhenUsed="1"/>
-    <w:lsdException w:name="index 3" w:semiHidden="1" w:unhideWhenUsed="1"/>
-    <w:lsdException w:name="heading 8" w:uiPriority="9" w:semiHidden="1" w:unhideWhenUsed="1" w:qFormat="1"/>
-    <w:lsdException w:name="Subtitle" w:uiPriority="11" w:qFormat="1"/>
-    <w:lsdException w:name="List Number 3" w:semiHidden="1" w:unhideWhenUsed="1"/>
-    <w:lsdException w:name="List Bullet 3" w:semiHidden="1" w:unhideWhenUsed="1"/>
-    <w:lsdException w:name="footer" w:semiHidden="1" w:unhideWhenUsed="1"/>
-    <w:lsdException w:name="List Number 5" w:semiHidden="1" w:unhideWhenUsed="1"/>
-    <w:lsdException w:name="toc 5" w:uiPriority="39" w:semiHidden="1" w:unhideWhenUsed="1"/>
-    <w:lsdException w:name="Body Text First Indent" w:semiHidden="1" w:unhideWhenUsed="1"/>
-    <w:lsdException w:name="toc 1" w:uiPriority="39" w:semiHidden="1" w:unhideWhenUsed="1"/>
-    <w:lsdException w:name="toc 7" w:uiPriority="39" w:semiHidden="1" w:unhideWhenUsed="1"/>
-    <w:lsdException w:name="index 8" w:semiHidden="1" w:unhideWhenUsed="1"/>
-    <w:lsdException w:name="heading 1" w:uiPriority="9" w:qFormat="1"/>
-    <w:lsdException w:name="index 4" w:semiHidden="1" w:unhideWhenUsed="1"/>
-    <w:lsdException w:name="envelope address" w:semiHidden="1" w:unhideWhenUsed="1"/>
-    <w:lsdException w:name="index 2" w:semiHidden="1" w:unhideWhenUsed="1"/>
-    <w:lsdException w:name="Body Text 3" w:semiHidden="1" w:unhideWhenUsed="1"/>
-    <w:lsdException w:name="List Continue 4" w:semiHidden="1" w:unhideWhenUsed="1"/>
-    <w:lsdException w:name="Closing" w:semiHidden="1" w:unhideWhenUsed="1"/>
-    <w:lsdException w:name="Note Heading" w:semiHidden="1" w:unhideWhenUsed="1"/>
-    <w:lsdException w:name="Body Text First Indent 2" w:semiHidden="1" w:unhideWhenUsed="1"/>
-    <w:lsdException w:name="heading 6" w:uiPriority="9" w:semiHidden="1" w:unhideWhenUsed="1" w:qFormat="1"/>
   </w:latentStyles>
-  <w:style w:type="paragraph" w:styleId="000003">
+  <w:style w:type="paragraph" w:styleId="000004">
     <w:name w:val="toc 1"/>
-    <w:basedOn w:val="Normal"/>
+    <w:basedOn w:val="000002"/>
     <w:qFormat w:val="1"/>
     <w:pPr>
       <w:tabs>
@@ -12157,27 +12630,10 @@
       <w:szCs w:val="24"/>
     </w:rPr>
   </w:style>
-  <w:style w:type="paragraph" w:styleId="000004">
-    <w:name w:val="toc 2"/>
-    <w:basedOn w:val="Normal"/>
-    <w:qFormat w:val="1"/>
-    <w:pPr>
-      <w:tabs>
-        <w:tab w:val="right" w:leader="dot" w:pos="9072"/>
-      </w:tabs>
-      <w:spacing w:after="60" w:line="360"/>
-      <w:ind w:left="420"/>
-    </w:pPr>
-    <w:rPr>
-      <w:rFonts w:ascii="SimSun" w:hAnsi="SimSun" w:eastAsia="SimSun" w:cs="SimSun"/>
-      <w:sz w:val="24"/>
-      <w:szCs w:val="24"/>
-    </w:rPr>
-  </w:style>
-  <w:style w:type="paragraph" w:styleId="000005">
+  <w:style w:type="paragraph" w:styleId="000001">
     <w:name w:val="heading 1"/>
-    <w:basedOn w:val="Normal"/>
-    <w:next w:val="Normal"/>
+    <w:basedOn w:val="000002"/>
+    <w:next w:val="000002"/>
     <w:uiPriority w:val="9"/>
     <w:qFormat w:val="1"/>
     <w:pPr>
@@ -12192,10 +12648,10 @@
       <w:szCs w:val="32"/>
     </w:rPr>
   </w:style>
-  <w:style w:type="paragraph" w:styleId="000006">
+  <w:style w:type="paragraph" w:styleId="000003">
     <w:name w:val="heading 2"/>
-    <w:basedOn w:val="Normal"/>
-    <w:next w:val="Normal"/>
+    <w:basedOn w:val="000002"/>
+    <w:next w:val="000002"/>
     <w:uiPriority w:val="9"/>
     <w:qFormat w:val="1"/>
     <w:pPr>
@@ -12208,6 +12664,23 @@
       <w:b w:val="1"/>
       <w:sz w:val="26"/>
       <w:szCs w:val="26"/>
+    </w:rPr>
+  </w:style>
+  <w:style w:type="paragraph" w:styleId="000005">
+    <w:name w:val="toc 2"/>
+    <w:basedOn w:val="000002"/>
+    <w:qFormat w:val="1"/>
+    <w:pPr>
+      <w:tabs>
+        <w:tab w:val="right" w:leader="dot" w:pos="9072"/>
+      </w:tabs>
+      <w:spacing w:after="60" w:line="360"/>
+      <w:ind w:left="420"/>
+    </w:pPr>
+    <w:rPr>
+      <w:rFonts w:ascii="SimSun" w:hAnsi="SimSun" w:eastAsia="SimSun" w:cs="SimSun"/>
+      <w:sz w:val="24"/>
+      <w:szCs w:val="24"/>
     </w:rPr>
   </w:style>
 </w:styles>
